--- a/public/database/Write Essay/ESSAY/PTE_Essay_Bilingual_Argument_Ideas_Table.docx
+++ b/public/database/Write Essay/ESSAY/PTE_Essay_Bilingual_Argument_Ideas_Table.docx
@@ -2,53 +2,24 @@
 <file path=word/document.xml><?xml version="1.0" encoding="utf-8"?>
 <w:document xmlns:wpc="http://schemas.microsoft.com/office/word/2010/wordprocessingCanvas" xmlns:mo="http://schemas.microsoft.com/office/mac/office/2008/main" xmlns:mc="http://schemas.openxmlformats.org/markup-compatibility/2006" xmlns:mv="urn:schemas-microsoft-com:mac:vml" xmlns:o="urn:schemas-microsoft-com:office:office" xmlns:r="http://schemas.openxmlformats.org/officeDocument/2006/relationships" xmlns:m="http://schemas.openxmlformats.org/officeDocument/2006/math" xmlns:v="urn:schemas-microsoft-com:vml" xmlns:wp14="http://schemas.microsoft.com/office/word/2010/wordprocessingDrawing" xmlns:wp="http://schemas.openxmlformats.org/drawingml/2006/wordprocessingDrawing" xmlns:w10="urn:schemas-microsoft-com:office:word" xmlns:w="http://schemas.openxmlformats.org/wordprocessingml/2006/main" xmlns:w14="http://schemas.microsoft.com/office/word/2010/wordml" xmlns:wpg="http://schemas.microsoft.com/office/word/2010/wordprocessingGroup" xmlns:wpi="http://schemas.microsoft.com/office/word/2010/wordprocessingInk" xmlns:wne="http://schemas.microsoft.com/office/word/2006/wordml" xmlns:wps="http://schemas.microsoft.com/office/word/2010/wordprocessingShape" mc:Ignorable="w14 wp14">
   <w:body>
-    <w:p>
-      <w:pPr>
-        <w:spacing w:before="0" w:after="40"/>
-        <w:jc w:val="center"/>
-      </w:pPr>
-      <w:r>
-        <w:rPr>
-          <w:rFonts w:ascii="Arial" w:hAnsi="Arial"/>
-          <w:b/>
-          <w:color w:val="0F172A"/>
-          <w:sz w:val="27"/>
-        </w:rPr>
-        <w:t>BILINGUAL ESSAY ARGUMENT IDEAS &amp; VOCABULARY BANK (A2 - B1 LEVEL)</w:t>
-      </w:r>
-    </w:p>
-    <w:p>
-      <w:pPr>
-        <w:spacing w:before="0" w:after="160"/>
-        <w:jc w:val="center"/>
-      </w:pPr>
-      <w:r>
-        <w:rPr>
-          <w:rFonts w:ascii="Arial" w:hAnsi="Arial"/>
-          <w:color w:val="64748B"/>
-          <w:sz w:val="19"/>
-        </w:rPr>
-        <w:t>Target Questions: 5, 9, 17, 24, 30, 35, 39, 43, 46 — Simplified A2-B1 English, Natural Vietnamese &amp; Diversified Vocabulary</w:t>
-      </w:r>
-    </w:p>
     <w:tbl>
       <w:tblPr>
         <w:tblW w:type="auto" w:w="0"/>
         <w:jc w:val="center"/>
         <w:tblLook w:firstColumn="1" w:firstRow="1" w:lastColumn="0" w:lastRow="0" w:noHBand="0" w:noVBand="1" w:val="04A0"/>
         <w:tblBorders>
-          <w:top w:val="single" w:sz="4" w:space="0" w:color="1E293B"/>
-          <w:bottom w:val="single" w:sz="4" w:space="0" w:color="1E293B"/>
-          <w:left w:val="single" w:sz="4" w:space="0" w:color="1E293B"/>
-          <w:right w:val="single" w:sz="4" w:space="0" w:color="1E293B"/>
-          <w:insideH w:val="single" w:sz="4" w:space="0" w:color="1E293B"/>
-          <w:insideV w:val="single" w:sz="4" w:space="0" w:color="1E293B"/>
+          <w:top w:val="single" w:sz="4" w:space="0" w:color="000000"/>
+          <w:bottom w:val="single" w:sz="4" w:space="0" w:color="000000"/>
+          <w:left w:val="single" w:sz="4" w:space="0" w:color="000000"/>
+          <w:right w:val="single" w:sz="4" w:space="0" w:color="000000"/>
+          <w:insideH w:val="single" w:sz="4" w:space="0" w:color="000000"/>
+          <w:insideV w:val="single" w:sz="4" w:space="0" w:color="000000"/>
         </w:tblBorders>
       </w:tblPr>
       <w:tblGrid>
-        <w:gridCol w:w="5035"/>
-        <w:gridCol w:w="5035"/>
-        <w:gridCol w:w="5035"/>
+        <w:gridCol w:w="3600"/>
+        <w:gridCol w:w="3600"/>
+        <w:gridCol w:w="3600"/>
       </w:tblGrid>
       <w:tr>
         <w:trPr>
@@ -56,13 +27,12 @@
         </w:trPr>
         <w:tc>
           <w:tcPr>
-            <w:tcW w:type="dxa" w:w="936"/>
-            <w:shd w:fill="F1F5F9"/>
+            <w:tcW w:type="dxa" w:w="648"/>
             <w:tcMar>
-              <w:top w:w="120" w:type="dxa"/>
-              <w:bottom w:w="120" w:type="dxa"/>
-              <w:left w:w="140" w:type="dxa"/>
-              <w:right w:w="140" w:type="dxa"/>
+              <w:top w:w="100" w:type="dxa"/>
+              <w:bottom w:w="100" w:type="dxa"/>
+              <w:left w:w="120" w:type="dxa"/>
+              <w:right w:w="120" w:type="dxa"/>
             </w:tcMar>
             <w:vAlign w:val="center"/>
           </w:tcPr>
@@ -75,8 +45,8 @@
               <w:rPr>
                 <w:rFonts w:ascii="Arial" w:hAnsi="Arial"/>
                 <w:b/>
-                <w:color w:val="0F172A"/>
-                <w:sz w:val="21"/>
+                <w:color w:val="000000"/>
+                <w:sz w:val="20"/>
               </w:rPr>
               <w:t>ID</w:t>
             </w:r>
@@ -84,13 +54,12 @@
         </w:tc>
         <w:tc>
           <w:tcPr>
-            <w:tcW w:type="dxa" w:w="4608"/>
-            <w:shd w:fill="F1F5F9"/>
+            <w:tcW w:type="dxa" w:w="3816"/>
             <w:tcMar>
-              <w:top w:w="120" w:type="dxa"/>
-              <w:bottom w:w="120" w:type="dxa"/>
-              <w:left w:w="140" w:type="dxa"/>
-              <w:right w:w="140" w:type="dxa"/>
+              <w:top w:w="100" w:type="dxa"/>
+              <w:bottom w:w="100" w:type="dxa"/>
+              <w:left w:w="120" w:type="dxa"/>
+              <w:right w:w="120" w:type="dxa"/>
             </w:tcMar>
             <w:vAlign w:val="center"/>
           </w:tcPr>
@@ -103,8 +72,8 @@
               <w:rPr>
                 <w:rFonts w:ascii="Arial" w:hAnsi="Arial"/>
                 <w:b/>
-                <w:color w:val="0F172A"/>
-                <w:sz w:val="21"/>
+                <w:color w:val="000000"/>
+                <w:sz w:val="20"/>
               </w:rPr>
               <w:t>Question</w:t>
             </w:r>
@@ -112,13 +81,12 @@
         </w:tc>
         <w:tc>
           <w:tcPr>
-            <w:tcW w:type="dxa" w:w="9562"/>
-            <w:shd w:fill="F1F5F9"/>
+            <w:tcW w:type="dxa" w:w="6336"/>
             <w:tcMar>
-              <w:top w:w="120" w:type="dxa"/>
-              <w:bottom w:w="120" w:type="dxa"/>
-              <w:left w:w="140" w:type="dxa"/>
-              <w:right w:w="140" w:type="dxa"/>
+              <w:top w:w="100" w:type="dxa"/>
+              <w:bottom w:w="100" w:type="dxa"/>
+              <w:left w:w="120" w:type="dxa"/>
+              <w:right w:w="120" w:type="dxa"/>
             </w:tcMar>
             <w:vAlign w:val="center"/>
           </w:tcPr>
@@ -131,10 +99,10 @@
               <w:rPr>
                 <w:rFonts w:ascii="Arial" w:hAnsi="Arial"/>
                 <w:b/>
-                <w:color w:val="0F172A"/>
-                <w:sz w:val="21"/>
-              </w:rPr>
-              <w:t>Ideas &amp; Suggested Vocabulary</w:t>
+                <w:color w:val="000000"/>
+                <w:sz w:val="20"/>
+              </w:rPr>
+              <w:t>Ideas</w:t>
             </w:r>
           </w:p>
         </w:tc>
@@ -145,93 +113,92 @@
         </w:trPr>
         <w:tc>
           <w:tcPr>
-            <w:tcW w:type="dxa" w:w="936"/>
+            <w:tcW w:type="dxa" w:w="648"/>
             <w:vMerge w:val="restart"/>
             <w:tcMar>
-              <w:top w:w="140" w:type="dxa"/>
-              <w:bottom w:w="140" w:type="dxa"/>
-              <w:left w:w="100" w:type="dxa"/>
-              <w:right w:w="100" w:type="dxa"/>
-            </w:tcMar>
-            <w:vAlign w:val="center"/>
-          </w:tcPr>
-          <w:p>
-            <w:pPr>
-              <w:spacing w:before="80" w:after="80"/>
-              <w:jc w:val="center"/>
-            </w:pPr>
-            <w:r>
-              <w:rPr>
-                <w:rFonts w:ascii="Arial" w:hAnsi="Arial"/>
-                <w:b/>
-                <w:color w:val="0F172A"/>
-                <w:sz w:val="22"/>
-              </w:rPr>
-              <w:t>5</w:t>
-            </w:r>
-          </w:p>
-        </w:tc>
-        <w:tc>
-          <w:tcPr>
-            <w:tcW w:type="dxa" w:w="4608"/>
-            <w:vMerge w:val="restart"/>
-            <w:tcMar>
-              <w:top w:w="140" w:type="dxa"/>
-              <w:bottom w:w="140" w:type="dxa"/>
-              <w:left w:w="140" w:type="dxa"/>
-              <w:right w:w="140" w:type="dxa"/>
-            </w:tcMar>
-            <w:vAlign w:val="center"/>
-          </w:tcPr>
-          <w:p>
-            <w:pPr>
-              <w:spacing w:before="80" w:after="80" w:line="276" w:lineRule="auto"/>
-              <w:jc w:val="left"/>
-            </w:pPr>
-            <w:r>
-              <w:rPr>
-                <w:rFonts w:ascii="Arial" w:hAnsi="Arial"/>
-                <w:color w:val="1E293B"/>
-                <w:sz w:val="19"/>
-              </w:rPr>
-              <w:t>With cities expanding, governments should look forward to creating better networks of public transport available for everyone rather than building more roads for vehicle owning population. To what extent do you agree or disagree?</w:t>
-            </w:r>
-          </w:p>
-        </w:tc>
-        <w:tc>
-          <w:tcPr>
-            <w:tcW w:type="dxa" w:w="9562"/>
-            <w:tcMar>
-              <w:top w:w="140" w:type="dxa"/>
-              <w:bottom w:w="140" w:type="dxa"/>
-              <w:left w:w="160" w:type="dxa"/>
-              <w:right w:w="160" w:type="dxa"/>
+              <w:top w:w="120" w:type="dxa"/>
+              <w:bottom w:w="120" w:type="dxa"/>
+              <w:left w:w="80" w:type="dxa"/>
+              <w:right w:w="80" w:type="dxa"/>
             </w:tcMar>
             <w:vAlign w:val="top"/>
           </w:tcPr>
           <w:p>
             <w:pPr>
-              <w:spacing w:before="40" w:after="80" w:line="276" w:lineRule="auto"/>
+              <w:spacing w:before="40" w:after="40"/>
+              <w:jc w:val="center"/>
             </w:pPr>
             <w:r>
               <w:rPr>
                 <w:rFonts w:ascii="Arial" w:hAnsi="Arial"/>
-                <w:b/>
-                <w:color w:val="111827"/>
+                <w:color w:val="000000"/>
                 <w:sz w:val="20"/>
               </w:rPr>
-              <w:t>Opinion: Agree (Đồng ý - Nên ưu tiên xe buýt và tàu điện)</w:t>
+              <w:t>5</w:t>
+            </w:r>
+          </w:p>
+        </w:tc>
+        <w:tc>
+          <w:tcPr>
+            <w:tcW w:type="dxa" w:w="3816"/>
+            <w:vMerge w:val="restart"/>
+            <w:tcMar>
+              <w:top w:w="120" w:type="dxa"/>
+              <w:bottom w:w="120" w:type="dxa"/>
+              <w:left w:w="120" w:type="dxa"/>
+              <w:right w:w="120" w:type="dxa"/>
+            </w:tcMar>
+            <w:vAlign w:val="top"/>
+          </w:tcPr>
+          <w:p>
+            <w:pPr>
+              <w:spacing w:before="40" w:after="40" w:line="276" w:lineRule="auto"/>
+              <w:jc w:val="left"/>
+            </w:pPr>
+            <w:r>
+              <w:rPr>
+                <w:rFonts w:ascii="Arial" w:hAnsi="Arial"/>
+                <w:color w:val="000000"/>
+                <w:sz w:val="19"/>
+              </w:rPr>
+              <w:t>With cities expanding, governments should look forward to creating better networks of public transport available for everyone rather than building more roads for vehicle owning population. To what extent do you agree or disagree?</w:t>
+            </w:r>
+          </w:p>
+        </w:tc>
+        <w:tc>
+          <w:tcPr>
+            <w:tcW w:type="dxa" w:w="6336"/>
+            <w:tcMar>
+              <w:top w:w="120" w:type="dxa"/>
+              <w:bottom w:w="120" w:type="dxa"/>
+              <w:left w:w="140" w:type="dxa"/>
+              <w:right w:w="140" w:type="dxa"/>
+            </w:tcMar>
+            <w:vAlign w:val="top"/>
+          </w:tcPr>
+          <w:p>
+            <w:pPr>
+              <w:spacing w:before="20" w:after="60" w:line="276" w:lineRule="auto"/>
+            </w:pPr>
+            <w:r>
+              <w:rPr>
+                <w:rFonts w:ascii="Arial" w:hAnsi="Arial"/>
+                <w:b/>
+                <w:color w:val="000000"/>
+                <w:sz w:val="20"/>
+              </w:rPr>
+              <w:t>Opinion: Agree (Đồng ý)</w:t>
             </w:r>
           </w:p>
           <w:p>
             <w:pPr>
-              <w:spacing w:before="60" w:after="40" w:line="276" w:lineRule="auto"/>
+              <w:spacing w:before="40" w:after="20" w:line="276" w:lineRule="auto"/>
             </w:pPr>
             <w:r>
               <w:rPr>
                 <w:rFonts w:ascii="Arial" w:hAnsi="Arial"/>
                 <w:b/>
-                <w:color w:val="0F172A"/>
+                <w:color w:val="000000"/>
                 <w:sz w:val="19"/>
               </w:rPr>
               <w:t xml:space="preserve">Point 1: </w:t>
@@ -239,8 +206,7 @@
             <w:r>
               <w:rPr>
                 <w:rFonts w:ascii="Arial" w:hAnsi="Arial"/>
-                <w:b/>
-                <w:color w:val="1E293B"/>
+                <w:color w:val="111827"/>
                 <w:sz w:val="19"/>
               </w:rPr>
               <w:t>Saving money for workers and students (Tiết kiệm tiền đi lại cho người lao động và học sinh)</w:t>
@@ -248,8 +214,8 @@
           </w:p>
           <w:p>
             <w:pPr>
-              <w:spacing w:before="20" w:after="40" w:line="276" w:lineRule="auto"/>
-              <w:ind w:left="259"/>
+              <w:spacing w:before="0" w:after="20" w:line="276" w:lineRule="auto"/>
+              <w:ind w:left="216"/>
             </w:pPr>
             <w:r>
               <w:rPr>
@@ -263,7 +229,7 @@
             <w:r>
               <w:rPr>
                 <w:rFonts w:ascii="Arial" w:hAnsi="Arial"/>
-                <w:color w:val="1E293B"/>
+                <w:color w:val="1F2937"/>
                 <w:sz w:val="18"/>
               </w:rPr>
               <w:t>Cheap bus and train tickets help poor workers and students travel easily without worrying about high fuel costs.</w:t>
@@ -271,8 +237,8 @@
           </w:p>
           <w:p>
             <w:pPr>
-              <w:spacing w:before="20" w:after="60" w:line="276" w:lineRule="auto"/>
-              <w:ind w:left="259"/>
+              <w:spacing w:before="0" w:after="40" w:line="276" w:lineRule="auto"/>
+              <w:ind w:left="216"/>
             </w:pPr>
             <w:r>
               <w:rPr>
@@ -286,7 +252,7 @@
             <w:r>
               <w:rPr>
                 <w:rFonts w:ascii="Arial" w:hAnsi="Arial"/>
-                <w:color w:val="475569"/>
+                <w:color w:val="4B5563"/>
                 <w:sz w:val="18"/>
               </w:rPr>
               <w:t>Vé xe buýt và tàu điện giá rẻ giúp người lao động nghèo và học sinh, sinh viên đi lại dễ dàng mà không phải lo tiền xăng xe đắt đỏ.</w:t>
@@ -294,13 +260,13 @@
           </w:p>
           <w:p>
             <w:pPr>
-              <w:spacing w:before="60" w:after="40" w:line="276" w:lineRule="auto"/>
+              <w:spacing w:before="40" w:after="20" w:line="276" w:lineRule="auto"/>
             </w:pPr>
             <w:r>
               <w:rPr>
                 <w:rFonts w:ascii="Arial" w:hAnsi="Arial"/>
                 <w:b/>
-                <w:color w:val="0F172A"/>
+                <w:color w:val="000000"/>
                 <w:sz w:val="19"/>
               </w:rPr>
               <w:t xml:space="preserve">Point 2: </w:t>
@@ -308,8 +274,7 @@
             <w:r>
               <w:rPr>
                 <w:rFonts w:ascii="Arial" w:hAnsi="Arial"/>
-                <w:b/>
-                <w:color w:val="1E293B"/>
+                <w:color w:val="111827"/>
                 <w:sz w:val="19"/>
               </w:rPr>
               <w:t>Reducing traffic jams and air pollution (Giảm bớt kẹt xe và khói bụi độc hại)</w:t>
@@ -317,8 +282,8 @@
           </w:p>
           <w:p>
             <w:pPr>
-              <w:spacing w:before="20" w:after="40" w:line="276" w:lineRule="auto"/>
-              <w:ind w:left="259"/>
+              <w:spacing w:before="0" w:after="20" w:line="276" w:lineRule="auto"/>
+              <w:ind w:left="216"/>
             </w:pPr>
             <w:r>
               <w:rPr>
@@ -332,7 +297,7 @@
             <w:r>
               <w:rPr>
                 <w:rFonts w:ascii="Arial" w:hAnsi="Arial"/>
-                <w:color w:val="1E293B"/>
+                <w:color w:val="1F2937"/>
                 <w:sz w:val="18"/>
               </w:rPr>
               <w:t>When more people use buses, there are fewer motorbikes and cars on the street, which makes the air cleaner and roads less crowded.</w:t>
@@ -340,8 +305,8 @@
           </w:p>
           <w:p>
             <w:pPr>
-              <w:spacing w:before="20" w:after="60" w:line="276" w:lineRule="auto"/>
-              <w:ind w:left="259"/>
+              <w:spacing w:before="0" w:after="40" w:line="276" w:lineRule="auto"/>
+              <w:ind w:left="216"/>
             </w:pPr>
             <w:r>
               <w:rPr>
@@ -355,7 +320,7 @@
             <w:r>
               <w:rPr>
                 <w:rFonts w:ascii="Arial" w:hAnsi="Arial"/>
-                <w:color w:val="475569"/>
+                <w:color w:val="4B5563"/>
                 <w:sz w:val="18"/>
               </w:rPr>
               <w:t>Khi nhiều người đi xe buýt hơn, đường phố sẽ bớt xe máy và ô tô, giúp không khí trong lành hơn và giảm hẳn tình trạng tắc đường.</w:t>
@@ -363,29 +328,29 @@
           </w:p>
           <w:p>
             <w:pPr>
-              <w:spacing w:before="80" w:after="40" w:line="276" w:lineRule="auto"/>
+              <w:spacing w:before="60" w:after="20" w:line="276" w:lineRule="auto"/>
             </w:pPr>
             <w:r>
               <w:rPr>
                 <w:rFonts w:ascii="Arial" w:hAnsi="Arial"/>
                 <w:b/>
-                <w:color w:val="4338CA"/>
-                <w:sz w:val="19"/>
-              </w:rPr>
-              <w:t>Key Vocabulary / Useful Phrases (Từ vựng &amp; Cụm từ gợi ý):</w:t>
+                <w:color w:val="4F46E5"/>
+                <w:sz w:val="18"/>
+              </w:rPr>
+              <w:t>Suggested Vocabulary (Từ vựng gợi ý):</w:t>
             </w:r>
           </w:p>
           <w:p>
             <w:pPr>
-              <w:spacing w:before="20" w:after="20" w:line="276" w:lineRule="auto"/>
-              <w:ind w:left="259"/>
+              <w:spacing w:before="0" w:after="20" w:line="269" w:lineRule="auto"/>
+              <w:ind w:left="216"/>
             </w:pPr>
             <w:r>
               <w:rPr>
                 <w:rFonts w:ascii="Arial" w:hAnsi="Arial"/>
                 <w:b/>
-                <w:color w:val="4F46E5"/>
-                <w:sz w:val="18"/>
+                <w:color w:val="6366F1"/>
+                <w:sz w:val="17"/>
               </w:rPr>
               <w:t xml:space="preserve">• </w:t>
             </w:r>
@@ -393,31 +358,31 @@
               <w:rPr>
                 <w:rFonts w:ascii="Arial" w:hAnsi="Arial"/>
                 <w:b/>
-                <w:color w:val="0F172A"/>
-                <w:sz w:val="18"/>
+                <w:color w:val="111827"/>
+                <w:sz w:val="17"/>
               </w:rPr>
               <w:t xml:space="preserve">cheap bus fare: </w:t>
             </w:r>
             <w:r>
               <w:rPr>
                 <w:rFonts w:ascii="Arial" w:hAnsi="Arial"/>
-                <w:color w:val="475569"/>
-                <w:sz w:val="18"/>
+                <w:color w:val="4B5563"/>
+                <w:sz w:val="17"/>
               </w:rPr>
               <w:t>vé xe buýt giá rẻ</w:t>
             </w:r>
           </w:p>
           <w:p>
             <w:pPr>
-              <w:spacing w:before="20" w:after="20" w:line="276" w:lineRule="auto"/>
-              <w:ind w:left="259"/>
+              <w:spacing w:before="0" w:after="20" w:line="269" w:lineRule="auto"/>
+              <w:ind w:left="216"/>
             </w:pPr>
             <w:r>
               <w:rPr>
                 <w:rFonts w:ascii="Arial" w:hAnsi="Arial"/>
                 <w:b/>
-                <w:color w:val="4F46E5"/>
-                <w:sz w:val="18"/>
+                <w:color w:val="6366F1"/>
+                <w:sz w:val="17"/>
               </w:rPr>
               <w:t xml:space="preserve">• </w:t>
             </w:r>
@@ -425,31 +390,31 @@
               <w:rPr>
                 <w:rFonts w:ascii="Arial" w:hAnsi="Arial"/>
                 <w:b/>
-                <w:color w:val="0F172A"/>
-                <w:sz w:val="18"/>
+                <w:color w:val="111827"/>
+                <w:sz w:val="17"/>
               </w:rPr>
               <w:t xml:space="preserve">save travel costs: </w:t>
             </w:r>
             <w:r>
               <w:rPr>
                 <w:rFonts w:ascii="Arial" w:hAnsi="Arial"/>
-                <w:color w:val="475569"/>
-                <w:sz w:val="18"/>
+                <w:color w:val="4B5563"/>
+                <w:sz w:val="17"/>
               </w:rPr>
               <w:t>tiết kiệm chi phí đi lại</w:t>
             </w:r>
           </w:p>
           <w:p>
             <w:pPr>
-              <w:spacing w:before="20" w:after="20" w:line="276" w:lineRule="auto"/>
-              <w:ind w:left="259"/>
+              <w:spacing w:before="0" w:after="20" w:line="269" w:lineRule="auto"/>
+              <w:ind w:left="216"/>
             </w:pPr>
             <w:r>
               <w:rPr>
                 <w:rFonts w:ascii="Arial" w:hAnsi="Arial"/>
                 <w:b/>
-                <w:color w:val="4F46E5"/>
-                <w:sz w:val="18"/>
+                <w:color w:val="6366F1"/>
+                <w:sz w:val="17"/>
               </w:rPr>
               <w:t xml:space="preserve">• </w:t>
             </w:r>
@@ -457,31 +422,31 @@
               <w:rPr>
                 <w:rFonts w:ascii="Arial" w:hAnsi="Arial"/>
                 <w:b/>
-                <w:color w:val="0F172A"/>
-                <w:sz w:val="18"/>
+                <w:color w:val="111827"/>
+                <w:sz w:val="17"/>
               </w:rPr>
               <w:t xml:space="preserve">avoid heavy traffic / traffic jam: </w:t>
             </w:r>
             <w:r>
               <w:rPr>
                 <w:rFonts w:ascii="Arial" w:hAnsi="Arial"/>
-                <w:color w:val="475569"/>
-                <w:sz w:val="18"/>
+                <w:color w:val="4B5563"/>
+                <w:sz w:val="17"/>
               </w:rPr>
               <w:t>tránh tắc đường / kẹt xe</w:t>
             </w:r>
           </w:p>
           <w:p>
             <w:pPr>
-              <w:spacing w:before="20" w:after="20" w:line="276" w:lineRule="auto"/>
-              <w:ind w:left="259"/>
+              <w:spacing w:before="0" w:after="20" w:line="269" w:lineRule="auto"/>
+              <w:ind w:left="216"/>
             </w:pPr>
             <w:r>
               <w:rPr>
                 <w:rFonts w:ascii="Arial" w:hAnsi="Arial"/>
                 <w:b/>
-                <w:color w:val="4F46E5"/>
-                <w:sz w:val="18"/>
+                <w:color w:val="6366F1"/>
+                <w:sz w:val="17"/>
               </w:rPr>
               <w:t xml:space="preserve">• </w:t>
             </w:r>
@@ -489,31 +454,31 @@
               <w:rPr>
                 <w:rFonts w:ascii="Arial" w:hAnsi="Arial"/>
                 <w:b/>
-                <w:color w:val="0F172A"/>
-                <w:sz w:val="18"/>
+                <w:color w:val="111827"/>
+                <w:sz w:val="17"/>
               </w:rPr>
               <w:t xml:space="preserve">cut down air pollution: </w:t>
             </w:r>
             <w:r>
               <w:rPr>
                 <w:rFonts w:ascii="Arial" w:hAnsi="Arial"/>
-                <w:color w:val="475569"/>
-                <w:sz w:val="18"/>
+                <w:color w:val="4B5563"/>
+                <w:sz w:val="17"/>
               </w:rPr>
               <w:t>giảm bớt ô nhiễm không khí</w:t>
             </w:r>
           </w:p>
           <w:p>
             <w:pPr>
-              <w:spacing w:before="20" w:after="20" w:line="276" w:lineRule="auto"/>
-              <w:ind w:left="259"/>
+              <w:spacing w:before="0" w:after="20" w:line="269" w:lineRule="auto"/>
+              <w:ind w:left="216"/>
             </w:pPr>
             <w:r>
               <w:rPr>
                 <w:rFonts w:ascii="Arial" w:hAnsi="Arial"/>
                 <w:b/>
-                <w:color w:val="4F46E5"/>
-                <w:sz w:val="18"/>
+                <w:color w:val="6366F1"/>
+                <w:sz w:val="17"/>
               </w:rPr>
               <w:t xml:space="preserve">• </w:t>
             </w:r>
@@ -521,16 +486,16 @@
               <w:rPr>
                 <w:rFonts w:ascii="Arial" w:hAnsi="Arial"/>
                 <w:b/>
-                <w:color w:val="0F172A"/>
-                <w:sz w:val="18"/>
+                <w:color w:val="111827"/>
+                <w:sz w:val="17"/>
               </w:rPr>
               <w:t xml:space="preserve">eco-friendly lifestyle: </w:t>
             </w:r>
             <w:r>
               <w:rPr>
                 <w:rFonts w:ascii="Arial" w:hAnsi="Arial"/>
-                <w:color w:val="475569"/>
-                <w:sz w:val="18"/>
+                <w:color w:val="4B5563"/>
+                <w:sz w:val="17"/>
               </w:rPr>
               <w:t>lối sống thân thiện với môi trường</w:t>
             </w:r>
@@ -543,52 +508,52 @@
         </w:trPr>
         <w:tc>
           <w:tcPr>
-            <w:tcW w:type="dxa" w:w="5035"/>
+            <w:tcW w:type="dxa" w:w="3600"/>
             <w:vMerge/>
           </w:tcPr>
           <w:p/>
         </w:tc>
         <w:tc>
           <w:tcPr>
-            <w:tcW w:type="dxa" w:w="5035"/>
+            <w:tcW w:type="dxa" w:w="3600"/>
             <w:vMerge/>
           </w:tcPr>
           <w:p/>
         </w:tc>
         <w:tc>
           <w:tcPr>
-            <w:tcW w:type="dxa" w:w="9562"/>
+            <w:tcW w:type="dxa" w:w="6336"/>
             <w:tcMar>
-              <w:top w:w="140" w:type="dxa"/>
-              <w:bottom w:w="140" w:type="dxa"/>
-              <w:left w:w="160" w:type="dxa"/>
-              <w:right w:w="160" w:type="dxa"/>
+              <w:top w:w="120" w:type="dxa"/>
+              <w:bottom w:w="120" w:type="dxa"/>
+              <w:left w:w="140" w:type="dxa"/>
+              <w:right w:w="140" w:type="dxa"/>
             </w:tcMar>
             <w:vAlign w:val="top"/>
           </w:tcPr>
           <w:p>
             <w:pPr>
-              <w:spacing w:before="40" w:after="80" w:line="276" w:lineRule="auto"/>
+              <w:spacing w:before="20" w:after="60" w:line="276" w:lineRule="auto"/>
             </w:pPr>
             <w:r>
               <w:rPr>
                 <w:rFonts w:ascii="Arial" w:hAnsi="Arial"/>
                 <w:b/>
-                <w:color w:val="111827"/>
+                <w:color w:val="000000"/>
                 <w:sz w:val="20"/>
               </w:rPr>
-              <w:t>Opinion: Disagree (Không đồng ý - Vẫn rất cần mở rộng đường cho xe máy và ô tô)</w:t>
+              <w:t>Opinion: Disagree (Không đồng ý)</w:t>
             </w:r>
           </w:p>
           <w:p>
             <w:pPr>
-              <w:spacing w:before="60" w:after="40" w:line="276" w:lineRule="auto"/>
+              <w:spacing w:before="40" w:after="20" w:line="276" w:lineRule="auto"/>
             </w:pPr>
             <w:r>
               <w:rPr>
                 <w:rFonts w:ascii="Arial" w:hAnsi="Arial"/>
                 <w:b/>
-                <w:color w:val="0F172A"/>
+                <w:color w:val="000000"/>
                 <w:sz w:val="19"/>
               </w:rPr>
               <w:t xml:space="preserve">Point 1: </w:t>
@@ -596,8 +561,7 @@
             <w:r>
               <w:rPr>
                 <w:rFonts w:ascii="Arial" w:hAnsi="Arial"/>
-                <w:b/>
-                <w:color w:val="1E293B"/>
+                <w:color w:val="111827"/>
                 <w:sz w:val="19"/>
               </w:rPr>
               <w:t>Buses cannot enter small residential alleys (Xe buýt không thể đi vào các con ngõ nhỏ)</w:t>
@@ -605,8 +569,8 @@
           </w:p>
           <w:p>
             <w:pPr>
-              <w:spacing w:before="20" w:after="40" w:line="276" w:lineRule="auto"/>
-              <w:ind w:left="259"/>
+              <w:spacing w:before="0" w:after="20" w:line="276" w:lineRule="auto"/>
+              <w:ind w:left="216"/>
             </w:pPr>
             <w:r>
               <w:rPr>
@@ -620,7 +584,7 @@
             <w:r>
               <w:rPr>
                 <w:rFonts w:ascii="Arial" w:hAnsi="Arial"/>
-                <w:color w:val="1E293B"/>
+                <w:color w:val="1F2937"/>
                 <w:sz w:val="18"/>
               </w:rPr>
               <w:t>In many cities, most families live in deep and narrow alleys where buses cannot go, so people still need motorbikes for daily life.</w:t>
@@ -628,8 +592,8 @@
           </w:p>
           <w:p>
             <w:pPr>
-              <w:spacing w:before="20" w:after="60" w:line="276" w:lineRule="auto"/>
-              <w:ind w:left="259"/>
+              <w:spacing w:before="0" w:after="40" w:line="276" w:lineRule="auto"/>
+              <w:ind w:left="216"/>
             </w:pPr>
             <w:r>
               <w:rPr>
@@ -643,7 +607,7 @@
             <w:r>
               <w:rPr>
                 <w:rFonts w:ascii="Arial" w:hAnsi="Arial"/>
-                <w:color w:val="475569"/>
+                <w:color w:val="4B5563"/>
                 <w:sz w:val="18"/>
               </w:rPr>
               <w:t>Ở nhiều thành phố, người dân sống trong các con ngõ nhỏ và sâu mà xe buýt không vào được, nên mọi người vẫn rất cần xe máy để đi lại hàng ngày.</w:t>
@@ -651,13 +615,13 @@
           </w:p>
           <w:p>
             <w:pPr>
-              <w:spacing w:before="60" w:after="40" w:line="276" w:lineRule="auto"/>
+              <w:spacing w:before="40" w:after="20" w:line="276" w:lineRule="auto"/>
             </w:pPr>
             <w:r>
               <w:rPr>
                 <w:rFonts w:ascii="Arial" w:hAnsi="Arial"/>
                 <w:b/>
-                <w:color w:val="0F172A"/>
+                <w:color w:val="000000"/>
                 <w:sz w:val="19"/>
               </w:rPr>
               <w:t xml:space="preserve">Point 2: </w:t>
@@ -665,8 +629,7 @@
             <w:r>
               <w:rPr>
                 <w:rFonts w:ascii="Arial" w:hAnsi="Arial"/>
-                <w:b/>
-                <w:color w:val="1E293B"/>
+                <w:color w:val="111827"/>
                 <w:sz w:val="19"/>
               </w:rPr>
               <w:t>Need personal vehicles for urgent family needs (Cần xe riêng cho các việc khẩn cấp của gia đình)</w:t>
@@ -674,8 +637,8 @@
           </w:p>
           <w:p>
             <w:pPr>
-              <w:spacing w:before="20" w:after="40" w:line="276" w:lineRule="auto"/>
-              <w:ind w:left="259"/>
+              <w:spacing w:before="0" w:after="20" w:line="276" w:lineRule="auto"/>
+              <w:ind w:left="216"/>
             </w:pPr>
             <w:r>
               <w:rPr>
@@ -689,7 +652,7 @@
             <w:r>
               <w:rPr>
                 <w:rFonts w:ascii="Arial" w:hAnsi="Arial"/>
-                <w:color w:val="1E293B"/>
+                <w:color w:val="1F2937"/>
                 <w:sz w:val="18"/>
               </w:rPr>
               <w:t>Private motorbikes and cars are very important when someone gets sick at night or when a mother needs to buy heavy groceries for the family.</w:t>
@@ -697,8 +660,8 @@
           </w:p>
           <w:p>
             <w:pPr>
-              <w:spacing w:before="20" w:after="60" w:line="276" w:lineRule="auto"/>
-              <w:ind w:left="259"/>
+              <w:spacing w:before="0" w:after="40" w:line="276" w:lineRule="auto"/>
+              <w:ind w:left="216"/>
             </w:pPr>
             <w:r>
               <w:rPr>
@@ -712,7 +675,7 @@
             <w:r>
               <w:rPr>
                 <w:rFonts w:ascii="Arial" w:hAnsi="Arial"/>
-                <w:color w:val="475569"/>
+                <w:color w:val="4B5563"/>
                 <w:sz w:val="18"/>
               </w:rPr>
               <w:t>Xe máy hoặc ô tô riêng rất tiện lợi khi gia đình có người ốm đột xuất vào ban đêm, hoặc khi cha mẹ cần đi chợ chở đồ nặng cho cả nhà.</w:t>
@@ -720,29 +683,29 @@
           </w:p>
           <w:p>
             <w:pPr>
-              <w:spacing w:before="80" w:after="40" w:line="276" w:lineRule="auto"/>
+              <w:spacing w:before="60" w:after="20" w:line="276" w:lineRule="auto"/>
             </w:pPr>
             <w:r>
               <w:rPr>
                 <w:rFonts w:ascii="Arial" w:hAnsi="Arial"/>
                 <w:b/>
-                <w:color w:val="4338CA"/>
-                <w:sz w:val="19"/>
-              </w:rPr>
-              <w:t>Key Vocabulary / Useful Phrases (Từ vựng &amp; Cụm từ gợi ý):</w:t>
+                <w:color w:val="4F46E5"/>
+                <w:sz w:val="18"/>
+              </w:rPr>
+              <w:t>Suggested Vocabulary (Từ vựng gợi ý):</w:t>
             </w:r>
           </w:p>
           <w:p>
             <w:pPr>
-              <w:spacing w:before="20" w:after="20" w:line="276" w:lineRule="auto"/>
-              <w:ind w:left="259"/>
+              <w:spacing w:before="0" w:after="20" w:line="269" w:lineRule="auto"/>
+              <w:ind w:left="216"/>
             </w:pPr>
             <w:r>
               <w:rPr>
                 <w:rFonts w:ascii="Arial" w:hAnsi="Arial"/>
                 <w:b/>
-                <w:color w:val="4F46E5"/>
-                <w:sz w:val="18"/>
+                <w:color w:val="6366F1"/>
+                <w:sz w:val="17"/>
               </w:rPr>
               <w:t xml:space="preserve">• </w:t>
             </w:r>
@@ -750,31 +713,31 @@
               <w:rPr>
                 <w:rFonts w:ascii="Arial" w:hAnsi="Arial"/>
                 <w:b/>
-                <w:color w:val="0F172A"/>
-                <w:sz w:val="18"/>
+                <w:color w:val="111827"/>
+                <w:sz w:val="17"/>
               </w:rPr>
               <w:t xml:space="preserve">narrow residential alley: </w:t>
             </w:r>
             <w:r>
               <w:rPr>
                 <w:rFonts w:ascii="Arial" w:hAnsi="Arial"/>
-                <w:color w:val="475569"/>
-                <w:sz w:val="18"/>
+                <w:color w:val="4B5563"/>
+                <w:sz w:val="17"/>
               </w:rPr>
               <w:t>ngõ nhỏ trong khu dân cư</w:t>
             </w:r>
           </w:p>
           <w:p>
             <w:pPr>
-              <w:spacing w:before="20" w:after="20" w:line="276" w:lineRule="auto"/>
-              <w:ind w:left="259"/>
+              <w:spacing w:before="0" w:after="20" w:line="269" w:lineRule="auto"/>
+              <w:ind w:left="216"/>
             </w:pPr>
             <w:r>
               <w:rPr>
                 <w:rFonts w:ascii="Arial" w:hAnsi="Arial"/>
                 <w:b/>
-                <w:color w:val="4F46E5"/>
-                <w:sz w:val="18"/>
+                <w:color w:val="6366F1"/>
+                <w:sz w:val="17"/>
               </w:rPr>
               <w:t xml:space="preserve">• </w:t>
             </w:r>
@@ -782,31 +745,31 @@
               <w:rPr>
                 <w:rFonts w:ascii="Arial" w:hAnsi="Arial"/>
                 <w:b/>
-                <w:color w:val="0F172A"/>
-                <w:sz w:val="18"/>
+                <w:color w:val="111827"/>
+                <w:sz w:val="17"/>
               </w:rPr>
               <w:t xml:space="preserve">private vehicle: </w:t>
             </w:r>
             <w:r>
               <w:rPr>
                 <w:rFonts w:ascii="Arial" w:hAnsi="Arial"/>
-                <w:color w:val="475569"/>
-                <w:sz w:val="18"/>
+                <w:color w:val="4B5563"/>
+                <w:sz w:val="17"/>
               </w:rPr>
               <w:t>phương tiện cá nhân (xe máy, ô tô)</w:t>
             </w:r>
           </w:p>
           <w:p>
             <w:pPr>
-              <w:spacing w:before="20" w:after="20" w:line="276" w:lineRule="auto"/>
-              <w:ind w:left="259"/>
+              <w:spacing w:before="0" w:after="20" w:line="269" w:lineRule="auto"/>
+              <w:ind w:left="216"/>
             </w:pPr>
             <w:r>
               <w:rPr>
                 <w:rFonts w:ascii="Arial" w:hAnsi="Arial"/>
                 <w:b/>
-                <w:color w:val="4F46E5"/>
-                <w:sz w:val="18"/>
+                <w:color w:val="6366F1"/>
+                <w:sz w:val="17"/>
               </w:rPr>
               <w:t xml:space="preserve">• </w:t>
             </w:r>
@@ -814,31 +777,31 @@
               <w:rPr>
                 <w:rFonts w:ascii="Arial" w:hAnsi="Arial"/>
                 <w:b/>
-                <w:color w:val="0F172A"/>
-                <w:sz w:val="18"/>
+                <w:color w:val="111827"/>
+                <w:sz w:val="17"/>
               </w:rPr>
               <w:t xml:space="preserve">medical emergency: </w:t>
             </w:r>
             <w:r>
               <w:rPr>
                 <w:rFonts w:ascii="Arial" w:hAnsi="Arial"/>
-                <w:color w:val="475569"/>
-                <w:sz w:val="18"/>
+                <w:color w:val="4B5563"/>
+                <w:sz w:val="17"/>
               </w:rPr>
               <w:t>cấp cứu y tế khẩn cấp ban đêm</w:t>
             </w:r>
           </w:p>
           <w:p>
             <w:pPr>
-              <w:spacing w:before="20" w:after="20" w:line="276" w:lineRule="auto"/>
-              <w:ind w:left="259"/>
+              <w:spacing w:before="0" w:after="20" w:line="269" w:lineRule="auto"/>
+              <w:ind w:left="216"/>
             </w:pPr>
             <w:r>
               <w:rPr>
                 <w:rFonts w:ascii="Arial" w:hAnsi="Arial"/>
                 <w:b/>
-                <w:color w:val="4F46E5"/>
-                <w:sz w:val="18"/>
+                <w:color w:val="6366F1"/>
+                <w:sz w:val="17"/>
               </w:rPr>
               <w:t xml:space="preserve">• </w:t>
             </w:r>
@@ -846,31 +809,31 @@
               <w:rPr>
                 <w:rFonts w:ascii="Arial" w:hAnsi="Arial"/>
                 <w:b/>
-                <w:color w:val="0F172A"/>
-                <w:sz w:val="18"/>
+                <w:color w:val="111827"/>
+                <w:sz w:val="17"/>
               </w:rPr>
               <w:t xml:space="preserve">carry heavy groceries: </w:t>
             </w:r>
             <w:r>
               <w:rPr>
                 <w:rFonts w:ascii="Arial" w:hAnsi="Arial"/>
-                <w:color w:val="475569"/>
-                <w:sz w:val="18"/>
+                <w:color w:val="4B5563"/>
+                <w:sz w:val="17"/>
               </w:rPr>
               <w:t>chở đồ đạc / nhu yếu phẩm nặng</w:t>
             </w:r>
           </w:p>
           <w:p>
             <w:pPr>
-              <w:spacing w:before="20" w:after="20" w:line="276" w:lineRule="auto"/>
-              <w:ind w:left="259"/>
+              <w:spacing w:before="0" w:after="20" w:line="269" w:lineRule="auto"/>
+              <w:ind w:left="216"/>
             </w:pPr>
             <w:r>
               <w:rPr>
                 <w:rFonts w:ascii="Arial" w:hAnsi="Arial"/>
                 <w:b/>
-                <w:color w:val="4F46E5"/>
-                <w:sz w:val="18"/>
+                <w:color w:val="6366F1"/>
+                <w:sz w:val="17"/>
               </w:rPr>
               <w:t xml:space="preserve">• </w:t>
             </w:r>
@@ -878,16 +841,16 @@
               <w:rPr>
                 <w:rFonts w:ascii="Arial" w:hAnsi="Arial"/>
                 <w:b/>
-                <w:color w:val="0F172A"/>
-                <w:sz w:val="18"/>
+                <w:color w:val="111827"/>
+                <w:sz w:val="17"/>
               </w:rPr>
               <w:t xml:space="preserve">deliver fresh food: </w:t>
             </w:r>
             <w:r>
               <w:rPr>
                 <w:rFonts w:ascii="Arial" w:hAnsi="Arial"/>
-                <w:color w:val="475569"/>
-                <w:sz w:val="18"/>
+                <w:color w:val="4B5563"/>
+                <w:sz w:val="17"/>
               </w:rPr>
               <w:t>vận chuyển thực phẩm tươi sống</w:t>
             </w:r>
@@ -900,93 +863,92 @@
         </w:trPr>
         <w:tc>
           <w:tcPr>
-            <w:tcW w:type="dxa" w:w="936"/>
+            <w:tcW w:type="dxa" w:w="648"/>
             <w:vMerge w:val="restart"/>
             <w:tcMar>
-              <w:top w:w="140" w:type="dxa"/>
-              <w:bottom w:w="140" w:type="dxa"/>
-              <w:left w:w="100" w:type="dxa"/>
-              <w:right w:w="100" w:type="dxa"/>
-            </w:tcMar>
-            <w:vAlign w:val="center"/>
-          </w:tcPr>
-          <w:p>
-            <w:pPr>
-              <w:spacing w:before="80" w:after="80"/>
-              <w:jc w:val="center"/>
-            </w:pPr>
-            <w:r>
-              <w:rPr>
-                <w:rFonts w:ascii="Arial" w:hAnsi="Arial"/>
-                <w:b/>
-                <w:color w:val="0F172A"/>
-                <w:sz w:val="22"/>
-              </w:rPr>
-              <w:t>9</w:t>
-            </w:r>
-          </w:p>
-        </w:tc>
-        <w:tc>
-          <w:tcPr>
-            <w:tcW w:type="dxa" w:w="4608"/>
-            <w:vMerge w:val="restart"/>
-            <w:tcMar>
-              <w:top w:w="140" w:type="dxa"/>
-              <w:bottom w:w="140" w:type="dxa"/>
-              <w:left w:w="140" w:type="dxa"/>
-              <w:right w:w="140" w:type="dxa"/>
-            </w:tcMar>
-            <w:vAlign w:val="center"/>
-          </w:tcPr>
-          <w:p>
-            <w:pPr>
-              <w:spacing w:before="80" w:after="80" w:line="276" w:lineRule="auto"/>
-              <w:jc w:val="left"/>
-            </w:pPr>
-            <w:r>
-              <w:rPr>
-                <w:rFonts w:ascii="Arial" w:hAnsi="Arial"/>
-                <w:color w:val="1E293B"/>
-                <w:sz w:val="19"/>
-              </w:rPr>
-              <w:t>Climate change is a concerning global issue. Who has the main responsibility to take action to solve this problem, governments, large companies, or individuals?</w:t>
-            </w:r>
-          </w:p>
-        </w:tc>
-        <w:tc>
-          <w:tcPr>
-            <w:tcW w:type="dxa" w:w="9562"/>
-            <w:tcMar>
-              <w:top w:w="140" w:type="dxa"/>
-              <w:bottom w:w="140" w:type="dxa"/>
-              <w:left w:w="160" w:type="dxa"/>
-              <w:right w:w="160" w:type="dxa"/>
+              <w:top w:w="120" w:type="dxa"/>
+              <w:bottom w:w="120" w:type="dxa"/>
+              <w:left w:w="80" w:type="dxa"/>
+              <w:right w:w="80" w:type="dxa"/>
             </w:tcMar>
             <w:vAlign w:val="top"/>
           </w:tcPr>
           <w:p>
             <w:pPr>
-              <w:spacing w:before="40" w:after="80" w:line="276" w:lineRule="auto"/>
+              <w:spacing w:before="40" w:after="40"/>
+              <w:jc w:val="center"/>
             </w:pPr>
             <w:r>
               <w:rPr>
                 <w:rFonts w:ascii="Arial" w:hAnsi="Arial"/>
-                <w:b/>
-                <w:color w:val="111827"/>
+                <w:color w:val="000000"/>
                 <w:sz w:val="20"/>
               </w:rPr>
-              <w:t>Opinion: Governments and Big Companies (Chính phủ và các công ty lớn chịu trách nhiệm chính)</w:t>
+              <w:t>9</w:t>
+            </w:r>
+          </w:p>
+        </w:tc>
+        <w:tc>
+          <w:tcPr>
+            <w:tcW w:type="dxa" w:w="3816"/>
+            <w:vMerge w:val="restart"/>
+            <w:tcMar>
+              <w:top w:w="120" w:type="dxa"/>
+              <w:bottom w:w="120" w:type="dxa"/>
+              <w:left w:w="120" w:type="dxa"/>
+              <w:right w:w="120" w:type="dxa"/>
+            </w:tcMar>
+            <w:vAlign w:val="top"/>
+          </w:tcPr>
+          <w:p>
+            <w:pPr>
+              <w:spacing w:before="40" w:after="40" w:line="276" w:lineRule="auto"/>
+              <w:jc w:val="left"/>
+            </w:pPr>
+            <w:r>
+              <w:rPr>
+                <w:rFonts w:ascii="Arial" w:hAnsi="Arial"/>
+                <w:color w:val="000000"/>
+                <w:sz w:val="19"/>
+              </w:rPr>
+              <w:t>Climate change is a concerning global issue. Who has the main responsibility to take action to solve this problem, governments, large companies, or individuals?</w:t>
+            </w:r>
+          </w:p>
+        </w:tc>
+        <w:tc>
+          <w:tcPr>
+            <w:tcW w:type="dxa" w:w="6336"/>
+            <w:tcMar>
+              <w:top w:w="120" w:type="dxa"/>
+              <w:bottom w:w="120" w:type="dxa"/>
+              <w:left w:w="140" w:type="dxa"/>
+              <w:right w:w="140" w:type="dxa"/>
+            </w:tcMar>
+            <w:vAlign w:val="top"/>
+          </w:tcPr>
+          <w:p>
+            <w:pPr>
+              <w:spacing w:before="20" w:after="60" w:line="276" w:lineRule="auto"/>
+            </w:pPr>
+            <w:r>
+              <w:rPr>
+                <w:rFonts w:ascii="Arial" w:hAnsi="Arial"/>
+                <w:b/>
+                <w:color w:val="000000"/>
+                <w:sz w:val="20"/>
+              </w:rPr>
+              <w:t>Opinion: Governments and Big Companies (Chính phủ &amp; Các công ty lớn)</w:t>
             </w:r>
           </w:p>
           <w:p>
             <w:pPr>
-              <w:spacing w:before="60" w:after="40" w:line="276" w:lineRule="auto"/>
+              <w:spacing w:before="40" w:after="20" w:line="276" w:lineRule="auto"/>
             </w:pPr>
             <w:r>
               <w:rPr>
                 <w:rFonts w:ascii="Arial" w:hAnsi="Arial"/>
                 <w:b/>
-                <w:color w:val="0F172A"/>
+                <w:color w:val="000000"/>
                 <w:sz w:val="19"/>
               </w:rPr>
               <w:t xml:space="preserve">Point 1: </w:t>
@@ -994,8 +956,7 @@
             <w:r>
               <w:rPr>
                 <w:rFonts w:ascii="Arial" w:hAnsi="Arial"/>
-                <w:b/>
-                <w:color w:val="1E293B"/>
+                <w:color w:val="111827"/>
                 <w:sz w:val="19"/>
               </w:rPr>
               <w:t>Making strict laws and stopping factory pollution (Ban hành luật nghiêm và phạt các nhà máy xả thải)</w:t>
@@ -1003,8 +964,8 @@
           </w:p>
           <w:p>
             <w:pPr>
-              <w:spacing w:before="20" w:after="40" w:line="276" w:lineRule="auto"/>
-              <w:ind w:left="259"/>
+              <w:spacing w:before="0" w:after="20" w:line="276" w:lineRule="auto"/>
+              <w:ind w:left="216"/>
             </w:pPr>
             <w:r>
               <w:rPr>
@@ -1018,7 +979,7 @@
             <w:r>
               <w:rPr>
                 <w:rFonts w:ascii="Arial" w:hAnsi="Arial"/>
-                <w:color w:val="1E293B"/>
+                <w:color w:val="1F2937"/>
                 <w:sz w:val="18"/>
               </w:rPr>
               <w:t>Only governments have the power to make strict laws, ban harmful plastics, and force big factories to stop polluting the air and rivers.</w:t>
@@ -1026,8 +987,8 @@
           </w:p>
           <w:p>
             <w:pPr>
-              <w:spacing w:before="20" w:after="60" w:line="276" w:lineRule="auto"/>
-              <w:ind w:left="259"/>
+              <w:spacing w:before="0" w:after="40" w:line="276" w:lineRule="auto"/>
+              <w:ind w:left="216"/>
             </w:pPr>
             <w:r>
               <w:rPr>
@@ -1041,7 +1002,7 @@
             <w:r>
               <w:rPr>
                 <w:rFonts w:ascii="Arial" w:hAnsi="Arial"/>
-                <w:color w:val="475569"/>
+                <w:color w:val="4B5563"/>
                 <w:sz w:val="18"/>
               </w:rPr>
               <w:t>Chỉ chính phủ mới có quyền ra luật nghiêm, cấm đồ nhựa độc hại và bắt các nhà máy lớn phải dừng xả khói bụi ra môi trường.</w:t>
@@ -1049,13 +1010,13 @@
           </w:p>
           <w:p>
             <w:pPr>
-              <w:spacing w:before="60" w:after="40" w:line="276" w:lineRule="auto"/>
+              <w:spacing w:before="40" w:after="20" w:line="276" w:lineRule="auto"/>
             </w:pPr>
             <w:r>
               <w:rPr>
                 <w:rFonts w:ascii="Arial" w:hAnsi="Arial"/>
                 <w:b/>
-                <w:color w:val="0F172A"/>
+                <w:color w:val="000000"/>
                 <w:sz w:val="19"/>
               </w:rPr>
               <w:t xml:space="preserve">Point 2: </w:t>
@@ -1063,8 +1024,7 @@
             <w:r>
               <w:rPr>
                 <w:rFonts w:ascii="Arial" w:hAnsi="Arial"/>
-                <w:b/>
-                <w:color w:val="1E293B"/>
+                <w:color w:val="111827"/>
                 <w:sz w:val="19"/>
               </w:rPr>
               <w:t>Having enough money to build green energy systems (Có đủ tiền để đầu tư điện mặt trời và năng lượng sạch)</w:t>
@@ -1072,8 +1032,8 @@
           </w:p>
           <w:p>
             <w:pPr>
-              <w:spacing w:before="20" w:after="40" w:line="276" w:lineRule="auto"/>
-              <w:ind w:left="259"/>
+              <w:spacing w:before="0" w:after="20" w:line="276" w:lineRule="auto"/>
+              <w:ind w:left="216"/>
             </w:pPr>
             <w:r>
               <w:rPr>
@@ -1087,7 +1047,7 @@
             <w:r>
               <w:rPr>
                 <w:rFonts w:ascii="Arial" w:hAnsi="Arial"/>
-                <w:color w:val="1E293B"/>
+                <w:color w:val="1F2937"/>
                 <w:sz w:val="18"/>
               </w:rPr>
               <w:t>Big companies make the most smoke and waste, and governments are the only ones with enough money to build solar power and green transport.</w:t>
@@ -1095,8 +1055,8 @@
           </w:p>
           <w:p>
             <w:pPr>
-              <w:spacing w:before="20" w:after="60" w:line="276" w:lineRule="auto"/>
-              <w:ind w:left="259"/>
+              <w:spacing w:before="0" w:after="40" w:line="276" w:lineRule="auto"/>
+              <w:ind w:left="216"/>
             </w:pPr>
             <w:r>
               <w:rPr>
@@ -1110,7 +1070,7 @@
             <w:r>
               <w:rPr>
                 <w:rFonts w:ascii="Arial" w:hAnsi="Arial"/>
-                <w:color w:val="475569"/>
+                <w:color w:val="4B5563"/>
                 <w:sz w:val="18"/>
               </w:rPr>
               <w:t>Các công ty lớn tạo ra phần lớn khói thải độc hại, và chỉ có nhà nước mới có đủ ngân sách để làm điện mặt trời và xe buýt điện cho người dân.</w:t>
@@ -1118,29 +1078,29 @@
           </w:p>
           <w:p>
             <w:pPr>
-              <w:spacing w:before="80" w:after="40" w:line="276" w:lineRule="auto"/>
+              <w:spacing w:before="60" w:after="20" w:line="276" w:lineRule="auto"/>
             </w:pPr>
             <w:r>
               <w:rPr>
                 <w:rFonts w:ascii="Arial" w:hAnsi="Arial"/>
                 <w:b/>
-                <w:color w:val="4338CA"/>
-                <w:sz w:val="19"/>
-              </w:rPr>
-              <w:t>Key Vocabulary / Useful Phrases (Từ vựng &amp; Cụm từ gợi ý):</w:t>
+                <w:color w:val="4F46E5"/>
+                <w:sz w:val="18"/>
+              </w:rPr>
+              <w:t>Suggested Vocabulary (Từ vựng gợi ý):</w:t>
             </w:r>
           </w:p>
           <w:p>
             <w:pPr>
-              <w:spacing w:before="20" w:after="20" w:line="276" w:lineRule="auto"/>
-              <w:ind w:left="259"/>
+              <w:spacing w:before="0" w:after="20" w:line="269" w:lineRule="auto"/>
+              <w:ind w:left="216"/>
             </w:pPr>
             <w:r>
               <w:rPr>
                 <w:rFonts w:ascii="Arial" w:hAnsi="Arial"/>
                 <w:b/>
-                <w:color w:val="4F46E5"/>
-                <w:sz w:val="18"/>
+                <w:color w:val="6366F1"/>
+                <w:sz w:val="17"/>
               </w:rPr>
               <w:t xml:space="preserve">• </w:t>
             </w:r>
@@ -1148,31 +1108,31 @@
               <w:rPr>
                 <w:rFonts w:ascii="Arial" w:hAnsi="Arial"/>
                 <w:b/>
-                <w:color w:val="0F172A"/>
-                <w:sz w:val="18"/>
+                <w:color w:val="111827"/>
+                <w:sz w:val="17"/>
               </w:rPr>
               <w:t xml:space="preserve">pass strict laws: </w:t>
             </w:r>
             <w:r>
               <w:rPr>
                 <w:rFonts w:ascii="Arial" w:hAnsi="Arial"/>
-                <w:color w:val="475569"/>
-                <w:sz w:val="18"/>
+                <w:color w:val="4B5563"/>
+                <w:sz w:val="17"/>
               </w:rPr>
               <w:t>ban hành luật nghiêm khắc</w:t>
             </w:r>
           </w:p>
           <w:p>
             <w:pPr>
-              <w:spacing w:before="20" w:after="20" w:line="276" w:lineRule="auto"/>
-              <w:ind w:left="259"/>
+              <w:spacing w:before="0" w:after="20" w:line="269" w:lineRule="auto"/>
+              <w:ind w:left="216"/>
             </w:pPr>
             <w:r>
               <w:rPr>
                 <w:rFonts w:ascii="Arial" w:hAnsi="Arial"/>
                 <w:b/>
-                <w:color w:val="4F46E5"/>
-                <w:sz w:val="18"/>
+                <w:color w:val="6366F1"/>
+                <w:sz w:val="17"/>
               </w:rPr>
               <w:t xml:space="preserve">• </w:t>
             </w:r>
@@ -1180,31 +1140,31 @@
               <w:rPr>
                 <w:rFonts w:ascii="Arial" w:hAnsi="Arial"/>
                 <w:b/>
-                <w:color w:val="0F172A"/>
-                <w:sz w:val="18"/>
+                <w:color w:val="111827"/>
+                <w:sz w:val="17"/>
               </w:rPr>
               <w:t xml:space="preserve">ban single-use plastic: </w:t>
             </w:r>
             <w:r>
               <w:rPr>
                 <w:rFonts w:ascii="Arial" w:hAnsi="Arial"/>
-                <w:color w:val="475569"/>
-                <w:sz w:val="18"/>
+                <w:color w:val="4B5563"/>
+                <w:sz w:val="17"/>
               </w:rPr>
               <w:t>cấm đồ nhựa dùng một lần</w:t>
             </w:r>
           </w:p>
           <w:p>
             <w:pPr>
-              <w:spacing w:before="20" w:after="20" w:line="276" w:lineRule="auto"/>
-              <w:ind w:left="259"/>
+              <w:spacing w:before="0" w:after="20" w:line="269" w:lineRule="auto"/>
+              <w:ind w:left="216"/>
             </w:pPr>
             <w:r>
               <w:rPr>
                 <w:rFonts w:ascii="Arial" w:hAnsi="Arial"/>
                 <w:b/>
-                <w:color w:val="4F46E5"/>
-                <w:sz w:val="18"/>
+                <w:color w:val="6366F1"/>
+                <w:sz w:val="17"/>
               </w:rPr>
               <w:t xml:space="preserve">• </w:t>
             </w:r>
@@ -1212,31 +1172,31 @@
               <w:rPr>
                 <w:rFonts w:ascii="Arial" w:hAnsi="Arial"/>
                 <w:b/>
-                <w:color w:val="0F172A"/>
-                <w:sz w:val="18"/>
+                <w:color w:val="111827"/>
+                <w:sz w:val="17"/>
               </w:rPr>
               <w:t xml:space="preserve">heavy industrial pollution: </w:t>
             </w:r>
             <w:r>
               <w:rPr>
                 <w:rFonts w:ascii="Arial" w:hAnsi="Arial"/>
-                <w:color w:val="475569"/>
-                <w:sz w:val="18"/>
+                <w:color w:val="4B5563"/>
+                <w:sz w:val="17"/>
               </w:rPr>
               <w:t>ô nhiễm công nghiệp nặng</w:t>
             </w:r>
           </w:p>
           <w:p>
             <w:pPr>
-              <w:spacing w:before="20" w:after="20" w:line="276" w:lineRule="auto"/>
-              <w:ind w:left="259"/>
+              <w:spacing w:before="0" w:after="20" w:line="269" w:lineRule="auto"/>
+              <w:ind w:left="216"/>
             </w:pPr>
             <w:r>
               <w:rPr>
                 <w:rFonts w:ascii="Arial" w:hAnsi="Arial"/>
                 <w:b/>
-                <w:color w:val="4F46E5"/>
-                <w:sz w:val="18"/>
+                <w:color w:val="6366F1"/>
+                <w:sz w:val="17"/>
               </w:rPr>
               <w:t xml:space="preserve">• </w:t>
             </w:r>
@@ -1244,31 +1204,31 @@
               <w:rPr>
                 <w:rFonts w:ascii="Arial" w:hAnsi="Arial"/>
                 <w:b/>
-                <w:color w:val="0F172A"/>
-                <w:sz w:val="18"/>
+                <w:color w:val="111827"/>
+                <w:sz w:val="17"/>
               </w:rPr>
               <w:t xml:space="preserve">invest in solar power: </w:t>
             </w:r>
             <w:r>
               <w:rPr>
                 <w:rFonts w:ascii="Arial" w:hAnsi="Arial"/>
-                <w:color w:val="475569"/>
-                <w:sz w:val="18"/>
+                <w:color w:val="4B5563"/>
+                <w:sz w:val="17"/>
               </w:rPr>
               <w:t>đầu tư vào điện mặt trời</w:t>
             </w:r>
           </w:p>
           <w:p>
             <w:pPr>
-              <w:spacing w:before="20" w:after="20" w:line="276" w:lineRule="auto"/>
-              <w:ind w:left="259"/>
+              <w:spacing w:before="0" w:after="20" w:line="269" w:lineRule="auto"/>
+              <w:ind w:left="216"/>
             </w:pPr>
             <w:r>
               <w:rPr>
                 <w:rFonts w:ascii="Arial" w:hAnsi="Arial"/>
                 <w:b/>
-                <w:color w:val="4F46E5"/>
-                <w:sz w:val="18"/>
+                <w:color w:val="6366F1"/>
+                <w:sz w:val="17"/>
               </w:rPr>
               <w:t xml:space="preserve">• </w:t>
             </w:r>
@@ -1276,16 +1236,16 @@
               <w:rPr>
                 <w:rFonts w:ascii="Arial" w:hAnsi="Arial"/>
                 <w:b/>
-                <w:color w:val="0F172A"/>
-                <w:sz w:val="18"/>
+                <w:color w:val="111827"/>
+                <w:sz w:val="17"/>
               </w:rPr>
               <w:t xml:space="preserve">green public transport: </w:t>
             </w:r>
             <w:r>
               <w:rPr>
                 <w:rFonts w:ascii="Arial" w:hAnsi="Arial"/>
-                <w:color w:val="475569"/>
-                <w:sz w:val="18"/>
+                <w:color w:val="4B5563"/>
+                <w:sz w:val="17"/>
               </w:rPr>
               <w:t>giao thông công cộng xanh / thân thiện</w:t>
             </w:r>
@@ -1298,52 +1258,52 @@
         </w:trPr>
         <w:tc>
           <w:tcPr>
-            <w:tcW w:type="dxa" w:w="5035"/>
+            <w:tcW w:type="dxa" w:w="3600"/>
             <w:vMerge/>
           </w:tcPr>
           <w:p/>
         </w:tc>
         <w:tc>
           <w:tcPr>
-            <w:tcW w:type="dxa" w:w="5035"/>
+            <w:tcW w:type="dxa" w:w="3600"/>
             <w:vMerge/>
           </w:tcPr>
           <w:p/>
         </w:tc>
         <w:tc>
           <w:tcPr>
-            <w:tcW w:type="dxa" w:w="9562"/>
+            <w:tcW w:type="dxa" w:w="6336"/>
             <w:tcMar>
-              <w:top w:w="140" w:type="dxa"/>
-              <w:bottom w:w="140" w:type="dxa"/>
-              <w:left w:w="160" w:type="dxa"/>
-              <w:right w:w="160" w:type="dxa"/>
+              <w:top w:w="120" w:type="dxa"/>
+              <w:bottom w:w="120" w:type="dxa"/>
+              <w:left w:w="140" w:type="dxa"/>
+              <w:right w:w="140" w:type="dxa"/>
             </w:tcMar>
             <w:vAlign w:val="top"/>
           </w:tcPr>
           <w:p>
             <w:pPr>
-              <w:spacing w:before="40" w:after="80" w:line="276" w:lineRule="auto"/>
+              <w:spacing w:before="20" w:after="60" w:line="276" w:lineRule="auto"/>
             </w:pPr>
             <w:r>
               <w:rPr>
                 <w:rFonts w:ascii="Arial" w:hAnsi="Arial"/>
                 <w:b/>
-                <w:color w:val="111827"/>
+                <w:color w:val="000000"/>
                 <w:sz w:val="20"/>
               </w:rPr>
-              <w:t>Opinion: Individuals and Families (Từng cá nhân và gia đình đóng vai trò quyết định)</w:t>
+              <w:t>Opinion: Individuals and Families (Từng cá nhân &amp; Hộ gia đình)</w:t>
             </w:r>
           </w:p>
           <w:p>
             <w:pPr>
-              <w:spacing w:before="60" w:after="40" w:line="276" w:lineRule="auto"/>
+              <w:spacing w:before="40" w:after="20" w:line="276" w:lineRule="auto"/>
             </w:pPr>
             <w:r>
               <w:rPr>
                 <w:rFonts w:ascii="Arial" w:hAnsi="Arial"/>
                 <w:b/>
-                <w:color w:val="0F172A"/>
+                <w:color w:val="000000"/>
                 <w:sz w:val="19"/>
               </w:rPr>
               <w:t xml:space="preserve">Point 1: </w:t>
@@ -1351,8 +1311,7 @@
             <w:r>
               <w:rPr>
                 <w:rFonts w:ascii="Arial" w:hAnsi="Arial"/>
-                <w:b/>
-                <w:color w:val="1E293B"/>
+                <w:color w:val="111827"/>
                 <w:sz w:val="19"/>
               </w:rPr>
               <w:t>Small daily habits save a lot of energy (Những thói quen nhỏ hàng ngày giúp tiết kiệm nhiều năng lượng)</w:t>
@@ -1360,8 +1319,8 @@
           </w:p>
           <w:p>
             <w:pPr>
-              <w:spacing w:before="20" w:after="40" w:line="276" w:lineRule="auto"/>
-              <w:ind w:left="259"/>
+              <w:spacing w:before="0" w:after="20" w:line="276" w:lineRule="auto"/>
+              <w:ind w:left="216"/>
             </w:pPr>
             <w:r>
               <w:rPr>
@@ -1375,7 +1334,7 @@
             <w:r>
               <w:rPr>
                 <w:rFonts w:ascii="Arial" w:hAnsi="Arial"/>
-                <w:color w:val="1E293B"/>
+                <w:color w:val="1F2937"/>
                 <w:sz w:val="18"/>
               </w:rPr>
               <w:t>If every family turns off lights when not in use, wastes less food, and brings cloth bags to the market, it helps the environment a lot.</w:t>
@@ -1383,8 +1342,8 @@
           </w:p>
           <w:p>
             <w:pPr>
-              <w:spacing w:before="20" w:after="60" w:line="276" w:lineRule="auto"/>
-              <w:ind w:left="259"/>
+              <w:spacing w:before="0" w:after="40" w:line="276" w:lineRule="auto"/>
+              <w:ind w:left="216"/>
             </w:pPr>
             <w:r>
               <w:rPr>
@@ -1398,7 +1357,7 @@
             <w:r>
               <w:rPr>
                 <w:rFonts w:ascii="Arial" w:hAnsi="Arial"/>
-                <w:color w:val="475569"/>
+                <w:color w:val="4B5563"/>
                 <w:sz w:val="18"/>
               </w:rPr>
               <w:t>Nếu mỗi nhà đều tắt bớt bóng đèn, không bỏ mứa thức ăn và mang túi vải đi chợ, thì cả xã hội sẽ tiết kiệm được rất nhiều năng lượng.</w:t>
@@ -1406,13 +1365,13 @@
           </w:p>
           <w:p>
             <w:pPr>
-              <w:spacing w:before="60" w:after="40" w:line="276" w:lineRule="auto"/>
+              <w:spacing w:before="40" w:after="20" w:line="276" w:lineRule="auto"/>
             </w:pPr>
             <w:r>
               <w:rPr>
                 <w:rFonts w:ascii="Arial" w:hAnsi="Arial"/>
                 <w:b/>
-                <w:color w:val="0F172A"/>
+                <w:color w:val="000000"/>
                 <w:sz w:val="19"/>
               </w:rPr>
               <w:t xml:space="preserve">Point 2: </w:t>
@@ -1420,8 +1379,7 @@
             <w:r>
               <w:rPr>
                 <w:rFonts w:ascii="Arial" w:hAnsi="Arial"/>
-                <w:b/>
-                <w:color w:val="1E293B"/>
+                <w:color w:val="111827"/>
                 <w:sz w:val="19"/>
               </w:rPr>
               <w:t>Buyers choose green products to change market habits (Người mua chọn hàng sạch sẽ buộc các công ty phải thay đổi)</w:t>
@@ -1429,8 +1387,8 @@
           </w:p>
           <w:p>
             <w:pPr>
-              <w:spacing w:before="20" w:after="40" w:line="276" w:lineRule="auto"/>
-              <w:ind w:left="259"/>
+              <w:spacing w:before="0" w:after="20" w:line="276" w:lineRule="auto"/>
+              <w:ind w:left="216"/>
             </w:pPr>
             <w:r>
               <w:rPr>
@@ -1444,7 +1402,7 @@
             <w:r>
               <w:rPr>
                 <w:rFonts w:ascii="Arial" w:hAnsi="Arial"/>
-                <w:color w:val="1E293B"/>
+                <w:color w:val="1F2937"/>
                 <w:sz w:val="18"/>
               </w:rPr>
               <w:t>When people refuse to buy polluting products and choose eco-friendly goods, companies must change the way they make products to stay in business.</w:t>
@@ -1452,8 +1410,8 @@
           </w:p>
           <w:p>
             <w:pPr>
-              <w:spacing w:before="20" w:after="60" w:line="276" w:lineRule="auto"/>
-              <w:ind w:left="259"/>
+              <w:spacing w:before="0" w:after="40" w:line="276" w:lineRule="auto"/>
+              <w:ind w:left="216"/>
             </w:pPr>
             <w:r>
               <w:rPr>
@@ -1467,7 +1425,7 @@
             <w:r>
               <w:rPr>
                 <w:rFonts w:ascii="Arial" w:hAnsi="Arial"/>
-                <w:color w:val="475569"/>
+                <w:color w:val="4B5563"/>
                 <w:sz w:val="18"/>
               </w:rPr>
               <w:t>Khi người dân không mua những món đồ gây ô nhiễm và chỉ chuộng đồ thân thiện với môi trường, các công ty buộc phải sản xuất sạch hơn.</w:t>
@@ -1475,29 +1433,29 @@
           </w:p>
           <w:p>
             <w:pPr>
-              <w:spacing w:before="80" w:after="40" w:line="276" w:lineRule="auto"/>
+              <w:spacing w:before="60" w:after="20" w:line="276" w:lineRule="auto"/>
             </w:pPr>
             <w:r>
               <w:rPr>
                 <w:rFonts w:ascii="Arial" w:hAnsi="Arial"/>
                 <w:b/>
-                <w:color w:val="4338CA"/>
-                <w:sz w:val="19"/>
-              </w:rPr>
-              <w:t>Key Vocabulary / Useful Phrases (Từ vựng &amp; Cụm từ gợi ý):</w:t>
+                <w:color w:val="4F46E5"/>
+                <w:sz w:val="18"/>
+              </w:rPr>
+              <w:t>Suggested Vocabulary (Từ vựng gợi ý):</w:t>
             </w:r>
           </w:p>
           <w:p>
             <w:pPr>
-              <w:spacing w:before="20" w:after="20" w:line="276" w:lineRule="auto"/>
-              <w:ind w:left="259"/>
+              <w:spacing w:before="0" w:after="20" w:line="269" w:lineRule="auto"/>
+              <w:ind w:left="216"/>
             </w:pPr>
             <w:r>
               <w:rPr>
                 <w:rFonts w:ascii="Arial" w:hAnsi="Arial"/>
                 <w:b/>
-                <w:color w:val="4F46E5"/>
-                <w:sz w:val="18"/>
+                <w:color w:val="6366F1"/>
+                <w:sz w:val="17"/>
               </w:rPr>
               <w:t xml:space="preserve">• </w:t>
             </w:r>
@@ -1505,31 +1463,31 @@
               <w:rPr>
                 <w:rFonts w:ascii="Arial" w:hAnsi="Arial"/>
                 <w:b/>
-                <w:color w:val="0F172A"/>
-                <w:sz w:val="18"/>
+                <w:color w:val="111827"/>
+                <w:sz w:val="17"/>
               </w:rPr>
               <w:t xml:space="preserve">turn off electrical appliances: </w:t>
             </w:r>
             <w:r>
               <w:rPr>
                 <w:rFonts w:ascii="Arial" w:hAnsi="Arial"/>
-                <w:color w:val="475569"/>
-                <w:sz w:val="18"/>
+                <w:color w:val="4B5563"/>
+                <w:sz w:val="17"/>
               </w:rPr>
               <w:t>tắt các thiết bị điện khi không dùng</w:t>
             </w:r>
           </w:p>
           <w:p>
             <w:pPr>
-              <w:spacing w:before="20" w:after="20" w:line="276" w:lineRule="auto"/>
-              <w:ind w:left="259"/>
+              <w:spacing w:before="0" w:after="20" w:line="269" w:lineRule="auto"/>
+              <w:ind w:left="216"/>
             </w:pPr>
             <w:r>
               <w:rPr>
                 <w:rFonts w:ascii="Arial" w:hAnsi="Arial"/>
                 <w:b/>
-                <w:color w:val="4F46E5"/>
-                <w:sz w:val="18"/>
+                <w:color w:val="6366F1"/>
+                <w:sz w:val="17"/>
               </w:rPr>
               <w:t xml:space="preserve">• </w:t>
             </w:r>
@@ -1537,31 +1495,31 @@
               <w:rPr>
                 <w:rFonts w:ascii="Arial" w:hAnsi="Arial"/>
                 <w:b/>
-                <w:color w:val="0F172A"/>
-                <w:sz w:val="18"/>
+                <w:color w:val="111827"/>
+                <w:sz w:val="17"/>
               </w:rPr>
               <w:t xml:space="preserve">bring reusable cloth bags: </w:t>
             </w:r>
             <w:r>
               <w:rPr>
                 <w:rFonts w:ascii="Arial" w:hAnsi="Arial"/>
-                <w:color w:val="475569"/>
-                <w:sz w:val="18"/>
+                <w:color w:val="4B5563"/>
+                <w:sz w:val="17"/>
               </w:rPr>
               <w:t>mang túi vải dùng nhiều lần đi chợ</w:t>
             </w:r>
           </w:p>
           <w:p>
             <w:pPr>
-              <w:spacing w:before="20" w:after="20" w:line="276" w:lineRule="auto"/>
-              <w:ind w:left="259"/>
+              <w:spacing w:before="0" w:after="20" w:line="269" w:lineRule="auto"/>
+              <w:ind w:left="216"/>
             </w:pPr>
             <w:r>
               <w:rPr>
                 <w:rFonts w:ascii="Arial" w:hAnsi="Arial"/>
                 <w:b/>
-                <w:color w:val="4F46E5"/>
-                <w:sz w:val="18"/>
+                <w:color w:val="6366F1"/>
+                <w:sz w:val="17"/>
               </w:rPr>
               <w:t xml:space="preserve">• </w:t>
             </w:r>
@@ -1569,31 +1527,31 @@
               <w:rPr>
                 <w:rFonts w:ascii="Arial" w:hAnsi="Arial"/>
                 <w:b/>
-                <w:color w:val="0F172A"/>
-                <w:sz w:val="18"/>
+                <w:color w:val="111827"/>
+                <w:sz w:val="17"/>
               </w:rPr>
               <w:t xml:space="preserve">reduce food waste: </w:t>
             </w:r>
             <w:r>
               <w:rPr>
                 <w:rFonts w:ascii="Arial" w:hAnsi="Arial"/>
-                <w:color w:val="475569"/>
-                <w:sz w:val="18"/>
+                <w:color w:val="4B5563"/>
+                <w:sz w:val="17"/>
               </w:rPr>
               <w:t>giảm lãng phí đồ ăn trong nhà</w:t>
             </w:r>
           </w:p>
           <w:p>
             <w:pPr>
-              <w:spacing w:before="20" w:after="20" w:line="276" w:lineRule="auto"/>
-              <w:ind w:left="259"/>
+              <w:spacing w:before="0" w:after="20" w:line="269" w:lineRule="auto"/>
+              <w:ind w:left="216"/>
             </w:pPr>
             <w:r>
               <w:rPr>
                 <w:rFonts w:ascii="Arial" w:hAnsi="Arial"/>
                 <w:b/>
-                <w:color w:val="4F46E5"/>
-                <w:sz w:val="18"/>
+                <w:color w:val="6366F1"/>
+                <w:sz w:val="17"/>
               </w:rPr>
               <w:t xml:space="preserve">• </w:t>
             </w:r>
@@ -1601,31 +1559,31 @@
               <w:rPr>
                 <w:rFonts w:ascii="Arial" w:hAnsi="Arial"/>
                 <w:b/>
-                <w:color w:val="0F172A"/>
-                <w:sz w:val="18"/>
+                <w:color w:val="111827"/>
+                <w:sz w:val="17"/>
               </w:rPr>
               <w:t xml:space="preserve">eco-friendly products: </w:t>
             </w:r>
             <w:r>
               <w:rPr>
                 <w:rFonts w:ascii="Arial" w:hAnsi="Arial"/>
-                <w:color w:val="475569"/>
-                <w:sz w:val="18"/>
+                <w:color w:val="4B5563"/>
+                <w:sz w:val="17"/>
               </w:rPr>
               <w:t>các sản phẩm thân thiện với môi trường</w:t>
             </w:r>
           </w:p>
           <w:p>
             <w:pPr>
-              <w:spacing w:before="20" w:after="20" w:line="276" w:lineRule="auto"/>
-              <w:ind w:left="259"/>
+              <w:spacing w:before="0" w:after="20" w:line="269" w:lineRule="auto"/>
+              <w:ind w:left="216"/>
             </w:pPr>
             <w:r>
               <w:rPr>
                 <w:rFonts w:ascii="Arial" w:hAnsi="Arial"/>
                 <w:b/>
-                <w:color w:val="4F46E5"/>
-                <w:sz w:val="18"/>
+                <w:color w:val="6366F1"/>
+                <w:sz w:val="17"/>
               </w:rPr>
               <w:t xml:space="preserve">• </w:t>
             </w:r>
@@ -1633,16 +1591,16 @@
               <w:rPr>
                 <w:rFonts w:ascii="Arial" w:hAnsi="Arial"/>
                 <w:b/>
-                <w:color w:val="0F172A"/>
-                <w:sz w:val="18"/>
+                <w:color w:val="111827"/>
+                <w:sz w:val="17"/>
               </w:rPr>
               <w:t xml:space="preserve">change daily shopping habits: </w:t>
             </w:r>
             <w:r>
               <w:rPr>
                 <w:rFonts w:ascii="Arial" w:hAnsi="Arial"/>
-                <w:color w:val="475569"/>
-                <w:sz w:val="18"/>
+                <w:color w:val="4B5563"/>
+                <w:sz w:val="17"/>
               </w:rPr>
               <w:t>thay đổi thói quen mua sắm hàng ngày</w:t>
             </w:r>
@@ -1655,93 +1613,92 @@
         </w:trPr>
         <w:tc>
           <w:tcPr>
-            <w:tcW w:type="dxa" w:w="936"/>
+            <w:tcW w:type="dxa" w:w="648"/>
             <w:vMerge w:val="restart"/>
             <w:tcMar>
-              <w:top w:w="140" w:type="dxa"/>
-              <w:bottom w:w="140" w:type="dxa"/>
-              <w:left w:w="100" w:type="dxa"/>
-              <w:right w:w="100" w:type="dxa"/>
-            </w:tcMar>
-            <w:vAlign w:val="center"/>
-          </w:tcPr>
-          <w:p>
-            <w:pPr>
-              <w:spacing w:before="80" w:after="80"/>
-              <w:jc w:val="center"/>
-            </w:pPr>
-            <w:r>
-              <w:rPr>
-                <w:rFonts w:ascii="Arial" w:hAnsi="Arial"/>
-                <w:b/>
-                <w:color w:val="0F172A"/>
-                <w:sz w:val="22"/>
-              </w:rPr>
-              <w:t>17</w:t>
-            </w:r>
-          </w:p>
-        </w:tc>
-        <w:tc>
-          <w:tcPr>
-            <w:tcW w:type="dxa" w:w="4608"/>
-            <w:vMerge w:val="restart"/>
-            <w:tcMar>
-              <w:top w:w="140" w:type="dxa"/>
-              <w:bottom w:w="140" w:type="dxa"/>
-              <w:left w:w="140" w:type="dxa"/>
-              <w:right w:w="140" w:type="dxa"/>
-            </w:tcMar>
-            <w:vAlign w:val="center"/>
-          </w:tcPr>
-          <w:p>
-            <w:pPr>
-              <w:spacing w:before="80" w:after="80" w:line="276" w:lineRule="auto"/>
-              <w:jc w:val="left"/>
-            </w:pPr>
-            <w:r>
-              <w:rPr>
-                <w:rFonts w:ascii="Arial" w:hAnsi="Arial"/>
-                <w:color w:val="1E293B"/>
-                <w:sz w:val="19"/>
-              </w:rPr>
-              <w:t>Many education systems assess students' learning using formal written examinations. Those kinds of exams are a valid method. To what extent do you agree or disagree? Give examples with your own experience.</w:t>
-            </w:r>
-          </w:p>
-        </w:tc>
-        <w:tc>
-          <w:tcPr>
-            <w:tcW w:type="dxa" w:w="9562"/>
-            <w:tcMar>
-              <w:top w:w="140" w:type="dxa"/>
-              <w:bottom w:w="140" w:type="dxa"/>
-              <w:left w:w="160" w:type="dxa"/>
-              <w:right w:w="160" w:type="dxa"/>
+              <w:top w:w="120" w:type="dxa"/>
+              <w:bottom w:w="120" w:type="dxa"/>
+              <w:left w:w="80" w:type="dxa"/>
+              <w:right w:w="80" w:type="dxa"/>
             </w:tcMar>
             <w:vAlign w:val="top"/>
           </w:tcPr>
           <w:p>
             <w:pPr>
-              <w:spacing w:before="40" w:after="80" w:line="276" w:lineRule="auto"/>
+              <w:spacing w:before="40" w:after="40"/>
+              <w:jc w:val="center"/>
             </w:pPr>
             <w:r>
               <w:rPr>
                 <w:rFonts w:ascii="Arial" w:hAnsi="Arial"/>
-                <w:b/>
-                <w:color w:val="111827"/>
+                <w:color w:val="000000"/>
                 <w:sz w:val="20"/>
               </w:rPr>
-              <w:t>Opinion: Agree (Đồng ý - Thi viết là cách kiểm tra công bằng và rõ ràng)</w:t>
+              <w:t>17</w:t>
+            </w:r>
+          </w:p>
+        </w:tc>
+        <w:tc>
+          <w:tcPr>
+            <w:tcW w:type="dxa" w:w="3816"/>
+            <w:vMerge w:val="restart"/>
+            <w:tcMar>
+              <w:top w:w="120" w:type="dxa"/>
+              <w:bottom w:w="120" w:type="dxa"/>
+              <w:left w:w="120" w:type="dxa"/>
+              <w:right w:w="120" w:type="dxa"/>
+            </w:tcMar>
+            <w:vAlign w:val="top"/>
+          </w:tcPr>
+          <w:p>
+            <w:pPr>
+              <w:spacing w:before="40" w:after="40" w:line="276" w:lineRule="auto"/>
+              <w:jc w:val="left"/>
+            </w:pPr>
+            <w:r>
+              <w:rPr>
+                <w:rFonts w:ascii="Arial" w:hAnsi="Arial"/>
+                <w:color w:val="000000"/>
+                <w:sz w:val="19"/>
+              </w:rPr>
+              <w:t>Many education systems assess students' learning using formal written examinations. Those kinds of exams are a valid method. To what extent do you agree or disagree? Give examples with your own experience.</w:t>
+            </w:r>
+          </w:p>
+        </w:tc>
+        <w:tc>
+          <w:tcPr>
+            <w:tcW w:type="dxa" w:w="6336"/>
+            <w:tcMar>
+              <w:top w:w="120" w:type="dxa"/>
+              <w:bottom w:w="120" w:type="dxa"/>
+              <w:left w:w="140" w:type="dxa"/>
+              <w:right w:w="140" w:type="dxa"/>
+            </w:tcMar>
+            <w:vAlign w:val="top"/>
+          </w:tcPr>
+          <w:p>
+            <w:pPr>
+              <w:spacing w:before="20" w:after="60" w:line="276" w:lineRule="auto"/>
+            </w:pPr>
+            <w:r>
+              <w:rPr>
+                <w:rFonts w:ascii="Arial" w:hAnsi="Arial"/>
+                <w:b/>
+                <w:color w:val="000000"/>
+                <w:sz w:val="20"/>
+              </w:rPr>
+              <w:t>Opinion: Agree (Đồng ý)</w:t>
             </w:r>
           </w:p>
           <w:p>
             <w:pPr>
-              <w:spacing w:before="60" w:after="40" w:line="276" w:lineRule="auto"/>
+              <w:spacing w:before="40" w:after="20" w:line="276" w:lineRule="auto"/>
             </w:pPr>
             <w:r>
               <w:rPr>
                 <w:rFonts w:ascii="Arial" w:hAnsi="Arial"/>
                 <w:b/>
-                <w:color w:val="0F172A"/>
+                <w:color w:val="000000"/>
                 <w:sz w:val="19"/>
               </w:rPr>
               <w:t xml:space="preserve">Point 1: </w:t>
@@ -1749,8 +1706,7 @@
             <w:r>
               <w:rPr>
                 <w:rFonts w:ascii="Arial" w:hAnsi="Arial"/>
-                <w:b/>
-                <w:color w:val="1E293B"/>
+                <w:color w:val="111827"/>
                 <w:sz w:val="19"/>
               </w:rPr>
               <w:t>Fair grading without teacher favoritism (Chấm điểm công bằng, không bị thầy cô thiên vị)</w:t>
@@ -1758,8 +1714,8 @@
           </w:p>
           <w:p>
             <w:pPr>
-              <w:spacing w:before="20" w:after="40" w:line="276" w:lineRule="auto"/>
-              <w:ind w:left="259"/>
+              <w:spacing w:before="0" w:after="20" w:line="276" w:lineRule="auto"/>
+              <w:ind w:left="216"/>
             </w:pPr>
             <w:r>
               <w:rPr>
@@ -1773,7 +1729,7 @@
             <w:r>
               <w:rPr>
                 <w:rFonts w:ascii="Arial" w:hAnsi="Arial"/>
-                <w:color w:val="1E293B"/>
+                <w:color w:val="1F2937"/>
                 <w:sz w:val="18"/>
               </w:rPr>
               <w:t>All students get the same exam questions and their names are hidden on the papers, so teachers grade everyone fairly without personal feelings.</w:t>
@@ -1781,8 +1737,8 @@
           </w:p>
           <w:p>
             <w:pPr>
-              <w:spacing w:before="20" w:after="60" w:line="276" w:lineRule="auto"/>
-              <w:ind w:left="259"/>
+              <w:spacing w:before="0" w:after="40" w:line="276" w:lineRule="auto"/>
+              <w:ind w:left="216"/>
             </w:pPr>
             <w:r>
               <w:rPr>
@@ -1796,7 +1752,7 @@
             <w:r>
               <w:rPr>
                 <w:rFonts w:ascii="Arial" w:hAnsi="Arial"/>
-                <w:color w:val="475569"/>
+                <w:color w:val="4B5563"/>
                 <w:sz w:val="18"/>
               </w:rPr>
               <w:t>Mọi học sinh đều làm chung một đề thi và bài thi được rọc phách giấu tên, nên thầy cô sẽ chấm điểm rất công bằng, không thiên vị ai.</w:t>
@@ -1804,13 +1760,13 @@
           </w:p>
           <w:p>
             <w:pPr>
-              <w:spacing w:before="60" w:after="40" w:line="276" w:lineRule="auto"/>
+              <w:spacing w:before="40" w:after="20" w:line="276" w:lineRule="auto"/>
             </w:pPr>
             <w:r>
               <w:rPr>
                 <w:rFonts w:ascii="Arial" w:hAnsi="Arial"/>
                 <w:b/>
-                <w:color w:val="0F172A"/>
+                <w:color w:val="000000"/>
                 <w:sz w:val="19"/>
               </w:rPr>
               <w:t xml:space="preserve">Point 2: </w:t>
@@ -1818,8 +1774,7 @@
             <w:r>
               <w:rPr>
                 <w:rFonts w:ascii="Arial" w:hAnsi="Arial"/>
-                <w:b/>
-                <w:color w:val="1E293B"/>
+                <w:color w:val="111827"/>
                 <w:sz w:val="19"/>
               </w:rPr>
               <w:t>Pushing students to study and test their own knowledge (Thúc đẩy học sinh tự ôn bài và kiểm tra kiến thức thật)</w:t>
@@ -1827,8 +1782,8 @@
           </w:p>
           <w:p>
             <w:pPr>
-              <w:spacing w:before="20" w:after="40" w:line="276" w:lineRule="auto"/>
-              <w:ind w:left="259"/>
+              <w:spacing w:before="0" w:after="20" w:line="276" w:lineRule="auto"/>
+              <w:ind w:left="216"/>
             </w:pPr>
             <w:r>
               <w:rPr>
@@ -1842,7 +1797,7 @@
             <w:r>
               <w:rPr>
                 <w:rFonts w:ascii="Arial" w:hAnsi="Arial"/>
-                <w:color w:val="1E293B"/>
+                <w:color w:val="1F2937"/>
                 <w:sz w:val="18"/>
               </w:rPr>
               <w:t>Written tests give students a clear reason to review their lessons carefully and show what each student truly understands on their own.</w:t>
@@ -1850,8 +1805,8 @@
           </w:p>
           <w:p>
             <w:pPr>
-              <w:spacing w:before="20" w:after="60" w:line="276" w:lineRule="auto"/>
-              <w:ind w:left="259"/>
+              <w:spacing w:before="0" w:after="40" w:line="276" w:lineRule="auto"/>
+              <w:ind w:left="216"/>
             </w:pPr>
             <w:r>
               <w:rPr>
@@ -1865,7 +1820,7 @@
             <w:r>
               <w:rPr>
                 <w:rFonts w:ascii="Arial" w:hAnsi="Arial"/>
-                <w:color w:val="475569"/>
+                <w:color w:val="4B5563"/>
                 <w:sz w:val="18"/>
               </w:rPr>
               <w:t>Kỳ thi giúp học sinh có động lực ngồi vào bàn ôn lại bài vở, đồng thời kiểm tra được thực chất mỗi em tự làm được những gì mà không nhìn bài bạn.</w:t>
@@ -1873,29 +1828,29 @@
           </w:p>
           <w:p>
             <w:pPr>
-              <w:spacing w:before="80" w:after="40" w:line="276" w:lineRule="auto"/>
+              <w:spacing w:before="60" w:after="20" w:line="276" w:lineRule="auto"/>
             </w:pPr>
             <w:r>
               <w:rPr>
                 <w:rFonts w:ascii="Arial" w:hAnsi="Arial"/>
                 <w:b/>
-                <w:color w:val="4338CA"/>
-                <w:sz w:val="19"/>
-              </w:rPr>
-              <w:t>Key Vocabulary / Useful Phrases (Từ vựng &amp; Cụm từ gợi ý):</w:t>
+                <w:color w:val="4F46E5"/>
+                <w:sz w:val="18"/>
+              </w:rPr>
+              <w:t>Suggested Vocabulary (Từ vựng gợi ý):</w:t>
             </w:r>
           </w:p>
           <w:p>
             <w:pPr>
-              <w:spacing w:before="20" w:after="20" w:line="276" w:lineRule="auto"/>
-              <w:ind w:left="259"/>
+              <w:spacing w:before="0" w:after="20" w:line="269" w:lineRule="auto"/>
+              <w:ind w:left="216"/>
             </w:pPr>
             <w:r>
               <w:rPr>
                 <w:rFonts w:ascii="Arial" w:hAnsi="Arial"/>
                 <w:b/>
-                <w:color w:val="4F46E5"/>
-                <w:sz w:val="18"/>
+                <w:color w:val="6366F1"/>
+                <w:sz w:val="17"/>
               </w:rPr>
               <w:t xml:space="preserve">• </w:t>
             </w:r>
@@ -1903,31 +1858,31 @@
               <w:rPr>
                 <w:rFonts w:ascii="Arial" w:hAnsi="Arial"/>
                 <w:b/>
-                <w:color w:val="0F172A"/>
-                <w:sz w:val="18"/>
+                <w:color w:val="111827"/>
+                <w:sz w:val="17"/>
               </w:rPr>
               <w:t xml:space="preserve">fair grading standard: </w:t>
             </w:r>
             <w:r>
               <w:rPr>
                 <w:rFonts w:ascii="Arial" w:hAnsi="Arial"/>
-                <w:color w:val="475569"/>
-                <w:sz w:val="18"/>
+                <w:color w:val="4B5563"/>
+                <w:sz w:val="17"/>
               </w:rPr>
               <w:t>thang chấm điểm công bằng</w:t>
             </w:r>
           </w:p>
           <w:p>
             <w:pPr>
-              <w:spacing w:before="20" w:after="20" w:line="276" w:lineRule="auto"/>
-              <w:ind w:left="259"/>
+              <w:spacing w:before="0" w:after="20" w:line="269" w:lineRule="auto"/>
+              <w:ind w:left="216"/>
             </w:pPr>
             <w:r>
               <w:rPr>
                 <w:rFonts w:ascii="Arial" w:hAnsi="Arial"/>
                 <w:b/>
-                <w:color w:val="4F46E5"/>
-                <w:sz w:val="18"/>
+                <w:color w:val="6366F1"/>
+                <w:sz w:val="17"/>
               </w:rPr>
               <w:t xml:space="preserve">• </w:t>
             </w:r>
@@ -1935,31 +1890,31 @@
               <w:rPr>
                 <w:rFonts w:ascii="Arial" w:hAnsi="Arial"/>
                 <w:b/>
-                <w:color w:val="0F172A"/>
-                <w:sz w:val="18"/>
+                <w:color w:val="111827"/>
+                <w:sz w:val="17"/>
               </w:rPr>
               <w:t xml:space="preserve">anonymous exam paper: </w:t>
             </w:r>
             <w:r>
               <w:rPr>
                 <w:rFonts w:ascii="Arial" w:hAnsi="Arial"/>
-                <w:color w:val="475569"/>
-                <w:sz w:val="18"/>
+                <w:color w:val="4B5563"/>
+                <w:sz w:val="17"/>
               </w:rPr>
               <w:t>bài thi rọc phách ẩn tên</w:t>
             </w:r>
           </w:p>
           <w:p>
             <w:pPr>
-              <w:spacing w:before="20" w:after="20" w:line="276" w:lineRule="auto"/>
-              <w:ind w:left="259"/>
+              <w:spacing w:before="0" w:after="20" w:line="269" w:lineRule="auto"/>
+              <w:ind w:left="216"/>
             </w:pPr>
             <w:r>
               <w:rPr>
                 <w:rFonts w:ascii="Arial" w:hAnsi="Arial"/>
                 <w:b/>
-                <w:color w:val="4F46E5"/>
-                <w:sz w:val="18"/>
+                <w:color w:val="6366F1"/>
+                <w:sz w:val="17"/>
               </w:rPr>
               <w:t xml:space="preserve">• </w:t>
             </w:r>
@@ -1967,31 +1922,31 @@
               <w:rPr>
                 <w:rFonts w:ascii="Arial" w:hAnsi="Arial"/>
                 <w:b/>
-                <w:color w:val="0F172A"/>
-                <w:sz w:val="18"/>
+                <w:color w:val="111827"/>
+                <w:sz w:val="17"/>
               </w:rPr>
               <w:t xml:space="preserve">avoid teacher favoritism: </w:t>
             </w:r>
             <w:r>
               <w:rPr>
                 <w:rFonts w:ascii="Arial" w:hAnsi="Arial"/>
-                <w:color w:val="475569"/>
-                <w:sz w:val="18"/>
+                <w:color w:val="4B5563"/>
+                <w:sz w:val="17"/>
               </w:rPr>
               <w:t>tránh việc thầy cô thiên vị</w:t>
             </w:r>
           </w:p>
           <w:p>
             <w:pPr>
-              <w:spacing w:before="20" w:after="20" w:line="276" w:lineRule="auto"/>
-              <w:ind w:left="259"/>
+              <w:spacing w:before="0" w:after="20" w:line="269" w:lineRule="auto"/>
+              <w:ind w:left="216"/>
             </w:pPr>
             <w:r>
               <w:rPr>
                 <w:rFonts w:ascii="Arial" w:hAnsi="Arial"/>
                 <w:b/>
-                <w:color w:val="4F46E5"/>
-                <w:sz w:val="18"/>
+                <w:color w:val="6366F1"/>
+                <w:sz w:val="17"/>
               </w:rPr>
               <w:t xml:space="preserve">• </w:t>
             </w:r>
@@ -1999,31 +1954,31 @@
               <w:rPr>
                 <w:rFonts w:ascii="Arial" w:hAnsi="Arial"/>
                 <w:b/>
-                <w:color w:val="0F172A"/>
-                <w:sz w:val="18"/>
+                <w:color w:val="111827"/>
+                <w:sz w:val="17"/>
               </w:rPr>
               <w:t xml:space="preserve">revise lessons carefully: </w:t>
             </w:r>
             <w:r>
               <w:rPr>
                 <w:rFonts w:ascii="Arial" w:hAnsi="Arial"/>
-                <w:color w:val="475569"/>
-                <w:sz w:val="18"/>
+                <w:color w:val="4B5563"/>
+                <w:sz w:val="17"/>
               </w:rPr>
               <w:t>ôn tập bài vở kỹ lưỡng</w:t>
             </w:r>
           </w:p>
           <w:p>
             <w:pPr>
-              <w:spacing w:before="20" w:after="20" w:line="276" w:lineRule="auto"/>
-              <w:ind w:left="259"/>
+              <w:spacing w:before="0" w:after="20" w:line="269" w:lineRule="auto"/>
+              <w:ind w:left="216"/>
             </w:pPr>
             <w:r>
               <w:rPr>
                 <w:rFonts w:ascii="Arial" w:hAnsi="Arial"/>
                 <w:b/>
-                <w:color w:val="4F46E5"/>
-                <w:sz w:val="18"/>
+                <w:color w:val="6366F1"/>
+                <w:sz w:val="17"/>
               </w:rPr>
               <w:t xml:space="preserve">• </w:t>
             </w:r>
@@ -2031,16 +1986,16 @@
               <w:rPr>
                 <w:rFonts w:ascii="Arial" w:hAnsi="Arial"/>
                 <w:b/>
-                <w:color w:val="0F172A"/>
-                <w:sz w:val="18"/>
+                <w:color w:val="111827"/>
+                <w:sz w:val="17"/>
               </w:rPr>
               <w:t xml:space="preserve">test independent knowledge: </w:t>
             </w:r>
             <w:r>
               <w:rPr>
                 <w:rFonts w:ascii="Arial" w:hAnsi="Arial"/>
-                <w:color w:val="475569"/>
-                <w:sz w:val="18"/>
+                <w:color w:val="4B5563"/>
+                <w:sz w:val="17"/>
               </w:rPr>
               <w:t>kiểm tra kiến thức tự lực của học sinh</w:t>
             </w:r>
@@ -2053,52 +2008,52 @@
         </w:trPr>
         <w:tc>
           <w:tcPr>
-            <w:tcW w:type="dxa" w:w="5035"/>
+            <w:tcW w:type="dxa" w:w="3600"/>
             <w:vMerge/>
           </w:tcPr>
           <w:p/>
         </w:tc>
         <w:tc>
           <w:tcPr>
-            <w:tcW w:type="dxa" w:w="5035"/>
+            <w:tcW w:type="dxa" w:w="3600"/>
             <w:vMerge/>
           </w:tcPr>
           <w:p/>
         </w:tc>
         <w:tc>
           <w:tcPr>
-            <w:tcW w:type="dxa" w:w="9562"/>
+            <w:tcW w:type="dxa" w:w="6336"/>
             <w:tcMar>
-              <w:top w:w="140" w:type="dxa"/>
-              <w:bottom w:w="140" w:type="dxa"/>
-              <w:left w:w="160" w:type="dxa"/>
-              <w:right w:w="160" w:type="dxa"/>
+              <w:top w:w="120" w:type="dxa"/>
+              <w:bottom w:w="120" w:type="dxa"/>
+              <w:left w:w="140" w:type="dxa"/>
+              <w:right w:w="140" w:type="dxa"/>
             </w:tcMar>
             <w:vAlign w:val="top"/>
           </w:tcPr>
           <w:p>
             <w:pPr>
-              <w:spacing w:before="40" w:after="80" w:line="276" w:lineRule="auto"/>
+              <w:spacing w:before="20" w:after="60" w:line="276" w:lineRule="auto"/>
             </w:pPr>
             <w:r>
               <w:rPr>
                 <w:rFonts w:ascii="Arial" w:hAnsi="Arial"/>
                 <w:b/>
-                <w:color w:val="111827"/>
+                <w:color w:val="000000"/>
                 <w:sz w:val="20"/>
               </w:rPr>
-              <w:t>Opinion: Disagree (Không đồng ý - Thi viết gây nhiều áp lực và chưa đủ thực tế)</w:t>
+              <w:t>Opinion: Disagree (Không đồng ý)</w:t>
             </w:r>
           </w:p>
           <w:p>
             <w:pPr>
-              <w:spacing w:before="60" w:after="40" w:line="276" w:lineRule="auto"/>
+              <w:spacing w:before="40" w:after="20" w:line="276" w:lineRule="auto"/>
             </w:pPr>
             <w:r>
               <w:rPr>
                 <w:rFonts w:ascii="Arial" w:hAnsi="Arial"/>
                 <w:b/>
-                <w:color w:val="0F172A"/>
+                <w:color w:val="000000"/>
                 <w:sz w:val="19"/>
               </w:rPr>
               <w:t xml:space="preserve">Point 1: </w:t>
@@ -2106,8 +2061,7 @@
             <w:r>
               <w:rPr>
                 <w:rFonts w:ascii="Arial" w:hAnsi="Arial"/>
-                <w:b/>
-                <w:color w:val="1E293B"/>
+                <w:color w:val="111827"/>
                 <w:sz w:val="19"/>
               </w:rPr>
               <w:t>Encouraging students to memorize without understanding (Học sinh dễ học vẹt đối phó rồi quên hết sau khi thi)</w:t>
@@ -2115,8 +2069,8 @@
           </w:p>
           <w:p>
             <w:pPr>
-              <w:spacing w:before="20" w:after="40" w:line="276" w:lineRule="auto"/>
-              <w:ind w:left="259"/>
+              <w:spacing w:before="0" w:after="20" w:line="276" w:lineRule="auto"/>
+              <w:ind w:left="216"/>
             </w:pPr>
             <w:r>
               <w:rPr>
@@ -2130,7 +2084,7 @@
             <w:r>
               <w:rPr>
                 <w:rFonts w:ascii="Arial" w:hAnsi="Arial"/>
-                <w:color w:val="1E293B"/>
+                <w:color w:val="1F2937"/>
                 <w:sz w:val="18"/>
               </w:rPr>
               <w:t>Students often just try to remember facts and numbers for a few days to pass the exam, and then forget everything soon after the test is over.</w:t>
@@ -2138,8 +2092,8 @@
           </w:p>
           <w:p>
             <w:pPr>
-              <w:spacing w:before="20" w:after="60" w:line="276" w:lineRule="auto"/>
-              <w:ind w:left="259"/>
+              <w:spacing w:before="0" w:after="40" w:line="276" w:lineRule="auto"/>
+              <w:ind w:left="216"/>
             </w:pPr>
             <w:r>
               <w:rPr>
@@ -2153,7 +2107,7 @@
             <w:r>
               <w:rPr>
                 <w:rFonts w:ascii="Arial" w:hAnsi="Arial"/>
-                <w:color w:val="475569"/>
+                <w:color w:val="4B5563"/>
                 <w:sz w:val="18"/>
               </w:rPr>
               <w:t>Học sinh thường chỉ cố học thuộc lòng số liệu và câu chữ trong vài ngày để qua môn, thi xong là quên sạch kiến thức.</w:t>
@@ -2161,13 +2115,13 @@
           </w:p>
           <w:p>
             <w:pPr>
-              <w:spacing w:before="60" w:after="40" w:line="276" w:lineRule="auto"/>
+              <w:spacing w:before="40" w:after="20" w:line="276" w:lineRule="auto"/>
             </w:pPr>
             <w:r>
               <w:rPr>
                 <w:rFonts w:ascii="Arial" w:hAnsi="Arial"/>
                 <w:b/>
-                <w:color w:val="0F172A"/>
+                <w:color w:val="000000"/>
                 <w:sz w:val="19"/>
               </w:rPr>
               <w:t xml:space="preserve">Point 2: </w:t>
@@ -2175,8 +2129,7 @@
             <w:r>
               <w:rPr>
                 <w:rFonts w:ascii="Arial" w:hAnsi="Arial"/>
-                <w:b/>
-                <w:color w:val="1E293B"/>
+                <w:color w:val="111827"/>
                 <w:sz w:val="19"/>
               </w:rPr>
               <w:t>Creating too much stress and ignoring practical skills (Gây áp lực căng thẳng và không đo được kỹ năng thực tế)</w:t>
@@ -2184,8 +2137,8 @@
           </w:p>
           <w:p>
             <w:pPr>
-              <w:spacing w:before="20" w:after="40" w:line="276" w:lineRule="auto"/>
-              <w:ind w:left="259"/>
+              <w:spacing w:before="0" w:after="20" w:line="276" w:lineRule="auto"/>
+              <w:ind w:left="216"/>
             </w:pPr>
             <w:r>
               <w:rPr>
@@ -2199,7 +2152,7 @@
             <w:r>
               <w:rPr>
                 <w:rFonts w:ascii="Arial" w:hAnsi="Arial"/>
-                <w:color w:val="1E293B"/>
+                <w:color w:val="1F2937"/>
                 <w:sz w:val="18"/>
               </w:rPr>
               <w:t>Many students feel very nervous and get sick on exam day, and a paper test cannot check important life skills like teamwork or speaking.</w:t>
@@ -2207,8 +2160,8 @@
           </w:p>
           <w:p>
             <w:pPr>
-              <w:spacing w:before="20" w:after="60" w:line="276" w:lineRule="auto"/>
-              <w:ind w:left="259"/>
+              <w:spacing w:before="0" w:after="40" w:line="276" w:lineRule="auto"/>
+              <w:ind w:left="216"/>
             </w:pPr>
             <w:r>
               <w:rPr>
@@ -2222,7 +2175,7 @@
             <w:r>
               <w:rPr>
                 <w:rFonts w:ascii="Arial" w:hAnsi="Arial"/>
-                <w:color w:val="475569"/>
+                <w:color w:val="4B5563"/>
                 <w:sz w:val="18"/>
               </w:rPr>
               <w:t>Nhiều bạn bị tâm lý sợ hãi, thậm chí phát ốm vào ngày thi, hơn nữa bài thi trên giấy không thể kiểm tra được kỹ năng giao tiếp hay làm việc nhóm.</w:t>
@@ -2230,29 +2183,29 @@
           </w:p>
           <w:p>
             <w:pPr>
-              <w:spacing w:before="80" w:after="40" w:line="276" w:lineRule="auto"/>
+              <w:spacing w:before="60" w:after="20" w:line="276" w:lineRule="auto"/>
             </w:pPr>
             <w:r>
               <w:rPr>
                 <w:rFonts w:ascii="Arial" w:hAnsi="Arial"/>
                 <w:b/>
-                <w:color w:val="4338CA"/>
-                <w:sz w:val="19"/>
-              </w:rPr>
-              <w:t>Key Vocabulary / Useful Phrases (Từ vựng &amp; Cụm từ gợi ý):</w:t>
+                <w:color w:val="4F46E5"/>
+                <w:sz w:val="18"/>
+              </w:rPr>
+              <w:t>Suggested Vocabulary (Từ vựng gợi ý):</w:t>
             </w:r>
           </w:p>
           <w:p>
             <w:pPr>
-              <w:spacing w:before="20" w:after="20" w:line="276" w:lineRule="auto"/>
-              <w:ind w:left="259"/>
+              <w:spacing w:before="0" w:after="20" w:line="269" w:lineRule="auto"/>
+              <w:ind w:left="216"/>
             </w:pPr>
             <w:r>
               <w:rPr>
                 <w:rFonts w:ascii="Arial" w:hAnsi="Arial"/>
                 <w:b/>
-                <w:color w:val="4F46E5"/>
-                <w:sz w:val="18"/>
+                <w:color w:val="6366F1"/>
+                <w:sz w:val="17"/>
               </w:rPr>
               <w:t xml:space="preserve">• </w:t>
             </w:r>
@@ -2260,31 +2213,31 @@
               <w:rPr>
                 <w:rFonts w:ascii="Arial" w:hAnsi="Arial"/>
                 <w:b/>
-                <w:color w:val="0F172A"/>
-                <w:sz w:val="18"/>
+                <w:color w:val="111827"/>
+                <w:sz w:val="17"/>
               </w:rPr>
               <w:t xml:space="preserve">rote memorization / learn by heart: </w:t>
             </w:r>
             <w:r>
               <w:rPr>
                 <w:rFonts w:ascii="Arial" w:hAnsi="Arial"/>
-                <w:color w:val="475569"/>
-                <w:sz w:val="18"/>
+                <w:color w:val="4B5563"/>
+                <w:sz w:val="17"/>
               </w:rPr>
               <w:t>học vẹt / học thuộc lòng đối phó</w:t>
             </w:r>
           </w:p>
           <w:p>
             <w:pPr>
-              <w:spacing w:before="20" w:after="20" w:line="276" w:lineRule="auto"/>
-              <w:ind w:left="259"/>
+              <w:spacing w:before="0" w:after="20" w:line="269" w:lineRule="auto"/>
+              <w:ind w:left="216"/>
             </w:pPr>
             <w:r>
               <w:rPr>
                 <w:rFonts w:ascii="Arial" w:hAnsi="Arial"/>
                 <w:b/>
-                <w:color w:val="4F46E5"/>
-                <w:sz w:val="18"/>
+                <w:color w:val="6366F1"/>
+                <w:sz w:val="17"/>
               </w:rPr>
               <w:t xml:space="preserve">• </w:t>
             </w:r>
@@ -2292,31 +2245,31 @@
               <w:rPr>
                 <w:rFonts w:ascii="Arial" w:hAnsi="Arial"/>
                 <w:b/>
-                <w:color w:val="0F172A"/>
-                <w:sz w:val="18"/>
+                <w:color w:val="111827"/>
+                <w:sz w:val="17"/>
               </w:rPr>
               <w:t xml:space="preserve">forget quickly after the test: </w:t>
             </w:r>
             <w:r>
               <w:rPr>
                 <w:rFonts w:ascii="Arial" w:hAnsi="Arial"/>
-                <w:color w:val="475569"/>
-                <w:sz w:val="18"/>
+                <w:color w:val="4B5563"/>
+                <w:sz w:val="17"/>
               </w:rPr>
               <w:t>nhanh chóng quên hết sau khi thi xong</w:t>
             </w:r>
           </w:p>
           <w:p>
             <w:pPr>
-              <w:spacing w:before="20" w:after="20" w:line="276" w:lineRule="auto"/>
-              <w:ind w:left="259"/>
+              <w:spacing w:before="0" w:after="20" w:line="269" w:lineRule="auto"/>
+              <w:ind w:left="216"/>
             </w:pPr>
             <w:r>
               <w:rPr>
                 <w:rFonts w:ascii="Arial" w:hAnsi="Arial"/>
                 <w:b/>
-                <w:color w:val="4F46E5"/>
-                <w:sz w:val="18"/>
+                <w:color w:val="6366F1"/>
+                <w:sz w:val="17"/>
               </w:rPr>
               <w:t xml:space="preserve">• </w:t>
             </w:r>
@@ -2324,31 +2277,31 @@
               <w:rPr>
                 <w:rFonts w:ascii="Arial" w:hAnsi="Arial"/>
                 <w:b/>
-                <w:color w:val="0F172A"/>
-                <w:sz w:val="18"/>
+                <w:color w:val="111827"/>
+                <w:sz w:val="17"/>
               </w:rPr>
               <w:t xml:space="preserve">severe exam stress / anxiety: </w:t>
             </w:r>
             <w:r>
               <w:rPr>
                 <w:rFonts w:ascii="Arial" w:hAnsi="Arial"/>
-                <w:color w:val="475569"/>
-                <w:sz w:val="18"/>
+                <w:color w:val="4B5563"/>
+                <w:sz w:val="17"/>
               </w:rPr>
               <w:t>áp lực / lo sợ thi cử nặng nề</w:t>
             </w:r>
           </w:p>
           <w:p>
             <w:pPr>
-              <w:spacing w:before="20" w:after="20" w:line="276" w:lineRule="auto"/>
-              <w:ind w:left="259"/>
+              <w:spacing w:before="0" w:after="20" w:line="269" w:lineRule="auto"/>
+              <w:ind w:left="216"/>
             </w:pPr>
             <w:r>
               <w:rPr>
                 <w:rFonts w:ascii="Arial" w:hAnsi="Arial"/>
                 <w:b/>
-                <w:color w:val="4F46E5"/>
-                <w:sz w:val="18"/>
+                <w:color w:val="6366F1"/>
+                <w:sz w:val="17"/>
               </w:rPr>
               <w:t xml:space="preserve">• </w:t>
             </w:r>
@@ -2356,31 +2309,31 @@
               <w:rPr>
                 <w:rFonts w:ascii="Arial" w:hAnsi="Arial"/>
                 <w:b/>
-                <w:color w:val="0F172A"/>
-                <w:sz w:val="18"/>
+                <w:color w:val="111827"/>
+                <w:sz w:val="17"/>
               </w:rPr>
               <w:t xml:space="preserve">practical hands-on skills: </w:t>
             </w:r>
             <w:r>
               <w:rPr>
                 <w:rFonts w:ascii="Arial" w:hAnsi="Arial"/>
-                <w:color w:val="475569"/>
-                <w:sz w:val="18"/>
+                <w:color w:val="4B5563"/>
+                <w:sz w:val="17"/>
               </w:rPr>
               <w:t>kỹ năng thực hành ngoài đời thực</w:t>
             </w:r>
           </w:p>
           <w:p>
             <w:pPr>
-              <w:spacing w:before="20" w:after="20" w:line="276" w:lineRule="auto"/>
-              <w:ind w:left="259"/>
+              <w:spacing w:before="0" w:after="20" w:line="269" w:lineRule="auto"/>
+              <w:ind w:left="216"/>
             </w:pPr>
             <w:r>
               <w:rPr>
                 <w:rFonts w:ascii="Arial" w:hAnsi="Arial"/>
                 <w:b/>
-                <w:color w:val="4F46E5"/>
-                <w:sz w:val="18"/>
+                <w:color w:val="6366F1"/>
+                <w:sz w:val="17"/>
               </w:rPr>
               <w:t xml:space="preserve">• </w:t>
             </w:r>
@@ -2388,16 +2341,16 @@
               <w:rPr>
                 <w:rFonts w:ascii="Arial" w:hAnsi="Arial"/>
                 <w:b/>
-                <w:color w:val="0F172A"/>
-                <w:sz w:val="18"/>
+                <w:color w:val="111827"/>
+                <w:sz w:val="17"/>
               </w:rPr>
               <w:t xml:space="preserve">teamwork and communication: </w:t>
             </w:r>
             <w:r>
               <w:rPr>
                 <w:rFonts w:ascii="Arial" w:hAnsi="Arial"/>
-                <w:color w:val="475569"/>
-                <w:sz w:val="18"/>
+                <w:color w:val="4B5563"/>
+                <w:sz w:val="17"/>
               </w:rPr>
               <w:t>kỹ năng làm việc nhóm và giao tiếp</w:t>
             </w:r>
@@ -2410,93 +2363,92 @@
         </w:trPr>
         <w:tc>
           <w:tcPr>
-            <w:tcW w:type="dxa" w:w="936"/>
+            <w:tcW w:type="dxa" w:w="648"/>
             <w:vMerge w:val="restart"/>
             <w:tcMar>
-              <w:top w:w="140" w:type="dxa"/>
-              <w:bottom w:w="140" w:type="dxa"/>
-              <w:left w:w="100" w:type="dxa"/>
-              <w:right w:w="100" w:type="dxa"/>
-            </w:tcMar>
-            <w:vAlign w:val="center"/>
-          </w:tcPr>
-          <w:p>
-            <w:pPr>
-              <w:spacing w:before="80" w:after="80"/>
-              <w:jc w:val="center"/>
-            </w:pPr>
-            <w:r>
-              <w:rPr>
-                <w:rFonts w:ascii="Arial" w:hAnsi="Arial"/>
-                <w:b/>
-                <w:color w:val="0F172A"/>
-                <w:sz w:val="22"/>
-              </w:rPr>
-              <w:t>24</w:t>
-            </w:r>
-          </w:p>
-        </w:tc>
-        <w:tc>
-          <w:tcPr>
-            <w:tcW w:type="dxa" w:w="4608"/>
-            <w:vMerge w:val="restart"/>
-            <w:tcMar>
-              <w:top w:w="140" w:type="dxa"/>
-              <w:bottom w:w="140" w:type="dxa"/>
-              <w:left w:w="140" w:type="dxa"/>
-              <w:right w:w="140" w:type="dxa"/>
-            </w:tcMar>
-            <w:vAlign w:val="center"/>
-          </w:tcPr>
-          <w:p>
-            <w:pPr>
-              <w:spacing w:before="80" w:after="80" w:line="276" w:lineRule="auto"/>
-              <w:jc w:val="left"/>
-            </w:pPr>
-            <w:r>
-              <w:rPr>
-                <w:rFonts w:ascii="Arial" w:hAnsi="Arial"/>
-                <w:color w:val="1E293B"/>
-                <w:sz w:val="19"/>
-              </w:rPr>
-              <w:t>The information revolution brought about by modern mass communications has both positive and negative consequences for individuals and society. To what extent do you agree with this statement? Give the reason with your own experience.</w:t>
-            </w:r>
-          </w:p>
-        </w:tc>
-        <w:tc>
-          <w:tcPr>
-            <w:tcW w:type="dxa" w:w="9562"/>
-            <w:tcMar>
-              <w:top w:w="140" w:type="dxa"/>
-              <w:bottom w:w="140" w:type="dxa"/>
-              <w:left w:w="160" w:type="dxa"/>
-              <w:right w:w="160" w:type="dxa"/>
+              <w:top w:w="120" w:type="dxa"/>
+              <w:bottom w:w="120" w:type="dxa"/>
+              <w:left w:w="80" w:type="dxa"/>
+              <w:right w:w="80" w:type="dxa"/>
             </w:tcMar>
             <w:vAlign w:val="top"/>
           </w:tcPr>
           <w:p>
             <w:pPr>
-              <w:spacing w:before="40" w:after="80" w:line="276" w:lineRule="auto"/>
+              <w:spacing w:before="40" w:after="40"/>
+              <w:jc w:val="center"/>
             </w:pPr>
             <w:r>
               <w:rPr>
                 <w:rFonts w:ascii="Arial" w:hAnsi="Arial"/>
-                <w:b/>
-                <w:color w:val="111827"/>
+                <w:color w:val="000000"/>
                 <w:sz w:val="20"/>
               </w:rPr>
-              <w:t>Opinion: Positive Effects (Mặt tích cực - Giúp cuộc sống tiện lợi và gắn kết hơn)</w:t>
+              <w:t>24</w:t>
+            </w:r>
+          </w:p>
+        </w:tc>
+        <w:tc>
+          <w:tcPr>
+            <w:tcW w:type="dxa" w:w="3816"/>
+            <w:vMerge w:val="restart"/>
+            <w:tcMar>
+              <w:top w:w="120" w:type="dxa"/>
+              <w:bottom w:w="120" w:type="dxa"/>
+              <w:left w:w="120" w:type="dxa"/>
+              <w:right w:w="120" w:type="dxa"/>
+            </w:tcMar>
+            <w:vAlign w:val="top"/>
+          </w:tcPr>
+          <w:p>
+            <w:pPr>
+              <w:spacing w:before="40" w:after="40" w:line="276" w:lineRule="auto"/>
+              <w:jc w:val="left"/>
+            </w:pPr>
+            <w:r>
+              <w:rPr>
+                <w:rFonts w:ascii="Arial" w:hAnsi="Arial"/>
+                <w:color w:val="000000"/>
+                <w:sz w:val="19"/>
+              </w:rPr>
+              <w:t>The information revolution brought about by modern mass communications has both positive and negative consequences for individuals and society. To what extent do you agree with this statement? Give the reason with your own experience.</w:t>
+            </w:r>
+          </w:p>
+        </w:tc>
+        <w:tc>
+          <w:tcPr>
+            <w:tcW w:type="dxa" w:w="6336"/>
+            <w:tcMar>
+              <w:top w:w="120" w:type="dxa"/>
+              <w:bottom w:w="120" w:type="dxa"/>
+              <w:left w:w="140" w:type="dxa"/>
+              <w:right w:w="140" w:type="dxa"/>
+            </w:tcMar>
+            <w:vAlign w:val="top"/>
+          </w:tcPr>
+          <w:p>
+            <w:pPr>
+              <w:spacing w:before="20" w:after="60" w:line="276" w:lineRule="auto"/>
+            </w:pPr>
+            <w:r>
+              <w:rPr>
+                <w:rFonts w:ascii="Arial" w:hAnsi="Arial"/>
+                <w:b/>
+                <w:color w:val="000000"/>
+                <w:sz w:val="20"/>
+              </w:rPr>
+              <w:t>Opinion: Positive Effects (Mặt tích cực / Lợi ích)</w:t>
             </w:r>
           </w:p>
           <w:p>
             <w:pPr>
-              <w:spacing w:before="60" w:after="40" w:line="276" w:lineRule="auto"/>
+              <w:spacing w:before="40" w:after="20" w:line="276" w:lineRule="auto"/>
             </w:pPr>
             <w:r>
               <w:rPr>
                 <w:rFonts w:ascii="Arial" w:hAnsi="Arial"/>
                 <w:b/>
-                <w:color w:val="0F172A"/>
+                <w:color w:val="000000"/>
                 <w:sz w:val="19"/>
               </w:rPr>
               <w:t xml:space="preserve">Point 1: </w:t>
@@ -2504,8 +2456,7 @@
             <w:r>
               <w:rPr>
                 <w:rFonts w:ascii="Arial" w:hAnsi="Arial"/>
-                <w:b/>
-                <w:color w:val="1E293B"/>
+                <w:color w:val="111827"/>
                 <w:sz w:val="19"/>
               </w:rPr>
               <w:t>Calling family and friends for free anytime (Gọi điện và nhìn thấy người thân ở xa hoàn toàn miễn phí)</w:t>
@@ -2513,8 +2464,8 @@
           </w:p>
           <w:p>
             <w:pPr>
-              <w:spacing w:before="20" w:after="40" w:line="276" w:lineRule="auto"/>
-              <w:ind w:left="259"/>
+              <w:spacing w:before="0" w:after="20" w:line="276" w:lineRule="auto"/>
+              <w:ind w:left="216"/>
             </w:pPr>
             <w:r>
               <w:rPr>
@@ -2528,7 +2479,7 @@
             <w:r>
               <w:rPr>
                 <w:rFonts w:ascii="Arial" w:hAnsi="Arial"/>
-                <w:color w:val="1E293B"/>
+                <w:color w:val="1F2937"/>
                 <w:sz w:val="18"/>
               </w:rPr>
               <w:t>People working far from home can easily make free video calls to talk with their parents and children every day, keeping families close.</w:t>
@@ -2536,8 +2487,8 @@
           </w:p>
           <w:p>
             <w:pPr>
-              <w:spacing w:before="20" w:after="60" w:line="276" w:lineRule="auto"/>
-              <w:ind w:left="259"/>
+              <w:spacing w:before="0" w:after="40" w:line="276" w:lineRule="auto"/>
+              <w:ind w:left="216"/>
             </w:pPr>
             <w:r>
               <w:rPr>
@@ -2551,7 +2502,7 @@
             <w:r>
               <w:rPr>
                 <w:rFonts w:ascii="Arial" w:hAnsi="Arial"/>
-                <w:color w:val="475569"/>
+                <w:color w:val="4B5563"/>
                 <w:sz w:val="18"/>
               </w:rPr>
               <w:t>Những người đi làm xa quê hay du học sinh có thể gọi video miễn phí về nhà mỗi ngày để trò chuyện với cha mẹ, con cái, giúp tình cảm gia đình luôn gắn bó.</w:t>
@@ -2559,13 +2510,13 @@
           </w:p>
           <w:p>
             <w:pPr>
-              <w:spacing w:before="60" w:after="40" w:line="276" w:lineRule="auto"/>
+              <w:spacing w:before="40" w:after="20" w:line="276" w:lineRule="auto"/>
             </w:pPr>
             <w:r>
               <w:rPr>
                 <w:rFonts w:ascii="Arial" w:hAnsi="Arial"/>
                 <w:b/>
-                <w:color w:val="0F172A"/>
+                <w:color w:val="000000"/>
                 <w:sz w:val="19"/>
               </w:rPr>
               <w:t xml:space="preserve">Point 2: </w:t>
@@ -2573,8 +2524,7 @@
             <w:r>
               <w:rPr>
                 <w:rFonts w:ascii="Arial" w:hAnsi="Arial"/>
-                <w:b/>
-                <w:color w:val="1E293B"/>
+                <w:color w:val="111827"/>
                 <w:sz w:val="19"/>
               </w:rPr>
               <w:t>Learning new skills and finding jobs online easily (Tự học kỹ năng mới và tìm việc làm trên mạng rất dễ)</w:t>
@@ -2582,8 +2532,8 @@
           </w:p>
           <w:p>
             <w:pPr>
-              <w:spacing w:before="20" w:after="40" w:line="276" w:lineRule="auto"/>
-              <w:ind w:left="259"/>
+              <w:spacing w:before="0" w:after="20" w:line="276" w:lineRule="auto"/>
+              <w:ind w:left="216"/>
             </w:pPr>
             <w:r>
               <w:rPr>
@@ -2597,7 +2547,7 @@
             <w:r>
               <w:rPr>
                 <w:rFonts w:ascii="Arial" w:hAnsi="Arial"/>
-                <w:color w:val="1E293B"/>
+                <w:color w:val="1F2937"/>
                 <w:sz w:val="18"/>
               </w:rPr>
               <w:t>Anyone can watch free video lessons to learn cooking, English, or job skills at home, and find part-time jobs quickly on phone apps.</w:t>
@@ -2605,8 +2555,8 @@
           </w:p>
           <w:p>
             <w:pPr>
-              <w:spacing w:before="20" w:after="60" w:line="276" w:lineRule="auto"/>
-              <w:ind w:left="259"/>
+              <w:spacing w:before="0" w:after="40" w:line="276" w:lineRule="auto"/>
+              <w:ind w:left="216"/>
             </w:pPr>
             <w:r>
               <w:rPr>
@@ -2620,7 +2570,7 @@
             <w:r>
               <w:rPr>
                 <w:rFonts w:ascii="Arial" w:hAnsi="Arial"/>
-                <w:color w:val="475569"/>
+                <w:color w:val="4B5563"/>
                 <w:sz w:val="18"/>
               </w:rPr>
               <w:t>Bất kỳ ai cũng có thể tự học tiếng Anh, học nấu ăn hay học nghề miễn phí trên mạng, đồng thời tìm việc làm thêm nhanh chóng qua điện thoại.</w:t>
@@ -2628,29 +2578,29 @@
           </w:p>
           <w:p>
             <w:pPr>
-              <w:spacing w:before="80" w:after="40" w:line="276" w:lineRule="auto"/>
+              <w:spacing w:before="60" w:after="20" w:line="276" w:lineRule="auto"/>
             </w:pPr>
             <w:r>
               <w:rPr>
                 <w:rFonts w:ascii="Arial" w:hAnsi="Arial"/>
                 <w:b/>
-                <w:color w:val="4338CA"/>
-                <w:sz w:val="19"/>
-              </w:rPr>
-              <w:t>Key Vocabulary / Useful Phrases (Từ vựng &amp; Cụm từ gợi ý):</w:t>
+                <w:color w:val="4F46E5"/>
+                <w:sz w:val="18"/>
+              </w:rPr>
+              <w:t>Suggested Vocabulary (Từ vựng gợi ý):</w:t>
             </w:r>
           </w:p>
           <w:p>
             <w:pPr>
-              <w:spacing w:before="20" w:after="20" w:line="276" w:lineRule="auto"/>
-              <w:ind w:left="259"/>
+              <w:spacing w:before="0" w:after="20" w:line="269" w:lineRule="auto"/>
+              <w:ind w:left="216"/>
             </w:pPr>
             <w:r>
               <w:rPr>
                 <w:rFonts w:ascii="Arial" w:hAnsi="Arial"/>
                 <w:b/>
-                <w:color w:val="4F46E5"/>
-                <w:sz w:val="18"/>
+                <w:color w:val="6366F1"/>
+                <w:sz w:val="17"/>
               </w:rPr>
               <w:t xml:space="preserve">• </w:t>
             </w:r>
@@ -2658,31 +2608,31 @@
               <w:rPr>
                 <w:rFonts w:ascii="Arial" w:hAnsi="Arial"/>
                 <w:b/>
-                <w:color w:val="0F172A"/>
-                <w:sz w:val="18"/>
+                <w:color w:val="111827"/>
+                <w:sz w:val="17"/>
               </w:rPr>
               <w:t xml:space="preserve">free video call: </w:t>
             </w:r>
             <w:r>
               <w:rPr>
                 <w:rFonts w:ascii="Arial" w:hAnsi="Arial"/>
-                <w:color w:val="475569"/>
-                <w:sz w:val="18"/>
+                <w:color w:val="4B5563"/>
+                <w:sz w:val="17"/>
               </w:rPr>
               <w:t>cuộc gọi video miễn phí</w:t>
             </w:r>
           </w:p>
           <w:p>
             <w:pPr>
-              <w:spacing w:before="20" w:after="20" w:line="276" w:lineRule="auto"/>
-              <w:ind w:left="259"/>
+              <w:spacing w:before="0" w:after="20" w:line="269" w:lineRule="auto"/>
+              <w:ind w:left="216"/>
             </w:pPr>
             <w:r>
               <w:rPr>
                 <w:rFonts w:ascii="Arial" w:hAnsi="Arial"/>
                 <w:b/>
-                <w:color w:val="4F46E5"/>
-                <w:sz w:val="18"/>
+                <w:color w:val="6366F1"/>
+                <w:sz w:val="17"/>
               </w:rPr>
               <w:t xml:space="preserve">• </w:t>
             </w:r>
@@ -2690,31 +2640,31 @@
               <w:rPr>
                 <w:rFonts w:ascii="Arial" w:hAnsi="Arial"/>
                 <w:b/>
-                <w:color w:val="0F172A"/>
-                <w:sz w:val="18"/>
+                <w:color w:val="111827"/>
+                <w:sz w:val="17"/>
               </w:rPr>
               <w:t xml:space="preserve">stay in touch with family: </w:t>
             </w:r>
             <w:r>
               <w:rPr>
                 <w:rFonts w:ascii="Arial" w:hAnsi="Arial"/>
-                <w:color w:val="475569"/>
-                <w:sz w:val="18"/>
+                <w:color w:val="4B5563"/>
+                <w:sz w:val="17"/>
               </w:rPr>
               <w:t>giữ liên lạc với người thân ở xa</w:t>
             </w:r>
           </w:p>
           <w:p>
             <w:pPr>
-              <w:spacing w:before="20" w:after="20" w:line="276" w:lineRule="auto"/>
-              <w:ind w:left="259"/>
+              <w:spacing w:before="0" w:after="20" w:line="269" w:lineRule="auto"/>
+              <w:ind w:left="216"/>
             </w:pPr>
             <w:r>
               <w:rPr>
                 <w:rFonts w:ascii="Arial" w:hAnsi="Arial"/>
                 <w:b/>
-                <w:color w:val="4F46E5"/>
-                <w:sz w:val="18"/>
+                <w:color w:val="6366F1"/>
+                <w:sz w:val="17"/>
               </w:rPr>
               <w:t xml:space="preserve">• </w:t>
             </w:r>
@@ -2722,31 +2672,31 @@
               <w:rPr>
                 <w:rFonts w:ascii="Arial" w:hAnsi="Arial"/>
                 <w:b/>
-                <w:color w:val="0F172A"/>
-                <w:sz w:val="18"/>
+                <w:color w:val="111827"/>
+                <w:sz w:val="17"/>
               </w:rPr>
               <w:t xml:space="preserve">free online learning: </w:t>
             </w:r>
             <w:r>
               <w:rPr>
                 <w:rFonts w:ascii="Arial" w:hAnsi="Arial"/>
-                <w:color w:val="475569"/>
-                <w:sz w:val="18"/>
+                <w:color w:val="4B5563"/>
+                <w:sz w:val="17"/>
               </w:rPr>
               <w:t>học tập trực tuyến miễn phí</w:t>
             </w:r>
           </w:p>
           <w:p>
             <w:pPr>
-              <w:spacing w:before="20" w:after="20" w:line="276" w:lineRule="auto"/>
-              <w:ind w:left="259"/>
+              <w:spacing w:before="0" w:after="20" w:line="269" w:lineRule="auto"/>
+              <w:ind w:left="216"/>
             </w:pPr>
             <w:r>
               <w:rPr>
                 <w:rFonts w:ascii="Arial" w:hAnsi="Arial"/>
                 <w:b/>
-                <w:color w:val="4F46E5"/>
-                <w:sz w:val="18"/>
+                <w:color w:val="6366F1"/>
+                <w:sz w:val="17"/>
               </w:rPr>
               <w:t xml:space="preserve">• </w:t>
             </w:r>
@@ -2754,31 +2704,31 @@
               <w:rPr>
                 <w:rFonts w:ascii="Arial" w:hAnsi="Arial"/>
                 <w:b/>
-                <w:color w:val="0F172A"/>
-                <w:sz w:val="18"/>
+                <w:color w:val="111827"/>
+                <w:sz w:val="17"/>
               </w:rPr>
               <w:t xml:space="preserve">learn job skills at home: </w:t>
             </w:r>
             <w:r>
               <w:rPr>
                 <w:rFonts w:ascii="Arial" w:hAnsi="Arial"/>
-                <w:color w:val="475569"/>
-                <w:sz w:val="18"/>
+                <w:color w:val="4B5563"/>
+                <w:sz w:val="17"/>
               </w:rPr>
               <w:t>tự học kỹ năng nghề nghiệp tại nhà</w:t>
             </w:r>
           </w:p>
           <w:p>
             <w:pPr>
-              <w:spacing w:before="20" w:after="20" w:line="276" w:lineRule="auto"/>
-              <w:ind w:left="259"/>
+              <w:spacing w:before="0" w:after="20" w:line="269" w:lineRule="auto"/>
+              <w:ind w:left="216"/>
             </w:pPr>
             <w:r>
               <w:rPr>
                 <w:rFonts w:ascii="Arial" w:hAnsi="Arial"/>
                 <w:b/>
-                <w:color w:val="4F46E5"/>
-                <w:sz w:val="18"/>
+                <w:color w:val="6366F1"/>
+                <w:sz w:val="17"/>
               </w:rPr>
               <w:t xml:space="preserve">• </w:t>
             </w:r>
@@ -2786,16 +2736,16 @@
               <w:rPr>
                 <w:rFonts w:ascii="Arial" w:hAnsi="Arial"/>
                 <w:b/>
-                <w:color w:val="0F172A"/>
-                <w:sz w:val="18"/>
+                <w:color w:val="111827"/>
+                <w:sz w:val="17"/>
               </w:rPr>
               <w:t xml:space="preserve">find part-time jobs easily: </w:t>
             </w:r>
             <w:r>
               <w:rPr>
                 <w:rFonts w:ascii="Arial" w:hAnsi="Arial"/>
-                <w:color w:val="475569"/>
-                <w:sz w:val="18"/>
+                <w:color w:val="4B5563"/>
+                <w:sz w:val="17"/>
               </w:rPr>
               <w:t>dễ dàng tìm kiếm việc làm thêm</w:t>
             </w:r>
@@ -2808,52 +2758,52 @@
         </w:trPr>
         <w:tc>
           <w:tcPr>
-            <w:tcW w:type="dxa" w:w="5035"/>
+            <w:tcW w:type="dxa" w:w="3600"/>
             <w:vMerge/>
           </w:tcPr>
           <w:p/>
         </w:tc>
         <w:tc>
           <w:tcPr>
-            <w:tcW w:type="dxa" w:w="5035"/>
+            <w:tcW w:type="dxa" w:w="3600"/>
             <w:vMerge/>
           </w:tcPr>
           <w:p/>
         </w:tc>
         <w:tc>
           <w:tcPr>
-            <w:tcW w:type="dxa" w:w="9562"/>
+            <w:tcW w:type="dxa" w:w="6336"/>
             <w:tcMar>
-              <w:top w:w="140" w:type="dxa"/>
-              <w:bottom w:w="140" w:type="dxa"/>
-              <w:left w:w="160" w:type="dxa"/>
-              <w:right w:w="160" w:type="dxa"/>
+              <w:top w:w="120" w:type="dxa"/>
+              <w:bottom w:w="120" w:type="dxa"/>
+              <w:left w:w="140" w:type="dxa"/>
+              <w:right w:w="140" w:type="dxa"/>
             </w:tcMar>
             <w:vAlign w:val="top"/>
           </w:tcPr>
           <w:p>
             <w:pPr>
-              <w:spacing w:before="40" w:after="80" w:line="276" w:lineRule="auto"/>
+              <w:spacing w:before="20" w:after="60" w:line="276" w:lineRule="auto"/>
             </w:pPr>
             <w:r>
               <w:rPr>
                 <w:rFonts w:ascii="Arial" w:hAnsi="Arial"/>
                 <w:b/>
-                <w:color w:val="111827"/>
+                <w:color w:val="000000"/>
                 <w:sz w:val="20"/>
               </w:rPr>
-              <w:t>Opinion: Negative Effects (Mặt tiêu cực - Gây mệt mỏi và làm giảm tiếp xúc trực tiếp)</w:t>
+              <w:t>Opinion: Negative Effects (Mặt tiêu cực / Bất lợi)</w:t>
             </w:r>
           </w:p>
           <w:p>
             <w:pPr>
-              <w:spacing w:before="60" w:after="40" w:line="276" w:lineRule="auto"/>
+              <w:spacing w:before="40" w:after="20" w:line="276" w:lineRule="auto"/>
             </w:pPr>
             <w:r>
               <w:rPr>
                 <w:rFonts w:ascii="Arial" w:hAnsi="Arial"/>
                 <w:b/>
-                <w:color w:val="0F172A"/>
+                <w:color w:val="000000"/>
                 <w:sz w:val="19"/>
               </w:rPr>
               <w:t xml:space="preserve">Point 1: </w:t>
@@ -2861,8 +2811,7 @@
             <w:r>
               <w:rPr>
                 <w:rFonts w:ascii="Arial" w:hAnsi="Arial"/>
-                <w:b/>
-                <w:color w:val="1E293B"/>
+                <w:color w:val="111827"/>
                 <w:sz w:val="19"/>
               </w:rPr>
               <w:t>Fake news and online scams cause panic and loss of money (Tin đồn giả và lừa đảo trên mạng gây hoang mang, mất tiền)</w:t>
@@ -2870,8 +2819,8 @@
           </w:p>
           <w:p>
             <w:pPr>
-              <w:spacing w:before="20" w:after="40" w:line="276" w:lineRule="auto"/>
-              <w:ind w:left="259"/>
+              <w:spacing w:before="0" w:after="20" w:line="276" w:lineRule="auto"/>
+              <w:ind w:left="216"/>
             </w:pPr>
             <w:r>
               <w:rPr>
@@ -2885,7 +2834,7 @@
             <w:r>
               <w:rPr>
                 <w:rFonts w:ascii="Arial" w:hAnsi="Arial"/>
-                <w:color w:val="1E293B"/>
+                <w:color w:val="1F2937"/>
                 <w:sz w:val="18"/>
               </w:rPr>
               <w:t>Untrue health rumors and bad news spread very fast online, scaring elderly people and making many people lose money to online tricks.</w:t>
@@ -2893,8 +2842,8 @@
           </w:p>
           <w:p>
             <w:pPr>
-              <w:spacing w:before="20" w:after="60" w:line="276" w:lineRule="auto"/>
-              <w:ind w:left="259"/>
+              <w:spacing w:before="0" w:after="40" w:line="276" w:lineRule="auto"/>
+              <w:ind w:left="216"/>
             </w:pPr>
             <w:r>
               <w:rPr>
@@ -2908,7 +2857,7 @@
             <w:r>
               <w:rPr>
                 <w:rFonts w:ascii="Arial" w:hAnsi="Arial"/>
-                <w:color w:val="475569"/>
+                <w:color w:val="4B5563"/>
                 <w:sz w:val="18"/>
               </w:rPr>
               <w:t>Tin đồn nhảm về sức khỏe và các chiêu trò lừa đảo qua mạng lan truyền rất nhanh, khiến người già sợ hãi và nhiều người bị lừa mất tiền oan.</w:t>
@@ -2916,13 +2865,13 @@
           </w:p>
           <w:p>
             <w:pPr>
-              <w:spacing w:before="60" w:after="40" w:line="276" w:lineRule="auto"/>
+              <w:spacing w:before="40" w:after="20" w:line="276" w:lineRule="auto"/>
             </w:pPr>
             <w:r>
               <w:rPr>
                 <w:rFonts w:ascii="Arial" w:hAnsi="Arial"/>
                 <w:b/>
-                <w:color w:val="0F172A"/>
+                <w:color w:val="000000"/>
                 <w:sz w:val="19"/>
               </w:rPr>
               <w:t xml:space="preserve">Point 2: </w:t>
@@ -2930,8 +2879,7 @@
             <w:r>
               <w:rPr>
                 <w:rFonts w:ascii="Arial" w:hAnsi="Arial"/>
-                <w:b/>
-                <w:color w:val="1E293B"/>
+                <w:color w:val="111827"/>
                 <w:sz w:val="19"/>
               </w:rPr>
               <w:t>Spending too much time on screens and talking less in person (Dán mắt vào điện thoại quá nhiều và ít trò chuyện trực tiếp)</w:t>
@@ -2939,8 +2887,8 @@
           </w:p>
           <w:p>
             <w:pPr>
-              <w:spacing w:before="20" w:after="40" w:line="276" w:lineRule="auto"/>
-              <w:ind w:left="259"/>
+              <w:spacing w:before="0" w:after="20" w:line="276" w:lineRule="auto"/>
+              <w:ind w:left="216"/>
             </w:pPr>
             <w:r>
               <w:rPr>
@@ -2954,7 +2902,7 @@
             <w:r>
               <w:rPr>
                 <w:rFonts w:ascii="Arial" w:hAnsi="Arial"/>
-                <w:color w:val="1E293B"/>
+                <w:color w:val="1F2937"/>
                 <w:sz w:val="18"/>
               </w:rPr>
               <w:t>People are glued to their phones all day and receive work messages at night, so they feel tired and talk much less to family members at the dinner table.</w:t>
@@ -2962,8 +2910,8 @@
           </w:p>
           <w:p>
             <w:pPr>
-              <w:spacing w:before="20" w:after="60" w:line="276" w:lineRule="auto"/>
-              <w:ind w:left="259"/>
+              <w:spacing w:before="0" w:after="40" w:line="276" w:lineRule="auto"/>
+              <w:ind w:left="216"/>
             </w:pPr>
             <w:r>
               <w:rPr>
@@ -2977,7 +2925,7 @@
             <w:r>
               <w:rPr>
                 <w:rFonts w:ascii="Arial" w:hAnsi="Arial"/>
-                <w:color w:val="475569"/>
+                <w:color w:val="4B5563"/>
                 <w:sz w:val="18"/>
               </w:rPr>
               <w:t>Nhiều người mải bấm điện thoại cả ngày và bị nhắn tin công việc lúc tối muộn, khiến đầu óc mệt mỏi và bữa cơm gia đình không còn ai trò chuyện với ai.</w:t>
@@ -2985,29 +2933,29 @@
           </w:p>
           <w:p>
             <w:pPr>
-              <w:spacing w:before="80" w:after="40" w:line="276" w:lineRule="auto"/>
+              <w:spacing w:before="60" w:after="20" w:line="276" w:lineRule="auto"/>
             </w:pPr>
             <w:r>
               <w:rPr>
                 <w:rFonts w:ascii="Arial" w:hAnsi="Arial"/>
                 <w:b/>
-                <w:color w:val="4338CA"/>
-                <w:sz w:val="19"/>
-              </w:rPr>
-              <w:t>Key Vocabulary / Useful Phrases (Từ vựng &amp; Cụm từ gợi ý):</w:t>
+                <w:color w:val="4F46E5"/>
+                <w:sz w:val="18"/>
+              </w:rPr>
+              <w:t>Suggested Vocabulary (Từ vựng gợi ý):</w:t>
             </w:r>
           </w:p>
           <w:p>
             <w:pPr>
-              <w:spacing w:before="20" w:after="20" w:line="276" w:lineRule="auto"/>
-              <w:ind w:left="259"/>
+              <w:spacing w:before="0" w:after="20" w:line="269" w:lineRule="auto"/>
+              <w:ind w:left="216"/>
             </w:pPr>
             <w:r>
               <w:rPr>
                 <w:rFonts w:ascii="Arial" w:hAnsi="Arial"/>
                 <w:b/>
-                <w:color w:val="4F46E5"/>
-                <w:sz w:val="18"/>
+                <w:color w:val="6366F1"/>
+                <w:sz w:val="17"/>
               </w:rPr>
               <w:t xml:space="preserve">• </w:t>
             </w:r>
@@ -3015,31 +2963,31 @@
               <w:rPr>
                 <w:rFonts w:ascii="Arial" w:hAnsi="Arial"/>
                 <w:b/>
-                <w:color w:val="0F172A"/>
-                <w:sz w:val="18"/>
+                <w:color w:val="111827"/>
+                <w:sz w:val="17"/>
               </w:rPr>
               <w:t xml:space="preserve">fake news and rumors: </w:t>
             </w:r>
             <w:r>
               <w:rPr>
                 <w:rFonts w:ascii="Arial" w:hAnsi="Arial"/>
-                <w:color w:val="475569"/>
-                <w:sz w:val="18"/>
+                <w:color w:val="4B5563"/>
+                <w:sz w:val="17"/>
               </w:rPr>
               <w:t>tin tức giả và tin đồn thất thiệt</w:t>
             </w:r>
           </w:p>
           <w:p>
             <w:pPr>
-              <w:spacing w:before="20" w:after="20" w:line="276" w:lineRule="auto"/>
-              <w:ind w:left="259"/>
+              <w:spacing w:before="0" w:after="20" w:line="269" w:lineRule="auto"/>
+              <w:ind w:left="216"/>
             </w:pPr>
             <w:r>
               <w:rPr>
                 <w:rFonts w:ascii="Arial" w:hAnsi="Arial"/>
                 <w:b/>
-                <w:color w:val="4F46E5"/>
-                <w:sz w:val="18"/>
+                <w:color w:val="6366F1"/>
+                <w:sz w:val="17"/>
               </w:rPr>
               <w:t xml:space="preserve">• </w:t>
             </w:r>
@@ -3047,31 +2995,31 @@
               <w:rPr>
                 <w:rFonts w:ascii="Arial" w:hAnsi="Arial"/>
                 <w:b/>
-                <w:color w:val="0F172A"/>
-                <w:sz w:val="18"/>
+                <w:color w:val="111827"/>
+                <w:sz w:val="17"/>
               </w:rPr>
               <w:t xml:space="preserve">online scams / tricks: </w:t>
             </w:r>
             <w:r>
               <w:rPr>
                 <w:rFonts w:ascii="Arial" w:hAnsi="Arial"/>
-                <w:color w:val="475569"/>
-                <w:sz w:val="18"/>
+                <w:color w:val="4B5563"/>
+                <w:sz w:val="17"/>
               </w:rPr>
               <w:t>các chiêu trò lừa đảo qua mạng</w:t>
             </w:r>
           </w:p>
           <w:p>
             <w:pPr>
-              <w:spacing w:before="20" w:after="20" w:line="276" w:lineRule="auto"/>
-              <w:ind w:left="259"/>
+              <w:spacing w:before="0" w:after="20" w:line="269" w:lineRule="auto"/>
+              <w:ind w:left="216"/>
             </w:pPr>
             <w:r>
               <w:rPr>
                 <w:rFonts w:ascii="Arial" w:hAnsi="Arial"/>
                 <w:b/>
-                <w:color w:val="4F46E5"/>
-                <w:sz w:val="18"/>
+                <w:color w:val="6366F1"/>
+                <w:sz w:val="17"/>
               </w:rPr>
               <w:t xml:space="preserve">• </w:t>
             </w:r>
@@ -3079,31 +3027,31 @@
               <w:rPr>
                 <w:rFonts w:ascii="Arial" w:hAnsi="Arial"/>
                 <w:b/>
-                <w:color w:val="0F172A"/>
-                <w:sz w:val="18"/>
+                <w:color w:val="111827"/>
+                <w:sz w:val="17"/>
               </w:rPr>
               <w:t xml:space="preserve">screen addiction / glued to screens: </w:t>
             </w:r>
             <w:r>
               <w:rPr>
                 <w:rFonts w:ascii="Arial" w:hAnsi="Arial"/>
-                <w:color w:val="475569"/>
-                <w:sz w:val="18"/>
+                <w:color w:val="4B5563"/>
+                <w:sz w:val="17"/>
               </w:rPr>
               <w:t>nghiện màn hình / dán mắt vào điện thoại</w:t>
             </w:r>
           </w:p>
           <w:p>
             <w:pPr>
-              <w:spacing w:before="20" w:after="20" w:line="276" w:lineRule="auto"/>
-              <w:ind w:left="259"/>
+              <w:spacing w:before="0" w:after="20" w:line="269" w:lineRule="auto"/>
+              <w:ind w:left="216"/>
             </w:pPr>
             <w:r>
               <w:rPr>
                 <w:rFonts w:ascii="Arial" w:hAnsi="Arial"/>
                 <w:b/>
-                <w:color w:val="4F46E5"/>
-                <w:sz w:val="18"/>
+                <w:color w:val="6366F1"/>
+                <w:sz w:val="17"/>
               </w:rPr>
               <w:t xml:space="preserve">• </w:t>
             </w:r>
@@ -3111,31 +3059,31 @@
               <w:rPr>
                 <w:rFonts w:ascii="Arial" w:hAnsi="Arial"/>
                 <w:b/>
-                <w:color w:val="0F172A"/>
-                <w:sz w:val="18"/>
+                <w:color w:val="111827"/>
+                <w:sz w:val="17"/>
               </w:rPr>
               <w:t xml:space="preserve">mental tiredness / burnout: </w:t>
             </w:r>
             <w:r>
               <w:rPr>
                 <w:rFonts w:ascii="Arial" w:hAnsi="Arial"/>
-                <w:color w:val="475569"/>
-                <w:sz w:val="18"/>
+                <w:color w:val="4B5563"/>
+                <w:sz w:val="17"/>
               </w:rPr>
               <w:t>mệt mỏi / kiệt sức tinh thần</w:t>
             </w:r>
           </w:p>
           <w:p>
             <w:pPr>
-              <w:spacing w:before="20" w:after="20" w:line="276" w:lineRule="auto"/>
-              <w:ind w:left="259"/>
+              <w:spacing w:before="0" w:after="20" w:line="269" w:lineRule="auto"/>
+              <w:ind w:left="216"/>
             </w:pPr>
             <w:r>
               <w:rPr>
                 <w:rFonts w:ascii="Arial" w:hAnsi="Arial"/>
                 <w:b/>
-                <w:color w:val="4F46E5"/>
-                <w:sz w:val="18"/>
+                <w:color w:val="6366F1"/>
+                <w:sz w:val="17"/>
               </w:rPr>
               <w:t xml:space="preserve">• </w:t>
             </w:r>
@@ -3143,16 +3091,16 @@
               <w:rPr>
                 <w:rFonts w:ascii="Arial" w:hAnsi="Arial"/>
                 <w:b/>
-                <w:color w:val="0F172A"/>
-                <w:sz w:val="18"/>
+                <w:color w:val="111827"/>
+                <w:sz w:val="17"/>
               </w:rPr>
               <w:t xml:space="preserve">lack of face-to-face talk: </w:t>
             </w:r>
             <w:r>
               <w:rPr>
                 <w:rFonts w:ascii="Arial" w:hAnsi="Arial"/>
-                <w:color w:val="475569"/>
-                <w:sz w:val="18"/>
+                <w:color w:val="4B5563"/>
+                <w:sz w:val="17"/>
               </w:rPr>
               <w:t>thiếu trò chuyện trực tiếp ngoài đời</w:t>
             </w:r>
@@ -3165,93 +3113,92 @@
         </w:trPr>
         <w:tc>
           <w:tcPr>
-            <w:tcW w:type="dxa" w:w="936"/>
+            <w:tcW w:type="dxa" w:w="648"/>
             <w:vMerge w:val="restart"/>
             <w:tcMar>
-              <w:top w:w="140" w:type="dxa"/>
-              <w:bottom w:w="140" w:type="dxa"/>
-              <w:left w:w="100" w:type="dxa"/>
-              <w:right w:w="100" w:type="dxa"/>
-            </w:tcMar>
-            <w:vAlign w:val="center"/>
-          </w:tcPr>
-          <w:p>
-            <w:pPr>
-              <w:spacing w:before="80" w:after="80"/>
-              <w:jc w:val="center"/>
-            </w:pPr>
-            <w:r>
-              <w:rPr>
-                <w:rFonts w:ascii="Arial" w:hAnsi="Arial"/>
-                <w:b/>
-                <w:color w:val="0F172A"/>
-                <w:sz w:val="22"/>
-              </w:rPr>
-              <w:t>30</w:t>
-            </w:r>
-          </w:p>
-        </w:tc>
-        <w:tc>
-          <w:tcPr>
-            <w:tcW w:type="dxa" w:w="4608"/>
-            <w:vMerge w:val="restart"/>
-            <w:tcMar>
-              <w:top w:w="140" w:type="dxa"/>
-              <w:bottom w:w="140" w:type="dxa"/>
-              <w:left w:w="140" w:type="dxa"/>
-              <w:right w:w="140" w:type="dxa"/>
-            </w:tcMar>
-            <w:vAlign w:val="center"/>
-          </w:tcPr>
-          <w:p>
-            <w:pPr>
-              <w:spacing w:before="80" w:after="80" w:line="276" w:lineRule="auto"/>
-              <w:jc w:val="left"/>
-            </w:pPr>
-            <w:r>
-              <w:rPr>
-                <w:rFonts w:ascii="Arial" w:hAnsi="Arial"/>
-                <w:color w:val="1E293B"/>
-                <w:sz w:val="19"/>
-              </w:rPr>
-              <w:t>In many towns and cities large shopping malls are replacing small local shops. Some people say that this is a positive development. To what extent do you agree?</w:t>
-            </w:r>
-          </w:p>
-        </w:tc>
-        <w:tc>
-          <w:tcPr>
-            <w:tcW w:type="dxa" w:w="9562"/>
-            <w:tcMar>
-              <w:top w:w="140" w:type="dxa"/>
-              <w:bottom w:w="140" w:type="dxa"/>
-              <w:left w:w="160" w:type="dxa"/>
-              <w:right w:w="160" w:type="dxa"/>
+              <w:top w:w="120" w:type="dxa"/>
+              <w:bottom w:w="120" w:type="dxa"/>
+              <w:left w:w="80" w:type="dxa"/>
+              <w:right w:w="80" w:type="dxa"/>
             </w:tcMar>
             <w:vAlign w:val="top"/>
           </w:tcPr>
           <w:p>
             <w:pPr>
-              <w:spacing w:before="40" w:after="80" w:line="276" w:lineRule="auto"/>
+              <w:spacing w:before="40" w:after="40"/>
+              <w:jc w:val="center"/>
             </w:pPr>
             <w:r>
               <w:rPr>
                 <w:rFonts w:ascii="Arial" w:hAnsi="Arial"/>
-                <w:b/>
-                <w:color w:val="111827"/>
+                <w:color w:val="000000"/>
                 <w:sz w:val="20"/>
               </w:rPr>
-              <w:t>Opinion: Agree / Positive (Đồng ý / Tích cực - Trung tâm thương mại sạch sẽ và tiện lợi)</w:t>
+              <w:t>30</w:t>
+            </w:r>
+          </w:p>
+        </w:tc>
+        <w:tc>
+          <w:tcPr>
+            <w:tcW w:type="dxa" w:w="3816"/>
+            <w:vMerge w:val="restart"/>
+            <w:tcMar>
+              <w:top w:w="120" w:type="dxa"/>
+              <w:bottom w:w="120" w:type="dxa"/>
+              <w:left w:w="120" w:type="dxa"/>
+              <w:right w:w="120" w:type="dxa"/>
+            </w:tcMar>
+            <w:vAlign w:val="top"/>
+          </w:tcPr>
+          <w:p>
+            <w:pPr>
+              <w:spacing w:before="40" w:after="40" w:line="276" w:lineRule="auto"/>
+              <w:jc w:val="left"/>
+            </w:pPr>
+            <w:r>
+              <w:rPr>
+                <w:rFonts w:ascii="Arial" w:hAnsi="Arial"/>
+                <w:color w:val="000000"/>
+                <w:sz w:val="19"/>
+              </w:rPr>
+              <w:t>In many towns and cities large shopping malls are replacing small local shops. Some people say that this is a positive development. To what extent do you agree?</w:t>
+            </w:r>
+          </w:p>
+        </w:tc>
+        <w:tc>
+          <w:tcPr>
+            <w:tcW w:type="dxa" w:w="6336"/>
+            <w:tcMar>
+              <w:top w:w="120" w:type="dxa"/>
+              <w:bottom w:w="120" w:type="dxa"/>
+              <w:left w:w="140" w:type="dxa"/>
+              <w:right w:w="140" w:type="dxa"/>
+            </w:tcMar>
+            <w:vAlign w:val="top"/>
+          </w:tcPr>
+          <w:p>
+            <w:pPr>
+              <w:spacing w:before="20" w:after="60" w:line="276" w:lineRule="auto"/>
+            </w:pPr>
+            <w:r>
+              <w:rPr>
+                <w:rFonts w:ascii="Arial" w:hAnsi="Arial"/>
+                <w:b/>
+                <w:color w:val="000000"/>
+                <w:sz w:val="20"/>
+              </w:rPr>
+              <w:t>Opinion: Agree / Positive (Đồng ý / Tích cực)</w:t>
             </w:r>
           </w:p>
           <w:p>
             <w:pPr>
-              <w:spacing w:before="60" w:after="40" w:line="276" w:lineRule="auto"/>
+              <w:spacing w:before="40" w:after="20" w:line="276" w:lineRule="auto"/>
             </w:pPr>
             <w:r>
               <w:rPr>
                 <w:rFonts w:ascii="Arial" w:hAnsi="Arial"/>
                 <w:b/>
-                <w:color w:val="0F172A"/>
+                <w:color w:val="000000"/>
                 <w:sz w:val="19"/>
               </w:rPr>
               <w:t xml:space="preserve">Point 1: </w:t>
@@ -3259,8 +3206,7 @@
             <w:r>
               <w:rPr>
                 <w:rFonts w:ascii="Arial" w:hAnsi="Arial"/>
-                <w:b/>
-                <w:color w:val="1E293B"/>
+                <w:color w:val="111827"/>
                 <w:sz w:val="19"/>
               </w:rPr>
               <w:t>Clean, cool place with everything under one roof (Chỗ vui chơi sạch sẽ, mát mẻ, có đủ mọi thứ ở một nơi)</w:t>
@@ -3268,8 +3214,8 @@
           </w:p>
           <w:p>
             <w:pPr>
-              <w:spacing w:before="20" w:after="40" w:line="276" w:lineRule="auto"/>
-              <w:ind w:left="259"/>
+              <w:spacing w:before="0" w:after="20" w:line="276" w:lineRule="auto"/>
+              <w:ind w:left="216"/>
             </w:pPr>
             <w:r>
               <w:rPr>
@@ -3283,7 +3229,7 @@
             <w:r>
               <w:rPr>
                 <w:rFonts w:ascii="Arial" w:hAnsi="Arial"/>
-                <w:color w:val="1E293B"/>
+                <w:color w:val="1F2937"/>
                 <w:sz w:val="18"/>
               </w:rPr>
               <w:t>Malls have air-conditioning, supermarkets, restaurants, and play areas together, so families can shop and have fun comfortably on hot weekends.</w:t>
@@ -3291,8 +3237,8 @@
           </w:p>
           <w:p>
             <w:pPr>
-              <w:spacing w:before="20" w:after="60" w:line="276" w:lineRule="auto"/>
-              <w:ind w:left="259"/>
+              <w:spacing w:before="0" w:after="40" w:line="276" w:lineRule="auto"/>
+              <w:ind w:left="216"/>
             </w:pPr>
             <w:r>
               <w:rPr>
@@ -3306,7 +3252,7 @@
             <w:r>
               <w:rPr>
                 <w:rFonts w:ascii="Arial" w:hAnsi="Arial"/>
-                <w:color w:val="475569"/>
+                <w:color w:val="4B5563"/>
                 <w:sz w:val="18"/>
               </w:rPr>
               <w:t>Trung tâm thương mại có máy lạnh mát mẻ, có cả siêu thị, quán ăn và khu vui chơi, giúp cả nhà vừa đi sắm đồ vừa thư giãn thoải mái vào cuối tuần.</w:t>
@@ -3314,13 +3260,13 @@
           </w:p>
           <w:p>
             <w:pPr>
-              <w:spacing w:before="60" w:after="40" w:line="276" w:lineRule="auto"/>
+              <w:spacing w:before="40" w:after="20" w:line="276" w:lineRule="auto"/>
             </w:pPr>
             <w:r>
               <w:rPr>
                 <w:rFonts w:ascii="Arial" w:hAnsi="Arial"/>
                 <w:b/>
-                <w:color w:val="0F172A"/>
+                <w:color w:val="000000"/>
                 <w:sz w:val="19"/>
               </w:rPr>
               <w:t xml:space="preserve">Point 2: </w:t>
@@ -3328,8 +3274,7 @@
             <w:r>
               <w:rPr>
                 <w:rFonts w:ascii="Arial" w:hAnsi="Arial"/>
-                <w:b/>
-                <w:color w:val="1E293B"/>
+                <w:color w:val="111827"/>
                 <w:sz w:val="19"/>
               </w:rPr>
               <w:t>Clear prices and safe, clean food (Giá cả niêm yết rõ ràng và đồ ăn sạch sẽ, an toàn)</w:t>
@@ -3337,8 +3282,8 @@
           </w:p>
           <w:p>
             <w:pPr>
-              <w:spacing w:before="20" w:after="40" w:line="276" w:lineRule="auto"/>
-              <w:ind w:left="259"/>
+              <w:spacing w:before="0" w:after="20" w:line="276" w:lineRule="auto"/>
+              <w:ind w:left="216"/>
             </w:pPr>
             <w:r>
               <w:rPr>
@@ -3352,7 +3297,7 @@
             <w:r>
               <w:rPr>
                 <w:rFonts w:ascii="Arial" w:hAnsi="Arial"/>
-                <w:color w:val="1E293B"/>
+                <w:color w:val="1F2937"/>
                 <w:sz w:val="18"/>
               </w:rPr>
               <w:t>All goods in shopping malls have printed price tags so buyers do not have to bargain, and fresh food is inspected carefully before being sold.</w:t>
@@ -3360,8 +3305,8 @@
           </w:p>
           <w:p>
             <w:pPr>
-              <w:spacing w:before="20" w:after="60" w:line="276" w:lineRule="auto"/>
-              <w:ind w:left="259"/>
+              <w:spacing w:before="0" w:after="40" w:line="276" w:lineRule="auto"/>
+              <w:ind w:left="216"/>
             </w:pPr>
             <w:r>
               <w:rPr>
@@ -3375,7 +3320,7 @@
             <w:r>
               <w:rPr>
                 <w:rFonts w:ascii="Arial" w:hAnsi="Arial"/>
-                <w:color w:val="475569"/>
+                <w:color w:val="4B5563"/>
                 <w:sz w:val="18"/>
               </w:rPr>
               <w:t>Hàng hóa trong siêu thị đều có tem giá rõ ràng nên không lo bị nói thách hay phải trả giá, thức ăn tươi sống cũng được kiểm tra vệ sinh kỹ càng.</w:t>
@@ -3383,29 +3328,29 @@
           </w:p>
           <w:p>
             <w:pPr>
-              <w:spacing w:before="80" w:after="40" w:line="276" w:lineRule="auto"/>
+              <w:spacing w:before="60" w:after="20" w:line="276" w:lineRule="auto"/>
             </w:pPr>
             <w:r>
               <w:rPr>
                 <w:rFonts w:ascii="Arial" w:hAnsi="Arial"/>
                 <w:b/>
-                <w:color w:val="4338CA"/>
-                <w:sz w:val="19"/>
-              </w:rPr>
-              <w:t>Key Vocabulary / Useful Phrases (Từ vựng &amp; Cụm từ gợi ý):</w:t>
+                <w:color w:val="4F46E5"/>
+                <w:sz w:val="18"/>
+              </w:rPr>
+              <w:t>Suggested Vocabulary (Từ vựng gợi ý):</w:t>
             </w:r>
           </w:p>
           <w:p>
             <w:pPr>
-              <w:spacing w:before="20" w:after="20" w:line="276" w:lineRule="auto"/>
-              <w:ind w:left="259"/>
+              <w:spacing w:before="0" w:after="20" w:line="269" w:lineRule="auto"/>
+              <w:ind w:left="216"/>
             </w:pPr>
             <w:r>
               <w:rPr>
                 <w:rFonts w:ascii="Arial" w:hAnsi="Arial"/>
                 <w:b/>
-                <w:color w:val="4F46E5"/>
-                <w:sz w:val="18"/>
+                <w:color w:val="6366F1"/>
+                <w:sz w:val="17"/>
               </w:rPr>
               <w:t xml:space="preserve">• </w:t>
             </w:r>
@@ -3413,31 +3358,31 @@
               <w:rPr>
                 <w:rFonts w:ascii="Arial" w:hAnsi="Arial"/>
                 <w:b/>
-                <w:color w:val="0F172A"/>
-                <w:sz w:val="18"/>
+                <w:color w:val="111827"/>
+                <w:sz w:val="17"/>
               </w:rPr>
               <w:t xml:space="preserve">air-conditioned shopping mall: </w:t>
             </w:r>
             <w:r>
               <w:rPr>
                 <w:rFonts w:ascii="Arial" w:hAnsi="Arial"/>
-                <w:color w:val="475569"/>
-                <w:sz w:val="18"/>
+                <w:color w:val="4B5563"/>
+                <w:sz w:val="17"/>
               </w:rPr>
               <w:t>trung tâm thương mại có máy lạnh mát mẻ</w:t>
             </w:r>
           </w:p>
           <w:p>
             <w:pPr>
-              <w:spacing w:before="20" w:after="20" w:line="276" w:lineRule="auto"/>
-              <w:ind w:left="259"/>
+              <w:spacing w:before="0" w:after="20" w:line="269" w:lineRule="auto"/>
+              <w:ind w:left="216"/>
             </w:pPr>
             <w:r>
               <w:rPr>
                 <w:rFonts w:ascii="Arial" w:hAnsi="Arial"/>
                 <w:b/>
-                <w:color w:val="4F46E5"/>
-                <w:sz w:val="18"/>
+                <w:color w:val="6366F1"/>
+                <w:sz w:val="17"/>
               </w:rPr>
               <w:t xml:space="preserve">• </w:t>
             </w:r>
@@ -3445,31 +3390,31 @@
               <w:rPr>
                 <w:rFonts w:ascii="Arial" w:hAnsi="Arial"/>
                 <w:b/>
-                <w:color w:val="0F172A"/>
-                <w:sz w:val="18"/>
+                <w:color w:val="111827"/>
+                <w:sz w:val="17"/>
               </w:rPr>
               <w:t xml:space="preserve">all-in-one entertainment: </w:t>
             </w:r>
             <w:r>
               <w:rPr>
                 <w:rFonts w:ascii="Arial" w:hAnsi="Arial"/>
-                <w:color w:val="475569"/>
-                <w:sz w:val="18"/>
+                <w:color w:val="4B5563"/>
+                <w:sz w:val="17"/>
               </w:rPr>
               <w:t>khu vui chơi giải trí tất-cả-trong-một</w:t>
             </w:r>
           </w:p>
           <w:p>
             <w:pPr>
-              <w:spacing w:before="20" w:after="20" w:line="276" w:lineRule="auto"/>
-              <w:ind w:left="259"/>
+              <w:spacing w:before="0" w:after="20" w:line="269" w:lineRule="auto"/>
+              <w:ind w:left="216"/>
             </w:pPr>
             <w:r>
               <w:rPr>
                 <w:rFonts w:ascii="Arial" w:hAnsi="Arial"/>
                 <w:b/>
-                <w:color w:val="4F46E5"/>
-                <w:sz w:val="18"/>
+                <w:color w:val="6366F1"/>
+                <w:sz w:val="17"/>
               </w:rPr>
               <w:t xml:space="preserve">• </w:t>
             </w:r>
@@ -3477,31 +3422,31 @@
               <w:rPr>
                 <w:rFonts w:ascii="Arial" w:hAnsi="Arial"/>
                 <w:b/>
-                <w:color w:val="0F172A"/>
-                <w:sz w:val="18"/>
+                <w:color w:val="111827"/>
+                <w:sz w:val="17"/>
               </w:rPr>
               <w:t xml:space="preserve">fixed price tag: </w:t>
             </w:r>
             <w:r>
               <w:rPr>
                 <w:rFonts w:ascii="Arial" w:hAnsi="Arial"/>
-                <w:color w:val="475569"/>
-                <w:sz w:val="18"/>
+                <w:color w:val="4B5563"/>
+                <w:sz w:val="17"/>
               </w:rPr>
               <w:t>tem giá niêm yết cố định (không phải mặc cả)</w:t>
             </w:r>
           </w:p>
           <w:p>
             <w:pPr>
-              <w:spacing w:before="20" w:after="20" w:line="276" w:lineRule="auto"/>
-              <w:ind w:left="259"/>
+              <w:spacing w:before="0" w:after="20" w:line="269" w:lineRule="auto"/>
+              <w:ind w:left="216"/>
             </w:pPr>
             <w:r>
               <w:rPr>
                 <w:rFonts w:ascii="Arial" w:hAnsi="Arial"/>
                 <w:b/>
-                <w:color w:val="4F46E5"/>
-                <w:sz w:val="18"/>
+                <w:color w:val="6366F1"/>
+                <w:sz w:val="17"/>
               </w:rPr>
               <w:t xml:space="preserve">• </w:t>
             </w:r>
@@ -3509,31 +3454,31 @@
               <w:rPr>
                 <w:rFonts w:ascii="Arial" w:hAnsi="Arial"/>
                 <w:b/>
-                <w:color w:val="0F172A"/>
-                <w:sz w:val="18"/>
+                <w:color w:val="111827"/>
+                <w:sz w:val="17"/>
               </w:rPr>
               <w:t xml:space="preserve">fresh and safe food: </w:t>
             </w:r>
             <w:r>
               <w:rPr>
                 <w:rFonts w:ascii="Arial" w:hAnsi="Arial"/>
-                <w:color w:val="475569"/>
-                <w:sz w:val="18"/>
+                <w:color w:val="4B5563"/>
+                <w:sz w:val="17"/>
               </w:rPr>
               <w:t>thực phẩm tươi sạch và an toàn</w:t>
             </w:r>
           </w:p>
           <w:p>
             <w:pPr>
-              <w:spacing w:before="20" w:after="20" w:line="276" w:lineRule="auto"/>
-              <w:ind w:left="259"/>
+              <w:spacing w:before="0" w:after="20" w:line="269" w:lineRule="auto"/>
+              <w:ind w:left="216"/>
             </w:pPr>
             <w:r>
               <w:rPr>
                 <w:rFonts w:ascii="Arial" w:hAnsi="Arial"/>
                 <w:b/>
-                <w:color w:val="4F46E5"/>
-                <w:sz w:val="18"/>
+                <w:color w:val="6366F1"/>
+                <w:sz w:val="17"/>
               </w:rPr>
               <w:t xml:space="preserve">• </w:t>
             </w:r>
@@ -3541,16 +3486,16 @@
               <w:rPr>
                 <w:rFonts w:ascii="Arial" w:hAnsi="Arial"/>
                 <w:b/>
-                <w:color w:val="0F172A"/>
-                <w:sz w:val="18"/>
+                <w:color w:val="111827"/>
+                <w:sz w:val="17"/>
               </w:rPr>
               <w:t xml:space="preserve">family weekend outing: </w:t>
             </w:r>
             <w:r>
               <w:rPr>
                 <w:rFonts w:ascii="Arial" w:hAnsi="Arial"/>
-                <w:color w:val="475569"/>
-                <w:sz w:val="18"/>
+                <w:color w:val="4B5563"/>
+                <w:sz w:val="17"/>
               </w:rPr>
               <w:t>chuyến đi chơi cuối tuần của cả gia đình</w:t>
             </w:r>
@@ -3563,52 +3508,52 @@
         </w:trPr>
         <w:tc>
           <w:tcPr>
-            <w:tcW w:type="dxa" w:w="5035"/>
+            <w:tcW w:type="dxa" w:w="3600"/>
             <w:vMerge/>
           </w:tcPr>
           <w:p/>
         </w:tc>
         <w:tc>
           <w:tcPr>
-            <w:tcW w:type="dxa" w:w="5035"/>
+            <w:tcW w:type="dxa" w:w="3600"/>
             <w:vMerge/>
           </w:tcPr>
           <w:p/>
         </w:tc>
         <w:tc>
           <w:tcPr>
-            <w:tcW w:type="dxa" w:w="9562"/>
+            <w:tcW w:type="dxa" w:w="6336"/>
             <w:tcMar>
-              <w:top w:w="140" w:type="dxa"/>
-              <w:bottom w:w="140" w:type="dxa"/>
-              <w:left w:w="160" w:type="dxa"/>
-              <w:right w:w="160" w:type="dxa"/>
+              <w:top w:w="120" w:type="dxa"/>
+              <w:bottom w:w="120" w:type="dxa"/>
+              <w:left w:w="140" w:type="dxa"/>
+              <w:right w:w="140" w:type="dxa"/>
             </w:tcMar>
             <w:vAlign w:val="top"/>
           </w:tcPr>
           <w:p>
             <w:pPr>
-              <w:spacing w:before="40" w:after="80" w:line="276" w:lineRule="auto"/>
+              <w:spacing w:before="20" w:after="60" w:line="276" w:lineRule="auto"/>
             </w:pPr>
             <w:r>
               <w:rPr>
                 <w:rFonts w:ascii="Arial" w:hAnsi="Arial"/>
                 <w:b/>
-                <w:color w:val="111827"/>
+                <w:color w:val="000000"/>
                 <w:sz w:val="20"/>
               </w:rPr>
-              <w:t>Opinion: Disagree / Negative (Không đồng ý / Tiêu cực - Mất đi tiệm tạp hóa nhỏ và tình làng nghĩa xóm)</w:t>
+              <w:t>Opinion: Disagree / Negative (Không đồng ý / Tiêu cực)</w:t>
             </w:r>
           </w:p>
           <w:p>
             <w:pPr>
-              <w:spacing w:before="60" w:after="40" w:line="276" w:lineRule="auto"/>
+              <w:spacing w:before="40" w:after="20" w:line="276" w:lineRule="auto"/>
             </w:pPr>
             <w:r>
               <w:rPr>
                 <w:rFonts w:ascii="Arial" w:hAnsi="Arial"/>
                 <w:b/>
-                <w:color w:val="0F172A"/>
+                <w:color w:val="000000"/>
                 <w:sz w:val="19"/>
               </w:rPr>
               <w:t xml:space="preserve">Point 1: </w:t>
@@ -3616,8 +3561,7 @@
             <w:r>
               <w:rPr>
                 <w:rFonts w:ascii="Arial" w:hAnsi="Arial"/>
-                <w:b/>
-                <w:color w:val="1E293B"/>
+                <w:color w:val="111827"/>
                 <w:sz w:val="19"/>
               </w:rPr>
               <w:t>Small family shops lose their business and income (Các tiệm tạp hóa gia đình bị mất khách và khó kiếm sống)</w:t>
@@ -3625,8 +3569,8 @@
           </w:p>
           <w:p>
             <w:pPr>
-              <w:spacing w:before="20" w:after="40" w:line="276" w:lineRule="auto"/>
-              <w:ind w:left="259"/>
+              <w:spacing w:before="0" w:after="20" w:line="276" w:lineRule="auto"/>
+              <w:ind w:left="216"/>
             </w:pPr>
             <w:r>
               <w:rPr>
@@ -3640,7 +3584,7 @@
             <w:r>
               <w:rPr>
                 <w:rFonts w:ascii="Arial" w:hAnsi="Arial"/>
-                <w:color w:val="1E293B"/>
+                <w:color w:val="1F2937"/>
                 <w:sz w:val="18"/>
               </w:rPr>
               <w:t>Big supermarkets take away customers from small neighborhood shops, making it hard for poor shopkeepers to earn enough money to support their families.</w:t>
@@ -3648,8 +3592,8 @@
           </w:p>
           <w:p>
             <w:pPr>
-              <w:spacing w:before="20" w:after="60" w:line="276" w:lineRule="auto"/>
-              <w:ind w:left="259"/>
+              <w:spacing w:before="0" w:after="40" w:line="276" w:lineRule="auto"/>
+              <w:ind w:left="216"/>
             </w:pPr>
             <w:r>
               <w:rPr>
@@ -3663,7 +3607,7 @@
             <w:r>
               <w:rPr>
                 <w:rFonts w:ascii="Arial" w:hAnsi="Arial"/>
-                <w:color w:val="475569"/>
+                <w:color w:val="4B5563"/>
                 <w:sz w:val="18"/>
               </w:rPr>
               <w:t>Các siêu thị lớn hút hết khách của các quán tạp hóa trong xóm, khiến các hộ kinh doanh nhỏ gặp khó khăn và mất đi nguồn sống nuôi gia đình.</w:t>
@@ -3671,13 +3615,13 @@
           </w:p>
           <w:p>
             <w:pPr>
-              <w:spacing w:before="60" w:after="40" w:line="276" w:lineRule="auto"/>
+              <w:spacing w:before="40" w:after="20" w:line="276" w:lineRule="auto"/>
             </w:pPr>
             <w:r>
               <w:rPr>
                 <w:rFonts w:ascii="Arial" w:hAnsi="Arial"/>
                 <w:b/>
-                <w:color w:val="0F172A"/>
+                <w:color w:val="000000"/>
                 <w:sz w:val="19"/>
               </w:rPr>
               <w:t xml:space="preserve">Point 2: </w:t>
@@ -3685,8 +3629,7 @@
             <w:r>
               <w:rPr>
                 <w:rFonts w:ascii="Arial" w:hAnsi="Arial"/>
-                <w:b/>
-                <w:color w:val="1E293B"/>
+                <w:color w:val="111827"/>
                 <w:sz w:val="19"/>
               </w:rPr>
               <w:t>Hard for elderly neighbors and loss of friendly connections (Người già khó đi xa mua đồ và mất đi tình làng nghĩa xóm)</w:t>
@@ -3694,8 +3637,8 @@
           </w:p>
           <w:p>
             <w:pPr>
-              <w:spacing w:before="20" w:after="40" w:line="276" w:lineRule="auto"/>
-              <w:ind w:left="259"/>
+              <w:spacing w:before="0" w:after="20" w:line="276" w:lineRule="auto"/>
+              <w:ind w:left="216"/>
             </w:pPr>
             <w:r>
               <w:rPr>
@@ -3709,7 +3652,7 @@
             <w:r>
               <w:rPr>
                 <w:rFonts w:ascii="Arial" w:hAnsi="Arial"/>
-                <w:color w:val="1E293B"/>
+                <w:color w:val="1F2937"/>
                 <w:sz w:val="18"/>
               </w:rPr>
               <w:t>Old people can easily walk a few steps to a nearby corner shop to buy salt or vegetables, while big malls are too far and lack warm neighborly chats.</w:t>
@@ -3717,8 +3660,8 @@
           </w:p>
           <w:p>
             <w:pPr>
-              <w:spacing w:before="20" w:after="60" w:line="276" w:lineRule="auto"/>
-              <w:ind w:left="259"/>
+              <w:spacing w:before="0" w:after="40" w:line="276" w:lineRule="auto"/>
+              <w:ind w:left="216"/>
             </w:pPr>
             <w:r>
               <w:rPr>
@@ -3732,7 +3675,7 @@
             <w:r>
               <w:rPr>
                 <w:rFonts w:ascii="Arial" w:hAnsi="Arial"/>
-                <w:color w:val="475569"/>
+                <w:color w:val="4B5563"/>
                 <w:sz w:val="18"/>
               </w:rPr>
               <w:t>Các cụ già chỉ cần đi bộ vài bước ra đầu ngõ là mua được mắm muối, rau củ; nếu tiệm đóng cửa thì phải đi xa rất mệt và mất đi thói quen chào hỏi xóm giềng thân quen.</w:t>
@@ -3740,29 +3683,29 @@
           </w:p>
           <w:p>
             <w:pPr>
-              <w:spacing w:before="80" w:after="40" w:line="276" w:lineRule="auto"/>
+              <w:spacing w:before="60" w:after="20" w:line="276" w:lineRule="auto"/>
             </w:pPr>
             <w:r>
               <w:rPr>
                 <w:rFonts w:ascii="Arial" w:hAnsi="Arial"/>
                 <w:b/>
-                <w:color w:val="4338CA"/>
-                <w:sz w:val="19"/>
-              </w:rPr>
-              <w:t>Key Vocabulary / Useful Phrases (Từ vựng &amp; Cụm từ gợi ý):</w:t>
+                <w:color w:val="4F46E5"/>
+                <w:sz w:val="18"/>
+              </w:rPr>
+              <w:t>Suggested Vocabulary (Từ vựng gợi ý):</w:t>
             </w:r>
           </w:p>
           <w:p>
             <w:pPr>
-              <w:spacing w:before="20" w:after="20" w:line="276" w:lineRule="auto"/>
-              <w:ind w:left="259"/>
+              <w:spacing w:before="0" w:after="20" w:line="269" w:lineRule="auto"/>
+              <w:ind w:left="216"/>
             </w:pPr>
             <w:r>
               <w:rPr>
                 <w:rFonts w:ascii="Arial" w:hAnsi="Arial"/>
                 <w:b/>
-                <w:color w:val="4F46E5"/>
-                <w:sz w:val="18"/>
+                <w:color w:val="6366F1"/>
+                <w:sz w:val="17"/>
               </w:rPr>
               <w:t xml:space="preserve">• </w:t>
             </w:r>
@@ -3770,31 +3713,31 @@
               <w:rPr>
                 <w:rFonts w:ascii="Arial" w:hAnsi="Arial"/>
                 <w:b/>
-                <w:color w:val="0F172A"/>
-                <w:sz w:val="18"/>
+                <w:color w:val="111827"/>
+                <w:sz w:val="17"/>
               </w:rPr>
               <w:t xml:space="preserve">small corner shop / grocery: </w:t>
             </w:r>
             <w:r>
               <w:rPr>
                 <w:rFonts w:ascii="Arial" w:hAnsi="Arial"/>
-                <w:color w:val="475569"/>
-                <w:sz w:val="18"/>
+                <w:color w:val="4B5563"/>
+                <w:sz w:val="17"/>
               </w:rPr>
               <w:t>tiệm tạp hóa nhỏ ở góc phố / đầu ngõ</w:t>
             </w:r>
           </w:p>
           <w:p>
             <w:pPr>
-              <w:spacing w:before="20" w:after="20" w:line="276" w:lineRule="auto"/>
-              <w:ind w:left="259"/>
+              <w:spacing w:before="0" w:after="20" w:line="269" w:lineRule="auto"/>
+              <w:ind w:left="216"/>
             </w:pPr>
             <w:r>
               <w:rPr>
                 <w:rFonts w:ascii="Arial" w:hAnsi="Arial"/>
                 <w:b/>
-                <w:color w:val="4F46E5"/>
-                <w:sz w:val="18"/>
+                <w:color w:val="6366F1"/>
+                <w:sz w:val="17"/>
               </w:rPr>
               <w:t xml:space="preserve">• </w:t>
             </w:r>
@@ -3802,31 +3745,31 @@
               <w:rPr>
                 <w:rFonts w:ascii="Arial" w:hAnsi="Arial"/>
                 <w:b/>
-                <w:color w:val="0F172A"/>
-                <w:sz w:val="18"/>
+                <w:color w:val="111827"/>
+                <w:sz w:val="17"/>
               </w:rPr>
               <w:t xml:space="preserve">lose daily customers: </w:t>
             </w:r>
             <w:r>
               <w:rPr>
                 <w:rFonts w:ascii="Arial" w:hAnsi="Arial"/>
-                <w:color w:val="475569"/>
-                <w:sz w:val="18"/>
+                <w:color w:val="4B5563"/>
+                <w:sz w:val="17"/>
               </w:rPr>
               <w:t>mất khách quen mua sắm hàng ngày</w:t>
             </w:r>
           </w:p>
           <w:p>
             <w:pPr>
-              <w:spacing w:before="20" w:after="20" w:line="276" w:lineRule="auto"/>
-              <w:ind w:left="259"/>
+              <w:spacing w:before="0" w:after="20" w:line="269" w:lineRule="auto"/>
+              <w:ind w:left="216"/>
             </w:pPr>
             <w:r>
               <w:rPr>
                 <w:rFonts w:ascii="Arial" w:hAnsi="Arial"/>
                 <w:b/>
-                <w:color w:val="4F46E5"/>
-                <w:sz w:val="18"/>
+                <w:color w:val="6366F1"/>
+                <w:sz w:val="17"/>
               </w:rPr>
               <w:t xml:space="preserve">• </w:t>
             </w:r>
@@ -3834,31 +3777,31 @@
               <w:rPr>
                 <w:rFonts w:ascii="Arial" w:hAnsi="Arial"/>
                 <w:b/>
-                <w:color w:val="0F172A"/>
-                <w:sz w:val="18"/>
+                <w:color w:val="111827"/>
+                <w:sz w:val="17"/>
               </w:rPr>
               <w:t xml:space="preserve">hard for elderly neighbors: </w:t>
             </w:r>
             <w:r>
               <w:rPr>
                 <w:rFonts w:ascii="Arial" w:hAnsi="Arial"/>
-                <w:color w:val="475569"/>
-                <w:sz w:val="18"/>
+                <w:color w:val="4B5563"/>
+                <w:sz w:val="17"/>
               </w:rPr>
               <w:t>khó khăn cho các cụ già đi lại</w:t>
             </w:r>
           </w:p>
           <w:p>
             <w:pPr>
-              <w:spacing w:before="20" w:after="20" w:line="276" w:lineRule="auto"/>
-              <w:ind w:left="259"/>
+              <w:spacing w:before="0" w:after="20" w:line="269" w:lineRule="auto"/>
+              <w:ind w:left="216"/>
             </w:pPr>
             <w:r>
               <w:rPr>
                 <w:rFonts w:ascii="Arial" w:hAnsi="Arial"/>
                 <w:b/>
-                <w:color w:val="4F46E5"/>
-                <w:sz w:val="18"/>
+                <w:color w:val="6366F1"/>
+                <w:sz w:val="17"/>
               </w:rPr>
               <w:t xml:space="preserve">• </w:t>
             </w:r>
@@ -3866,31 +3809,31 @@
               <w:rPr>
                 <w:rFonts w:ascii="Arial" w:hAnsi="Arial"/>
                 <w:b/>
-                <w:color w:val="0F172A"/>
-                <w:sz w:val="18"/>
+                <w:color w:val="111827"/>
+                <w:sz w:val="17"/>
               </w:rPr>
               <w:t xml:space="preserve">friendly neighborhood chat: </w:t>
             </w:r>
             <w:r>
               <w:rPr>
                 <w:rFonts w:ascii="Arial" w:hAnsi="Arial"/>
-                <w:color w:val="475569"/>
-                <w:sz w:val="18"/>
+                <w:color w:val="4B5563"/>
+                <w:sz w:val="17"/>
               </w:rPr>
               <w:t>cuộc trò chuyện xóm giềng thân tình</w:t>
             </w:r>
           </w:p>
           <w:p>
             <w:pPr>
-              <w:spacing w:before="20" w:after="20" w:line="276" w:lineRule="auto"/>
-              <w:ind w:left="259"/>
+              <w:spacing w:before="0" w:after="20" w:line="269" w:lineRule="auto"/>
+              <w:ind w:left="216"/>
             </w:pPr>
             <w:r>
               <w:rPr>
                 <w:rFonts w:ascii="Arial" w:hAnsi="Arial"/>
                 <w:b/>
-                <w:color w:val="4F46E5"/>
-                <w:sz w:val="18"/>
+                <w:color w:val="6366F1"/>
+                <w:sz w:val="17"/>
               </w:rPr>
               <w:t xml:space="preserve">• </w:t>
             </w:r>
@@ -3898,16 +3841,16 @@
               <w:rPr>
                 <w:rFonts w:ascii="Arial" w:hAnsi="Arial"/>
                 <w:b/>
-                <w:color w:val="0F172A"/>
-                <w:sz w:val="18"/>
+                <w:color w:val="111827"/>
+                <w:sz w:val="17"/>
               </w:rPr>
               <w:t xml:space="preserve">support family living costs: </w:t>
             </w:r>
             <w:r>
               <w:rPr>
                 <w:rFonts w:ascii="Arial" w:hAnsi="Arial"/>
-                <w:color w:val="475569"/>
-                <w:sz w:val="18"/>
+                <w:color w:val="4B5563"/>
+                <w:sz w:val="17"/>
               </w:rPr>
               <w:t>kiếm tiền trang trải cuộc sống gia đình</w:t>
             </w:r>
@@ -3920,93 +3863,92 @@
         </w:trPr>
         <w:tc>
           <w:tcPr>
-            <w:tcW w:type="dxa" w:w="936"/>
+            <w:tcW w:type="dxa" w:w="648"/>
             <w:vMerge w:val="restart"/>
             <w:tcMar>
-              <w:top w:w="140" w:type="dxa"/>
-              <w:bottom w:w="140" w:type="dxa"/>
-              <w:left w:w="100" w:type="dxa"/>
-              <w:right w:w="100" w:type="dxa"/>
-            </w:tcMar>
-            <w:vAlign w:val="center"/>
-          </w:tcPr>
-          <w:p>
-            <w:pPr>
-              <w:spacing w:before="80" w:after="80"/>
-              <w:jc w:val="center"/>
-            </w:pPr>
-            <w:r>
-              <w:rPr>
-                <w:rFonts w:ascii="Arial" w:hAnsi="Arial"/>
-                <w:b/>
-                <w:color w:val="0F172A"/>
-                <w:sz w:val="22"/>
-              </w:rPr>
-              <w:t>35</w:t>
-            </w:r>
-          </w:p>
-        </w:tc>
-        <w:tc>
-          <w:tcPr>
-            <w:tcW w:type="dxa" w:w="4608"/>
-            <w:vMerge w:val="restart"/>
-            <w:tcMar>
-              <w:top w:w="140" w:type="dxa"/>
-              <w:bottom w:w="140" w:type="dxa"/>
-              <w:left w:w="140" w:type="dxa"/>
-              <w:right w:w="140" w:type="dxa"/>
-            </w:tcMar>
-            <w:vAlign w:val="center"/>
-          </w:tcPr>
-          <w:p>
-            <w:pPr>
-              <w:spacing w:before="80" w:after="80" w:line="276" w:lineRule="auto"/>
-              <w:jc w:val="left"/>
-            </w:pPr>
-            <w:r>
-              <w:rPr>
-                <w:rFonts w:ascii="Arial" w:hAnsi="Arial"/>
-                <w:color w:val="1E293B"/>
-                <w:sz w:val="19"/>
-              </w:rPr>
-              <w:t>The mass media, such as TV, radio and newspapers, have an influence on people, particularly on younger generations. It plays a pivotal role in shaping the opinions of people, especially teenagers and young people. To what extent do you agree with this? Please give examples.</w:t>
-            </w:r>
-          </w:p>
-        </w:tc>
-        <w:tc>
-          <w:tcPr>
-            <w:tcW w:type="dxa" w:w="9562"/>
-            <w:tcMar>
-              <w:top w:w="140" w:type="dxa"/>
-              <w:bottom w:w="140" w:type="dxa"/>
-              <w:left w:w="160" w:type="dxa"/>
-              <w:right w:w="160" w:type="dxa"/>
+              <w:top w:w="120" w:type="dxa"/>
+              <w:bottom w:w="120" w:type="dxa"/>
+              <w:left w:w="80" w:type="dxa"/>
+              <w:right w:w="80" w:type="dxa"/>
             </w:tcMar>
             <w:vAlign w:val="top"/>
           </w:tcPr>
           <w:p>
             <w:pPr>
-              <w:spacing w:before="40" w:after="80" w:line="276" w:lineRule="auto"/>
+              <w:spacing w:before="40" w:after="40"/>
+              <w:jc w:val="center"/>
             </w:pPr>
             <w:r>
               <w:rPr>
                 <w:rFonts w:ascii="Arial" w:hAnsi="Arial"/>
-                <w:b/>
-                <w:color w:val="111827"/>
+                <w:color w:val="000000"/>
                 <w:sz w:val="20"/>
               </w:rPr>
-              <w:t>Opinion: Agree (Đồng ý - Truyền thông mạng ảnh hưởng rất lớn đến người trẻ)</w:t>
+              <w:t>35</w:t>
+            </w:r>
+          </w:p>
+        </w:tc>
+        <w:tc>
+          <w:tcPr>
+            <w:tcW w:type="dxa" w:w="3816"/>
+            <w:vMerge w:val="restart"/>
+            <w:tcMar>
+              <w:top w:w="120" w:type="dxa"/>
+              <w:bottom w:w="120" w:type="dxa"/>
+              <w:left w:w="120" w:type="dxa"/>
+              <w:right w:w="120" w:type="dxa"/>
+            </w:tcMar>
+            <w:vAlign w:val="top"/>
+          </w:tcPr>
+          <w:p>
+            <w:pPr>
+              <w:spacing w:before="40" w:after="40" w:line="276" w:lineRule="auto"/>
+              <w:jc w:val="left"/>
+            </w:pPr>
+            <w:r>
+              <w:rPr>
+                <w:rFonts w:ascii="Arial" w:hAnsi="Arial"/>
+                <w:color w:val="000000"/>
+                <w:sz w:val="19"/>
+              </w:rPr>
+              <w:t>The mass media, such as TV, radio and newspapers, have an influence on people, particularly on younger generations. It plays a pivotal role in shaping the opinions of people, especially teenagers and young people. To what extent do you agree with this? Please give examples.</w:t>
+            </w:r>
+          </w:p>
+        </w:tc>
+        <w:tc>
+          <w:tcPr>
+            <w:tcW w:type="dxa" w:w="6336"/>
+            <w:tcMar>
+              <w:top w:w="120" w:type="dxa"/>
+              <w:bottom w:w="120" w:type="dxa"/>
+              <w:left w:w="140" w:type="dxa"/>
+              <w:right w:w="140" w:type="dxa"/>
+            </w:tcMar>
+            <w:vAlign w:val="top"/>
+          </w:tcPr>
+          <w:p>
+            <w:pPr>
+              <w:spacing w:before="20" w:after="60" w:line="276" w:lineRule="auto"/>
+            </w:pPr>
+            <w:r>
+              <w:rPr>
+                <w:rFonts w:ascii="Arial" w:hAnsi="Arial"/>
+                <w:b/>
+                <w:color w:val="000000"/>
+                <w:sz w:val="20"/>
+              </w:rPr>
+              <w:t>Opinion: Agree (Đồng ý)</w:t>
             </w:r>
           </w:p>
           <w:p>
             <w:pPr>
-              <w:spacing w:before="60" w:after="40" w:line="276" w:lineRule="auto"/>
+              <w:spacing w:before="40" w:after="20" w:line="276" w:lineRule="auto"/>
             </w:pPr>
             <w:r>
               <w:rPr>
                 <w:rFonts w:ascii="Arial" w:hAnsi="Arial"/>
                 <w:b/>
-                <w:color w:val="0F172A"/>
+                <w:color w:val="000000"/>
                 <w:sz w:val="19"/>
               </w:rPr>
               <w:t xml:space="preserve">Point 1: </w:t>
@@ -4014,8 +3956,7 @@
             <w:r>
               <w:rPr>
                 <w:rFonts w:ascii="Arial" w:hAnsi="Arial"/>
-                <w:b/>
-                <w:color w:val="1E293B"/>
+                <w:color w:val="111827"/>
                 <w:sz w:val="19"/>
               </w:rPr>
               <w:t>Copying fashion, food, and shopping trends online (Bắt chước cách ăn mặc, ăn uống và mua sắm theo trào lưu trên mạng)</w:t>
@@ -4023,8 +3964,8 @@
           </w:p>
           <w:p>
             <w:pPr>
-              <w:spacing w:before="20" w:after="40" w:line="276" w:lineRule="auto"/>
-              <w:ind w:left="259"/>
+              <w:spacing w:before="0" w:after="20" w:line="276" w:lineRule="auto"/>
+              <w:ind w:left="216"/>
             </w:pPr>
             <w:r>
               <w:rPr>
@@ -4038,7 +3979,7 @@
             <w:r>
               <w:rPr>
                 <w:rFonts w:ascii="Arial" w:hAnsi="Arial"/>
-                <w:color w:val="1E293B"/>
+                <w:color w:val="1F2937"/>
                 <w:sz w:val="18"/>
               </w:rPr>
               <w:t>Teenagers spend hours watching videos every day, so they quickly copy the clothes, hairstyles, and milk tea brands that online idols show.</w:t>
@@ -4046,8 +3987,8 @@
           </w:p>
           <w:p>
             <w:pPr>
-              <w:spacing w:before="20" w:after="60" w:line="276" w:lineRule="auto"/>
-              <w:ind w:left="259"/>
+              <w:spacing w:before="0" w:after="40" w:line="276" w:lineRule="auto"/>
+              <w:ind w:left="216"/>
             </w:pPr>
             <w:r>
               <w:rPr>
@@ -4061,7 +4002,7 @@
             <w:r>
               <w:rPr>
                 <w:rFonts w:ascii="Arial" w:hAnsi="Arial"/>
-                <w:color w:val="475569"/>
+                <w:color w:val="4B5563"/>
                 <w:sz w:val="18"/>
               </w:rPr>
               <w:t>Các bạn trẻ lướt mạng nhiều giờ mỗi ngày nên rất dễ bắt chước cách ăn mặc, kiểu tóc hay các món trà sữa theo những người nổi tiếng trên mạng.</w:t>
@@ -4069,13 +4010,13 @@
           </w:p>
           <w:p>
             <w:pPr>
-              <w:spacing w:before="60" w:after="40" w:line="276" w:lineRule="auto"/>
+              <w:spacing w:before="40" w:after="20" w:line="276" w:lineRule="auto"/>
             </w:pPr>
             <w:r>
               <w:rPr>
                 <w:rFonts w:ascii="Arial" w:hAnsi="Arial"/>
                 <w:b/>
-                <w:color w:val="0F172A"/>
+                <w:color w:val="000000"/>
                 <w:sz w:val="19"/>
               </w:rPr>
               <w:t xml:space="preserve">Point 2: </w:t>
@@ -4083,8 +4024,7 @@
             <w:r>
               <w:rPr>
                 <w:rFonts w:ascii="Arial" w:hAnsi="Arial"/>
-                <w:b/>
-                <w:color w:val="1E293B"/>
+                <w:color w:val="111827"/>
                 <w:sz w:val="19"/>
               </w:rPr>
               <w:t>Changing how young people talk and what jobs they want (Thay đổi cách ăn nói và ước mơ nghề nghiệp của người trẻ)</w:t>
@@ -4092,8 +4032,8 @@
           </w:p>
           <w:p>
             <w:pPr>
-              <w:spacing w:before="20" w:after="40" w:line="276" w:lineRule="auto"/>
-              <w:ind w:left="259"/>
+              <w:spacing w:before="0" w:after="20" w:line="276" w:lineRule="auto"/>
+              <w:ind w:left="216"/>
             </w:pPr>
             <w:r>
               <w:rPr>
@@ -4107,7 +4047,7 @@
             <w:r>
               <w:rPr>
                 <w:rFonts w:ascii="Arial" w:hAnsi="Arial"/>
-                <w:color w:val="1E293B"/>
+                <w:color w:val="1F2937"/>
                 <w:sz w:val="18"/>
               </w:rPr>
               <w:t>The media spreads new slang words and makes online streaming look very easy and rich, so many teenagers prefer becoming video creators over normal jobs.</w:t>
@@ -4115,8 +4055,8 @@
           </w:p>
           <w:p>
             <w:pPr>
-              <w:spacing w:before="20" w:after="60" w:line="276" w:lineRule="auto"/>
-              <w:ind w:left="259"/>
+              <w:spacing w:before="0" w:after="40" w:line="276" w:lineRule="auto"/>
+              <w:ind w:left="216"/>
             </w:pPr>
             <w:r>
               <w:rPr>
@@ -4130,7 +4070,7 @@
             <w:r>
               <w:rPr>
                 <w:rFonts w:ascii="Arial" w:hAnsi="Arial"/>
-                <w:color w:val="475569"/>
+                <w:color w:val="4B5563"/>
                 <w:sz w:val="18"/>
               </w:rPr>
               <w:t>Phim ảnh và mạng xã hội tạo ra nhiều từ lóng mới, đồng thời tô vẽ nghề làm video trên mạng kiếm tiền dễ, khiến nhiều bạn trẻ chỉ thích làm TikToker thay vì học nghề đàng hoàng.</w:t>
@@ -4138,29 +4078,29 @@
           </w:p>
           <w:p>
             <w:pPr>
-              <w:spacing w:before="80" w:after="40" w:line="276" w:lineRule="auto"/>
+              <w:spacing w:before="60" w:after="20" w:line="276" w:lineRule="auto"/>
             </w:pPr>
             <w:r>
               <w:rPr>
                 <w:rFonts w:ascii="Arial" w:hAnsi="Arial"/>
                 <w:b/>
-                <w:color w:val="4338CA"/>
-                <w:sz w:val="19"/>
-              </w:rPr>
-              <w:t>Key Vocabulary / Useful Phrases (Từ vựng &amp; Cụm từ gợi ý):</w:t>
+                <w:color w:val="4F46E5"/>
+                <w:sz w:val="18"/>
+              </w:rPr>
+              <w:t>Suggested Vocabulary (Từ vựng gợi ý):</w:t>
             </w:r>
           </w:p>
           <w:p>
             <w:pPr>
-              <w:spacing w:before="20" w:after="20" w:line="276" w:lineRule="auto"/>
-              <w:ind w:left="259"/>
+              <w:spacing w:before="0" w:after="20" w:line="269" w:lineRule="auto"/>
+              <w:ind w:left="216"/>
             </w:pPr>
             <w:r>
               <w:rPr>
                 <w:rFonts w:ascii="Arial" w:hAnsi="Arial"/>
                 <w:b/>
-                <w:color w:val="4F46E5"/>
-                <w:sz w:val="18"/>
+                <w:color w:val="6366F1"/>
+                <w:sz w:val="17"/>
               </w:rPr>
               <w:t xml:space="preserve">• </w:t>
             </w:r>
@@ -4168,31 +4108,31 @@
               <w:rPr>
                 <w:rFonts w:ascii="Arial" w:hAnsi="Arial"/>
                 <w:b/>
-                <w:color w:val="0F172A"/>
-                <w:sz w:val="18"/>
+                <w:color w:val="111827"/>
+                <w:sz w:val="17"/>
               </w:rPr>
               <w:t xml:space="preserve">social media influencer / idol: </w:t>
             </w:r>
             <w:r>
               <w:rPr>
                 <w:rFonts w:ascii="Arial" w:hAnsi="Arial"/>
-                <w:color w:val="475569"/>
-                <w:sz w:val="18"/>
+                <w:color w:val="4B5563"/>
+                <w:sz w:val="17"/>
               </w:rPr>
               <w:t>người có sức ảnh hưởng trên mạng xã hội</w:t>
             </w:r>
           </w:p>
           <w:p>
             <w:pPr>
-              <w:spacing w:before="20" w:after="20" w:line="276" w:lineRule="auto"/>
-              <w:ind w:left="259"/>
+              <w:spacing w:before="0" w:after="20" w:line="269" w:lineRule="auto"/>
+              <w:ind w:left="216"/>
             </w:pPr>
             <w:r>
               <w:rPr>
                 <w:rFonts w:ascii="Arial" w:hAnsi="Arial"/>
                 <w:b/>
-                <w:color w:val="4F46E5"/>
-                <w:sz w:val="18"/>
+                <w:color w:val="6366F1"/>
+                <w:sz w:val="17"/>
               </w:rPr>
               <w:t xml:space="preserve">• </w:t>
             </w:r>
@@ -4200,31 +4140,31 @@
               <w:rPr>
                 <w:rFonts w:ascii="Arial" w:hAnsi="Arial"/>
                 <w:b/>
-                <w:color w:val="0F172A"/>
-                <w:sz w:val="18"/>
+                <w:color w:val="111827"/>
+                <w:sz w:val="17"/>
               </w:rPr>
               <w:t xml:space="preserve">copy fashion trends: </w:t>
             </w:r>
             <w:r>
               <w:rPr>
                 <w:rFonts w:ascii="Arial" w:hAnsi="Arial"/>
-                <w:color w:val="475569"/>
-                <w:sz w:val="18"/>
+                <w:color w:val="4B5563"/>
+                <w:sz w:val="17"/>
               </w:rPr>
               <w:t>bắt chước theo các trào lưu thời trang</w:t>
             </w:r>
           </w:p>
           <w:p>
             <w:pPr>
-              <w:spacing w:before="20" w:after="20" w:line="276" w:lineRule="auto"/>
-              <w:ind w:left="259"/>
+              <w:spacing w:before="0" w:after="20" w:line="269" w:lineRule="auto"/>
+              <w:ind w:left="216"/>
             </w:pPr>
             <w:r>
               <w:rPr>
                 <w:rFonts w:ascii="Arial" w:hAnsi="Arial"/>
                 <w:b/>
-                <w:color w:val="4F46E5"/>
-                <w:sz w:val="18"/>
+                <w:color w:val="6366F1"/>
+                <w:sz w:val="17"/>
               </w:rPr>
               <w:t xml:space="preserve">• </w:t>
             </w:r>
@@ -4232,31 +4172,31 @@
               <w:rPr>
                 <w:rFonts w:ascii="Arial" w:hAnsi="Arial"/>
                 <w:b/>
-                <w:color w:val="0F172A"/>
-                <w:sz w:val="18"/>
+                <w:color w:val="111827"/>
+                <w:sz w:val="17"/>
               </w:rPr>
               <w:t xml:space="preserve">popular slang words: </w:t>
             </w:r>
             <w:r>
               <w:rPr>
                 <w:rFonts w:ascii="Arial" w:hAnsi="Arial"/>
-                <w:color w:val="475569"/>
-                <w:sz w:val="18"/>
+                <w:color w:val="4B5563"/>
+                <w:sz w:val="17"/>
               </w:rPr>
               <w:t>những từ lóng phổ biến trên mạng</w:t>
             </w:r>
           </w:p>
           <w:p>
             <w:pPr>
-              <w:spacing w:before="20" w:after="20" w:line="276" w:lineRule="auto"/>
-              <w:ind w:left="259"/>
+              <w:spacing w:before="0" w:after="20" w:line="269" w:lineRule="auto"/>
+              <w:ind w:left="216"/>
             </w:pPr>
             <w:r>
               <w:rPr>
                 <w:rFonts w:ascii="Arial" w:hAnsi="Arial"/>
                 <w:b/>
-                <w:color w:val="4F46E5"/>
-                <w:sz w:val="18"/>
+                <w:color w:val="6366F1"/>
+                <w:sz w:val="17"/>
               </w:rPr>
               <w:t xml:space="preserve">• </w:t>
             </w:r>
@@ -4264,31 +4204,31 @@
               <w:rPr>
                 <w:rFonts w:ascii="Arial" w:hAnsi="Arial"/>
                 <w:b/>
-                <w:color w:val="0F172A"/>
-                <w:sz w:val="18"/>
+                <w:color w:val="111827"/>
+                <w:sz w:val="17"/>
               </w:rPr>
               <w:t xml:space="preserve">glamorous online jobs: </w:t>
             </w:r>
             <w:r>
               <w:rPr>
                 <w:rFonts w:ascii="Arial" w:hAnsi="Arial"/>
-                <w:color w:val="475569"/>
-                <w:sz w:val="18"/>
+                <w:color w:val="4B5563"/>
+                <w:sz w:val="17"/>
               </w:rPr>
               <w:t>các nghề nghiệp ảo hào nhoáng trên mạng</w:t>
             </w:r>
           </w:p>
           <w:p>
             <w:pPr>
-              <w:spacing w:before="20" w:after="20" w:line="276" w:lineRule="auto"/>
-              <w:ind w:left="259"/>
+              <w:spacing w:before="0" w:after="20" w:line="269" w:lineRule="auto"/>
+              <w:ind w:left="216"/>
             </w:pPr>
             <w:r>
               <w:rPr>
                 <w:rFonts w:ascii="Arial" w:hAnsi="Arial"/>
                 <w:b/>
-                <w:color w:val="4F46E5"/>
-                <w:sz w:val="18"/>
+                <w:color w:val="6366F1"/>
+                <w:sz w:val="17"/>
               </w:rPr>
               <w:t xml:space="preserve">• </w:t>
             </w:r>
@@ -4296,16 +4236,16 @@
               <w:rPr>
                 <w:rFonts w:ascii="Arial" w:hAnsi="Arial"/>
                 <w:b/>
-                <w:color w:val="0F172A"/>
-                <w:sz w:val="18"/>
+                <w:color w:val="111827"/>
+                <w:sz w:val="17"/>
               </w:rPr>
               <w:t xml:space="preserve">peer pressure: </w:t>
             </w:r>
             <w:r>
               <w:rPr>
                 <w:rFonts w:ascii="Arial" w:hAnsi="Arial"/>
-                <w:color w:val="475569"/>
-                <w:sz w:val="18"/>
+                <w:color w:val="4B5563"/>
+                <w:sz w:val="17"/>
               </w:rPr>
               <w:t>áp lực muốn giống bạn bè / theo số đông</w:t>
             </w:r>
@@ -4318,52 +4258,52 @@
         </w:trPr>
         <w:tc>
           <w:tcPr>
-            <w:tcW w:type="dxa" w:w="5035"/>
+            <w:tcW w:type="dxa" w:w="3600"/>
             <w:vMerge/>
           </w:tcPr>
           <w:p/>
         </w:tc>
         <w:tc>
           <w:tcPr>
-            <w:tcW w:type="dxa" w:w="5035"/>
+            <w:tcW w:type="dxa" w:w="3600"/>
             <w:vMerge/>
           </w:tcPr>
           <w:p/>
         </w:tc>
         <w:tc>
           <w:tcPr>
-            <w:tcW w:type="dxa" w:w="9562"/>
+            <w:tcW w:type="dxa" w:w="6336"/>
             <w:tcMar>
-              <w:top w:w="140" w:type="dxa"/>
-              <w:bottom w:w="140" w:type="dxa"/>
-              <w:left w:w="160" w:type="dxa"/>
-              <w:right w:w="160" w:type="dxa"/>
+              <w:top w:w="120" w:type="dxa"/>
+              <w:bottom w:w="120" w:type="dxa"/>
+              <w:left w:w="140" w:type="dxa"/>
+              <w:right w:w="140" w:type="dxa"/>
             </w:tcMar>
             <w:vAlign w:val="top"/>
           </w:tcPr>
           <w:p>
             <w:pPr>
-              <w:spacing w:before="40" w:after="80" w:line="276" w:lineRule="auto"/>
+              <w:spacing w:before="20" w:after="60" w:line="276" w:lineRule="auto"/>
             </w:pPr>
             <w:r>
               <w:rPr>
                 <w:rFonts w:ascii="Arial" w:hAnsi="Arial"/>
                 <w:b/>
-                <w:color w:val="111827"/>
+                <w:color w:val="000000"/>
                 <w:sz w:val="20"/>
               </w:rPr>
-              <w:t>Opinion: Disagree (Không đồng ý - Gia đình và đời thực mới là thứ quan trọng nhất)</w:t>
+              <w:t>Opinion: Disagree (Không đồng ý)</w:t>
             </w:r>
           </w:p>
           <w:p>
             <w:pPr>
-              <w:spacing w:before="60" w:after="40" w:line="276" w:lineRule="auto"/>
+              <w:spacing w:before="40" w:after="20" w:line="276" w:lineRule="auto"/>
             </w:pPr>
             <w:r>
               <w:rPr>
                 <w:rFonts w:ascii="Arial" w:hAnsi="Arial"/>
                 <w:b/>
-                <w:color w:val="0F172A"/>
+                <w:color w:val="000000"/>
                 <w:sz w:val="19"/>
               </w:rPr>
               <w:t xml:space="preserve">Point 1: </w:t>
@@ -4371,8 +4311,7 @@
             <w:r>
               <w:rPr>
                 <w:rFonts w:ascii="Arial" w:hAnsi="Arial"/>
-                <w:b/>
-                <w:color w:val="1E293B"/>
+                <w:color w:val="111827"/>
                 <w:sz w:val="19"/>
               </w:rPr>
               <w:t>Parents and teachers teach the most important life values (Cha mẹ và thầy cô mới là người dạy các nếp sống quan trọng nhất)</w:t>
@@ -4380,8 +4319,8 @@
           </w:p>
           <w:p>
             <w:pPr>
-              <w:spacing w:before="20" w:after="40" w:line="276" w:lineRule="auto"/>
-              <w:ind w:left="259"/>
+              <w:spacing w:before="0" w:after="20" w:line="276" w:lineRule="auto"/>
+              <w:ind w:left="216"/>
             </w:pPr>
             <w:r>
               <w:rPr>
@@ -4395,7 +4334,7 @@
             <w:r>
               <w:rPr>
                 <w:rFonts w:ascii="Arial" w:hAnsi="Arial"/>
-                <w:color w:val="1E293B"/>
+                <w:color w:val="1F2937"/>
                 <w:sz w:val="18"/>
               </w:rPr>
               <w:t>Everyday advice from parents about being honest and polite has a much deeper and lasting effect on a child than short funny videos on the internet.</w:t>
@@ -4403,8 +4342,8 @@
           </w:p>
           <w:p>
             <w:pPr>
-              <w:spacing w:before="20" w:after="60" w:line="276" w:lineRule="auto"/>
-              <w:ind w:left="259"/>
+              <w:spacing w:before="0" w:after="40" w:line="276" w:lineRule="auto"/>
+              <w:ind w:left="216"/>
             </w:pPr>
             <w:r>
               <w:rPr>
@@ -4418,7 +4357,7 @@
             <w:r>
               <w:rPr>
                 <w:rFonts w:ascii="Arial" w:hAnsi="Arial"/>
-                <w:color w:val="475569"/>
+                <w:color w:val="4B5563"/>
                 <w:sz w:val="18"/>
               </w:rPr>
               <w:t>Lời dạy bảo hàng ngày của cha mẹ về tính thật thà, lễ phép có ảnh hưởng sâu đậm và lâu dài đến tính cách của con hơn là những clip ngắn xem trên mạng.</w:t>
@@ -4426,13 +4365,13 @@
           </w:p>
           <w:p>
             <w:pPr>
-              <w:spacing w:before="60" w:after="40" w:line="276" w:lineRule="auto"/>
+              <w:spacing w:before="40" w:after="20" w:line="276" w:lineRule="auto"/>
             </w:pPr>
             <w:r>
               <w:rPr>
                 <w:rFonts w:ascii="Arial" w:hAnsi="Arial"/>
                 <w:b/>
-                <w:color w:val="0F172A"/>
+                <w:color w:val="000000"/>
                 <w:sz w:val="19"/>
               </w:rPr>
               <w:t xml:space="preserve">Point 2: </w:t>
@@ -4440,8 +4379,7 @@
             <w:r>
               <w:rPr>
                 <w:rFonts w:ascii="Arial" w:hAnsi="Arial"/>
-                <w:b/>
-                <w:color w:val="1E293B"/>
+                <w:color w:val="111827"/>
                 <w:sz w:val="19"/>
               </w:rPr>
               <w:t>Young people are smart enough to recognize fake advertising (Giới trẻ ngày nay đủ khôn khéo để nhận ra quảng cáo thổi phồng)</w:t>
@@ -4449,8 +4387,8 @@
           </w:p>
           <w:p>
             <w:pPr>
-              <w:spacing w:before="20" w:after="40" w:line="276" w:lineRule="auto"/>
-              <w:ind w:left="259"/>
+              <w:spacing w:before="0" w:after="20" w:line="276" w:lineRule="auto"/>
+              <w:ind w:left="216"/>
             </w:pPr>
             <w:r>
               <w:rPr>
@@ -4464,7 +4402,7 @@
             <w:r>
               <w:rPr>
                 <w:rFonts w:ascii="Arial" w:hAnsi="Arial"/>
-                <w:color w:val="1E293B"/>
+                <w:color w:val="1F2937"/>
                 <w:sz w:val="18"/>
               </w:rPr>
               <w:t>Many teenagers know that advertisements online are exaggerated to sell things, so they do not believe everything they see on the screen.</w:t>
@@ -4472,8 +4410,8 @@
           </w:p>
           <w:p>
             <w:pPr>
-              <w:spacing w:before="20" w:after="60" w:line="276" w:lineRule="auto"/>
-              <w:ind w:left="259"/>
+              <w:spacing w:before="0" w:after="40" w:line="276" w:lineRule="auto"/>
+              <w:ind w:left="216"/>
             </w:pPr>
             <w:r>
               <w:rPr>
@@ -4487,7 +4425,7 @@
             <w:r>
               <w:rPr>
                 <w:rFonts w:ascii="Arial" w:hAnsi="Arial"/>
-                <w:color w:val="475569"/>
+                <w:color w:val="4B5563"/>
                 <w:sz w:val="18"/>
               </w:rPr>
               <w:t>Rất nhiều bạn trẻ ngày nay đủ thông minh để nhận ra các chiêu trò quảng cáo nói quá sự thật để bán hàng, nên các bạn không dễ bị lừa hay tin theo mù quáng.</w:t>
@@ -4495,29 +4433,29 @@
           </w:p>
           <w:p>
             <w:pPr>
-              <w:spacing w:before="80" w:after="40" w:line="276" w:lineRule="auto"/>
+              <w:spacing w:before="60" w:after="20" w:line="276" w:lineRule="auto"/>
             </w:pPr>
             <w:r>
               <w:rPr>
                 <w:rFonts w:ascii="Arial" w:hAnsi="Arial"/>
                 <w:b/>
-                <w:color w:val="4338CA"/>
-                <w:sz w:val="19"/>
-              </w:rPr>
-              <w:t>Key Vocabulary / Useful Phrases (Từ vựng &amp; Cụm từ gợi ý):</w:t>
+                <w:color w:val="4F46E5"/>
+                <w:sz w:val="18"/>
+              </w:rPr>
+              <w:t>Suggested Vocabulary (Từ vựng gợi ý):</w:t>
             </w:r>
           </w:p>
           <w:p>
             <w:pPr>
-              <w:spacing w:before="20" w:after="20" w:line="276" w:lineRule="auto"/>
-              <w:ind w:left="259"/>
+              <w:spacing w:before="0" w:after="20" w:line="269" w:lineRule="auto"/>
+              <w:ind w:left="216"/>
             </w:pPr>
             <w:r>
               <w:rPr>
                 <w:rFonts w:ascii="Arial" w:hAnsi="Arial"/>
                 <w:b/>
-                <w:color w:val="4F46E5"/>
-                <w:sz w:val="18"/>
+                <w:color w:val="6366F1"/>
+                <w:sz w:val="17"/>
               </w:rPr>
               <w:t xml:space="preserve">• </w:t>
             </w:r>
@@ -4525,31 +4463,31 @@
               <w:rPr>
                 <w:rFonts w:ascii="Arial" w:hAnsi="Arial"/>
                 <w:b/>
-                <w:color w:val="0F172A"/>
-                <w:sz w:val="18"/>
+                <w:color w:val="111827"/>
+                <w:sz w:val="17"/>
               </w:rPr>
               <w:t xml:space="preserve">moral lessons from parents: </w:t>
             </w:r>
             <w:r>
               <w:rPr>
                 <w:rFonts w:ascii="Arial" w:hAnsi="Arial"/>
-                <w:color w:val="475569"/>
-                <w:sz w:val="18"/>
+                <w:color w:val="4B5563"/>
+                <w:sz w:val="17"/>
               </w:rPr>
               <w:t>bài học đạo đức / nếp sống từ cha mẹ</w:t>
             </w:r>
           </w:p>
           <w:p>
             <w:pPr>
-              <w:spacing w:before="20" w:after="20" w:line="276" w:lineRule="auto"/>
-              <w:ind w:left="259"/>
+              <w:spacing w:before="0" w:after="20" w:line="269" w:lineRule="auto"/>
+              <w:ind w:left="216"/>
             </w:pPr>
             <w:r>
               <w:rPr>
                 <w:rFonts w:ascii="Arial" w:hAnsi="Arial"/>
                 <w:b/>
-                <w:color w:val="4F46E5"/>
-                <w:sz w:val="18"/>
+                <w:color w:val="6366F1"/>
+                <w:sz w:val="17"/>
               </w:rPr>
               <w:t xml:space="preserve">• </w:t>
             </w:r>
@@ -4557,31 +4495,31 @@
               <w:rPr>
                 <w:rFonts w:ascii="Arial" w:hAnsi="Arial"/>
                 <w:b/>
-                <w:color w:val="0F172A"/>
-                <w:sz w:val="18"/>
+                <w:color w:val="111827"/>
+                <w:sz w:val="17"/>
               </w:rPr>
               <w:t xml:space="preserve">core values (honesty, kindness): </w:t>
             </w:r>
             <w:r>
               <w:rPr>
                 <w:rFonts w:ascii="Arial" w:hAnsi="Arial"/>
-                <w:color w:val="475569"/>
-                <w:sz w:val="18"/>
+                <w:color w:val="4B5563"/>
+                <w:sz w:val="17"/>
               </w:rPr>
               <w:t>các giá trị cốt lõi (thật thà, tốt bụng)</w:t>
             </w:r>
           </w:p>
           <w:p>
             <w:pPr>
-              <w:spacing w:before="20" w:after="20" w:line="276" w:lineRule="auto"/>
-              <w:ind w:left="259"/>
+              <w:spacing w:before="0" w:after="20" w:line="269" w:lineRule="auto"/>
+              <w:ind w:left="216"/>
             </w:pPr>
             <w:r>
               <w:rPr>
                 <w:rFonts w:ascii="Arial" w:hAnsi="Arial"/>
                 <w:b/>
-                <w:color w:val="4F46E5"/>
-                <w:sz w:val="18"/>
+                <w:color w:val="6366F1"/>
+                <w:sz w:val="17"/>
               </w:rPr>
               <w:t xml:space="preserve">• </w:t>
             </w:r>
@@ -4589,31 +4527,31 @@
               <w:rPr>
                 <w:rFonts w:ascii="Arial" w:hAnsi="Arial"/>
                 <w:b/>
-                <w:color w:val="0F172A"/>
-                <w:sz w:val="18"/>
+                <w:color w:val="111827"/>
+                <w:sz w:val="17"/>
               </w:rPr>
               <w:t xml:space="preserve">teacher guidance at school: </w:t>
             </w:r>
             <w:r>
               <w:rPr>
                 <w:rFonts w:ascii="Arial" w:hAnsi="Arial"/>
-                <w:color w:val="475569"/>
-                <w:sz w:val="18"/>
+                <w:color w:val="4B5563"/>
+                <w:sz w:val="17"/>
               </w:rPr>
               <w:t>sự chỉ dẫn, uốn nắn của thầy cô</w:t>
             </w:r>
           </w:p>
           <w:p>
             <w:pPr>
-              <w:spacing w:before="20" w:after="20" w:line="276" w:lineRule="auto"/>
-              <w:ind w:left="259"/>
+              <w:spacing w:before="0" w:after="20" w:line="269" w:lineRule="auto"/>
+              <w:ind w:left="216"/>
             </w:pPr>
             <w:r>
               <w:rPr>
                 <w:rFonts w:ascii="Arial" w:hAnsi="Arial"/>
                 <w:b/>
-                <w:color w:val="4F46E5"/>
-                <w:sz w:val="18"/>
+                <w:color w:val="6366F1"/>
+                <w:sz w:val="17"/>
               </w:rPr>
               <w:t xml:space="preserve">• </w:t>
             </w:r>
@@ -4621,31 +4559,31 @@
               <w:rPr>
                 <w:rFonts w:ascii="Arial" w:hAnsi="Arial"/>
                 <w:b/>
-                <w:color w:val="0F172A"/>
-                <w:sz w:val="18"/>
+                <w:color w:val="111827"/>
+                <w:sz w:val="17"/>
               </w:rPr>
               <w:t xml:space="preserve">real-life experience: </w:t>
             </w:r>
             <w:r>
               <w:rPr>
                 <w:rFonts w:ascii="Arial" w:hAnsi="Arial"/>
-                <w:color w:val="475569"/>
-                <w:sz w:val="18"/>
+                <w:color w:val="4B5563"/>
+                <w:sz w:val="17"/>
               </w:rPr>
               <w:t>trải nghiệm thực tế ngoài đời</w:t>
             </w:r>
           </w:p>
           <w:p>
             <w:pPr>
-              <w:spacing w:before="20" w:after="20" w:line="276" w:lineRule="auto"/>
-              <w:ind w:left="259"/>
+              <w:spacing w:before="0" w:after="20" w:line="269" w:lineRule="auto"/>
+              <w:ind w:left="216"/>
             </w:pPr>
             <w:r>
               <w:rPr>
                 <w:rFonts w:ascii="Arial" w:hAnsi="Arial"/>
                 <w:b/>
-                <w:color w:val="4F46E5"/>
-                <w:sz w:val="18"/>
+                <w:color w:val="6366F1"/>
+                <w:sz w:val="17"/>
               </w:rPr>
               <w:t xml:space="preserve">• </w:t>
             </w:r>
@@ -4653,16 +4591,16 @@
               <w:rPr>
                 <w:rFonts w:ascii="Arial" w:hAnsi="Arial"/>
                 <w:b/>
-                <w:color w:val="0F172A"/>
-                <w:sz w:val="18"/>
+                <w:color w:val="111827"/>
+                <w:sz w:val="17"/>
               </w:rPr>
               <w:t xml:space="preserve">recognize exaggerated ads: </w:t>
             </w:r>
             <w:r>
               <w:rPr>
                 <w:rFonts w:ascii="Arial" w:hAnsi="Arial"/>
-                <w:color w:val="475569"/>
-                <w:sz w:val="18"/>
+                <w:color w:val="4B5563"/>
+                <w:sz w:val="17"/>
               </w:rPr>
               <w:t>nhận ra quảng cáo thổi phồng / nói quá</w:t>
             </w:r>
@@ -4675,93 +4613,92 @@
         </w:trPr>
         <w:tc>
           <w:tcPr>
-            <w:tcW w:type="dxa" w:w="936"/>
+            <w:tcW w:type="dxa" w:w="648"/>
             <w:vMerge w:val="restart"/>
             <w:tcMar>
-              <w:top w:w="140" w:type="dxa"/>
-              <w:bottom w:w="140" w:type="dxa"/>
-              <w:left w:w="100" w:type="dxa"/>
-              <w:right w:w="100" w:type="dxa"/>
-            </w:tcMar>
-            <w:vAlign w:val="center"/>
-          </w:tcPr>
-          <w:p>
-            <w:pPr>
-              <w:spacing w:before="80" w:after="80"/>
-              <w:jc w:val="center"/>
-            </w:pPr>
-            <w:r>
-              <w:rPr>
-                <w:rFonts w:ascii="Arial" w:hAnsi="Arial"/>
-                <w:b/>
-                <w:color w:val="0F172A"/>
-                <w:sz w:val="22"/>
-              </w:rPr>
-              <w:t>39</w:t>
-            </w:r>
-          </w:p>
-        </w:tc>
-        <w:tc>
-          <w:tcPr>
-            <w:tcW w:type="dxa" w:w="4608"/>
-            <w:vMerge w:val="restart"/>
-            <w:tcMar>
-              <w:top w:w="140" w:type="dxa"/>
-              <w:bottom w:w="140" w:type="dxa"/>
-              <w:left w:w="140" w:type="dxa"/>
-              <w:right w:w="140" w:type="dxa"/>
-            </w:tcMar>
-            <w:vAlign w:val="center"/>
-          </w:tcPr>
-          <w:p>
-            <w:pPr>
-              <w:spacing w:before="80" w:after="80" w:line="276" w:lineRule="auto"/>
-              <w:jc w:val="left"/>
-            </w:pPr>
-            <w:r>
-              <w:rPr>
-                <w:rFonts w:ascii="Arial" w:hAnsi="Arial"/>
-                <w:color w:val="1E293B"/>
-                <w:sz w:val="19"/>
-              </w:rPr>
-              <w:t>Nowadays, it is increasingly more difficult to maintain the right balance between work and the other aspects of one's life, such as leisure pursuits with family members. How important do you think this balance is and what are the reasons why some people think that this is hard to achieve？</w:t>
-            </w:r>
-          </w:p>
-        </w:tc>
-        <w:tc>
-          <w:tcPr>
-            <w:tcW w:type="dxa" w:w="9562"/>
-            <w:tcMar>
-              <w:top w:w="140" w:type="dxa"/>
-              <w:bottom w:w="140" w:type="dxa"/>
-              <w:left w:w="160" w:type="dxa"/>
-              <w:right w:w="160" w:type="dxa"/>
+              <w:top w:w="120" w:type="dxa"/>
+              <w:bottom w:w="120" w:type="dxa"/>
+              <w:left w:w="80" w:type="dxa"/>
+              <w:right w:w="80" w:type="dxa"/>
             </w:tcMar>
             <w:vAlign w:val="top"/>
           </w:tcPr>
           <w:p>
             <w:pPr>
-              <w:spacing w:before="40" w:after="80" w:line="276" w:lineRule="auto"/>
+              <w:spacing w:before="40" w:after="40"/>
+              <w:jc w:val="center"/>
             </w:pPr>
             <w:r>
               <w:rPr>
                 <w:rFonts w:ascii="Arial" w:hAnsi="Arial"/>
-                <w:b/>
-                <w:color w:val="111827"/>
+                <w:color w:val="000000"/>
                 <w:sz w:val="20"/>
               </w:rPr>
-              <w:t>Opinion: Balance Is Very Important (Cân bằng là rất quan trọng - Tốt cho sức khỏe và gia đình)</w:t>
+              <w:t>39</w:t>
+            </w:r>
+          </w:p>
+        </w:tc>
+        <w:tc>
+          <w:tcPr>
+            <w:tcW w:type="dxa" w:w="3816"/>
+            <w:vMerge w:val="restart"/>
+            <w:tcMar>
+              <w:top w:w="120" w:type="dxa"/>
+              <w:bottom w:w="120" w:type="dxa"/>
+              <w:left w:w="120" w:type="dxa"/>
+              <w:right w:w="120" w:type="dxa"/>
+            </w:tcMar>
+            <w:vAlign w:val="top"/>
+          </w:tcPr>
+          <w:p>
+            <w:pPr>
+              <w:spacing w:before="40" w:after="40" w:line="276" w:lineRule="auto"/>
+              <w:jc w:val="left"/>
+            </w:pPr>
+            <w:r>
+              <w:rPr>
+                <w:rFonts w:ascii="Arial" w:hAnsi="Arial"/>
+                <w:color w:val="000000"/>
+                <w:sz w:val="19"/>
+              </w:rPr>
+              <w:t>Nowadays, it is increasingly more difficult to maintain the right balance between work and the other aspects of one's life, such as leisure pursuits with family members. How important do you think this balance is and what are the reasons why some people think that this is hard to achieve？</w:t>
+            </w:r>
+          </w:p>
+        </w:tc>
+        <w:tc>
+          <w:tcPr>
+            <w:tcW w:type="dxa" w:w="6336"/>
+            <w:tcMar>
+              <w:top w:w="120" w:type="dxa"/>
+              <w:bottom w:w="120" w:type="dxa"/>
+              <w:left w:w="140" w:type="dxa"/>
+              <w:right w:w="140" w:type="dxa"/>
+            </w:tcMar>
+            <w:vAlign w:val="top"/>
+          </w:tcPr>
+          <w:p>
+            <w:pPr>
+              <w:spacing w:before="20" w:after="60" w:line="276" w:lineRule="auto"/>
+            </w:pPr>
+            <w:r>
+              <w:rPr>
+                <w:rFonts w:ascii="Arial" w:hAnsi="Arial"/>
+                <w:b/>
+                <w:color w:val="000000"/>
+                <w:sz w:val="20"/>
+              </w:rPr>
+              <w:t>Opinion: Balance Is Very Important (Cân bằng là rất quan trọng)</w:t>
             </w:r>
           </w:p>
           <w:p>
             <w:pPr>
-              <w:spacing w:before="60" w:after="40" w:line="276" w:lineRule="auto"/>
+              <w:spacing w:before="40" w:after="20" w:line="276" w:lineRule="auto"/>
             </w:pPr>
             <w:r>
               <w:rPr>
                 <w:rFonts w:ascii="Arial" w:hAnsi="Arial"/>
                 <w:b/>
-                <w:color w:val="0F172A"/>
+                <w:color w:val="000000"/>
                 <w:sz w:val="19"/>
               </w:rPr>
               <w:t xml:space="preserve">Point 1: </w:t>
@@ -4769,8 +4706,7 @@
             <w:r>
               <w:rPr>
                 <w:rFonts w:ascii="Arial" w:hAnsi="Arial"/>
-                <w:b/>
-                <w:color w:val="1E293B"/>
+                <w:color w:val="111827"/>
                 <w:sz w:val="19"/>
               </w:rPr>
               <w:t>Keeping the body and mind healthy without getting sick (Giữ cho cơ thể khỏe mạnh, tránh kiệt sức và đổ bệnh)</w:t>
@@ -4778,8 +4714,8 @@
           </w:p>
           <w:p>
             <w:pPr>
-              <w:spacing w:before="20" w:after="40" w:line="276" w:lineRule="auto"/>
-              <w:ind w:left="259"/>
+              <w:spacing w:before="0" w:after="20" w:line="276" w:lineRule="auto"/>
+              <w:ind w:left="216"/>
             </w:pPr>
             <w:r>
               <w:rPr>
@@ -4793,7 +4729,7 @@
             <w:r>
               <w:rPr>
                 <w:rFonts w:ascii="Arial" w:hAnsi="Arial"/>
-                <w:color w:val="1E293B"/>
+                <w:color w:val="1F2937"/>
                 <w:sz w:val="18"/>
               </w:rPr>
               <w:t>Getting enough rest and having free time stops workers from feeling exhausted, helping them avoid headaches, poor sleep, and depression.</w:t>
@@ -4801,8 +4737,8 @@
           </w:p>
           <w:p>
             <w:pPr>
-              <w:spacing w:before="20" w:after="60" w:line="276" w:lineRule="auto"/>
-              <w:ind w:left="259"/>
+              <w:spacing w:before="0" w:after="40" w:line="276" w:lineRule="auto"/>
+              <w:ind w:left="216"/>
             </w:pPr>
             <w:r>
               <w:rPr>
@@ -4816,7 +4752,7 @@
             <w:r>
               <w:rPr>
                 <w:rFonts w:ascii="Arial" w:hAnsi="Arial"/>
-                <w:color w:val="475569"/>
+                <w:color w:val="4B5563"/>
                 <w:sz w:val="18"/>
               </w:rPr>
               <w:t>Được nghỉ ngơi đầy đủ giúp người đi làm không bị kiệt sức, tránh được chứng mất ngủ, đau đầu và bệnh trầm cảm do căng thẳng kéo dài.</w:t>
@@ -4824,13 +4760,13 @@
           </w:p>
           <w:p>
             <w:pPr>
-              <w:spacing w:before="60" w:after="40" w:line="276" w:lineRule="auto"/>
+              <w:spacing w:before="40" w:after="20" w:line="276" w:lineRule="auto"/>
             </w:pPr>
             <w:r>
               <w:rPr>
                 <w:rFonts w:ascii="Arial" w:hAnsi="Arial"/>
                 <w:b/>
-                <w:color w:val="0F172A"/>
+                <w:color w:val="000000"/>
                 <w:sz w:val="19"/>
               </w:rPr>
               <w:t xml:space="preserve">Point 2: </w:t>
@@ -4838,8 +4774,7 @@
             <w:r>
               <w:rPr>
                 <w:rFonts w:ascii="Arial" w:hAnsi="Arial"/>
-                <w:b/>
-                <w:color w:val="1E293B"/>
+                <w:color w:val="111827"/>
                 <w:sz w:val="19"/>
               </w:rPr>
               <w:t>Spending happy time with children and family (Dành thời gian ở bên con cái và chăm lo cho gia đình)</w:t>
@@ -4847,8 +4782,8 @@
           </w:p>
           <w:p>
             <w:pPr>
-              <w:spacing w:before="20" w:after="40" w:line="276" w:lineRule="auto"/>
-              <w:ind w:left="259"/>
+              <w:spacing w:before="0" w:after="20" w:line="276" w:lineRule="auto"/>
+              <w:ind w:left="216"/>
             </w:pPr>
             <w:r>
               <w:rPr>
@@ -4862,7 +4797,7 @@
             <w:r>
               <w:rPr>
                 <w:rFonts w:ascii="Arial" w:hAnsi="Arial"/>
-                <w:color w:val="1E293B"/>
+                <w:color w:val="1F2937"/>
                 <w:sz w:val="18"/>
               </w:rPr>
               <w:t>Children grow up quickly and need parents to play and talk with them, while eating dinner together keeps the husband and wife happy.</w:t>
@@ -4870,8 +4805,8 @@
           </w:p>
           <w:p>
             <w:pPr>
-              <w:spacing w:before="20" w:after="60" w:line="276" w:lineRule="auto"/>
-              <w:ind w:left="259"/>
+              <w:spacing w:before="0" w:after="40" w:line="276" w:lineRule="auto"/>
+              <w:ind w:left="216"/>
             </w:pPr>
             <w:r>
               <w:rPr>
@@ -4885,7 +4820,7 @@
             <w:r>
               <w:rPr>
                 <w:rFonts w:ascii="Arial" w:hAnsi="Arial"/>
-                <w:color w:val="475569"/>
+                <w:color w:val="4B5563"/>
                 <w:sz w:val="18"/>
               </w:rPr>
               <w:t>Con cái lớn lên rất nhanh và rất cần cha mẹ ở bên trò chuyện, chơi đùa; những bữa cơm gia đình ấm cúng cũng giúp vợ chồng gắn bó và yêu thương nhau hơn.</w:t>
@@ -4893,29 +4828,29 @@
           </w:p>
           <w:p>
             <w:pPr>
-              <w:spacing w:before="80" w:after="40" w:line="276" w:lineRule="auto"/>
+              <w:spacing w:before="60" w:after="20" w:line="276" w:lineRule="auto"/>
             </w:pPr>
             <w:r>
               <w:rPr>
                 <w:rFonts w:ascii="Arial" w:hAnsi="Arial"/>
                 <w:b/>
-                <w:color w:val="4338CA"/>
-                <w:sz w:val="19"/>
-              </w:rPr>
-              <w:t>Key Vocabulary / Useful Phrases (Từ vựng &amp; Cụm từ gợi ý):</w:t>
+                <w:color w:val="4F46E5"/>
+                <w:sz w:val="18"/>
+              </w:rPr>
+              <w:t>Suggested Vocabulary (Từ vựng gợi ý):</w:t>
             </w:r>
           </w:p>
           <w:p>
             <w:pPr>
-              <w:spacing w:before="20" w:after="20" w:line="276" w:lineRule="auto"/>
-              <w:ind w:left="259"/>
+              <w:spacing w:before="0" w:after="20" w:line="269" w:lineRule="auto"/>
+              <w:ind w:left="216"/>
             </w:pPr>
             <w:r>
               <w:rPr>
                 <w:rFonts w:ascii="Arial" w:hAnsi="Arial"/>
                 <w:b/>
-                <w:color w:val="4F46E5"/>
-                <w:sz w:val="18"/>
+                <w:color w:val="6366F1"/>
+                <w:sz w:val="17"/>
               </w:rPr>
               <w:t xml:space="preserve">• </w:t>
             </w:r>
@@ -4923,31 +4858,31 @@
               <w:rPr>
                 <w:rFonts w:ascii="Arial" w:hAnsi="Arial"/>
                 <w:b/>
-                <w:color w:val="0F172A"/>
-                <w:sz w:val="18"/>
+                <w:color w:val="111827"/>
+                <w:sz w:val="17"/>
               </w:rPr>
               <w:t xml:space="preserve">take regular rest: </w:t>
             </w:r>
             <w:r>
               <w:rPr>
                 <w:rFonts w:ascii="Arial" w:hAnsi="Arial"/>
-                <w:color w:val="475569"/>
-                <w:sz w:val="18"/>
+                <w:color w:val="4B5563"/>
+                <w:sz w:val="17"/>
               </w:rPr>
               <w:t>nghỉ ngơi điều độ hàng ngày</w:t>
             </w:r>
           </w:p>
           <w:p>
             <w:pPr>
-              <w:spacing w:before="20" w:after="20" w:line="276" w:lineRule="auto"/>
-              <w:ind w:left="259"/>
+              <w:spacing w:before="0" w:after="20" w:line="269" w:lineRule="auto"/>
+              <w:ind w:left="216"/>
             </w:pPr>
             <w:r>
               <w:rPr>
                 <w:rFonts w:ascii="Arial" w:hAnsi="Arial"/>
                 <w:b/>
-                <w:color w:val="4F46E5"/>
-                <w:sz w:val="18"/>
+                <w:color w:val="6366F1"/>
+                <w:sz w:val="17"/>
               </w:rPr>
               <w:t xml:space="preserve">• </w:t>
             </w:r>
@@ -4955,31 +4890,31 @@
               <w:rPr>
                 <w:rFonts w:ascii="Arial" w:hAnsi="Arial"/>
                 <w:b/>
-                <w:color w:val="0F172A"/>
-                <w:sz w:val="18"/>
+                <w:color w:val="111827"/>
+                <w:sz w:val="17"/>
               </w:rPr>
               <w:t xml:space="preserve">avoid mental burnout: </w:t>
             </w:r>
             <w:r>
               <w:rPr>
                 <w:rFonts w:ascii="Arial" w:hAnsi="Arial"/>
-                <w:color w:val="475569"/>
-                <w:sz w:val="18"/>
+                <w:color w:val="4B5563"/>
+                <w:sz w:val="17"/>
               </w:rPr>
               <w:t>tránh kiệt sức / quá tải tinh thần</w:t>
             </w:r>
           </w:p>
           <w:p>
             <w:pPr>
-              <w:spacing w:before="20" w:after="20" w:line="276" w:lineRule="auto"/>
-              <w:ind w:left="259"/>
+              <w:spacing w:before="0" w:after="20" w:line="269" w:lineRule="auto"/>
+              <w:ind w:left="216"/>
             </w:pPr>
             <w:r>
               <w:rPr>
                 <w:rFonts w:ascii="Arial" w:hAnsi="Arial"/>
                 <w:b/>
-                <w:color w:val="4F46E5"/>
-                <w:sz w:val="18"/>
+                <w:color w:val="6366F1"/>
+                <w:sz w:val="17"/>
               </w:rPr>
               <w:t xml:space="preserve">• </w:t>
             </w:r>
@@ -4987,31 +4922,31 @@
               <w:rPr>
                 <w:rFonts w:ascii="Arial" w:hAnsi="Arial"/>
                 <w:b/>
-                <w:color w:val="0F172A"/>
-                <w:sz w:val="18"/>
+                <w:color w:val="111827"/>
+                <w:sz w:val="17"/>
               </w:rPr>
               <w:t xml:space="preserve">spend quality time with kids: </w:t>
             </w:r>
             <w:r>
               <w:rPr>
                 <w:rFonts w:ascii="Arial" w:hAnsi="Arial"/>
-                <w:color w:val="475569"/>
-                <w:sz w:val="18"/>
+                <w:color w:val="4B5563"/>
+                <w:sz w:val="17"/>
               </w:rPr>
               <w:t>dành thời gian trọn vẹn bên con cái</w:t>
             </w:r>
           </w:p>
           <w:p>
             <w:pPr>
-              <w:spacing w:before="20" w:after="20" w:line="276" w:lineRule="auto"/>
-              <w:ind w:left="259"/>
+              <w:spacing w:before="0" w:after="20" w:line="269" w:lineRule="auto"/>
+              <w:ind w:left="216"/>
             </w:pPr>
             <w:r>
               <w:rPr>
                 <w:rFonts w:ascii="Arial" w:hAnsi="Arial"/>
                 <w:b/>
-                <w:color w:val="4F46E5"/>
-                <w:sz w:val="18"/>
+                <w:color w:val="6366F1"/>
+                <w:sz w:val="17"/>
               </w:rPr>
               <w:t xml:space="preserve">• </w:t>
             </w:r>
@@ -5019,31 +4954,31 @@
               <w:rPr>
                 <w:rFonts w:ascii="Arial" w:hAnsi="Arial"/>
                 <w:b/>
-                <w:color w:val="0F172A"/>
-                <w:sz w:val="18"/>
+                <w:color w:val="111827"/>
+                <w:sz w:val="17"/>
               </w:rPr>
               <w:t xml:space="preserve">happy family dinner: </w:t>
             </w:r>
             <w:r>
               <w:rPr>
                 <w:rFonts w:ascii="Arial" w:hAnsi="Arial"/>
-                <w:color w:val="475569"/>
-                <w:sz w:val="18"/>
+                <w:color w:val="4B5563"/>
+                <w:sz w:val="17"/>
               </w:rPr>
               <w:t>bữa cơm gia đình đầm ấm</w:t>
             </w:r>
           </w:p>
           <w:p>
             <w:pPr>
-              <w:spacing w:before="20" w:after="20" w:line="276" w:lineRule="auto"/>
-              <w:ind w:left="259"/>
+              <w:spacing w:before="0" w:after="20" w:line="269" w:lineRule="auto"/>
+              <w:ind w:left="216"/>
             </w:pPr>
             <w:r>
               <w:rPr>
                 <w:rFonts w:ascii="Arial" w:hAnsi="Arial"/>
                 <w:b/>
-                <w:color w:val="4F46E5"/>
-                <w:sz w:val="18"/>
+                <w:color w:val="6366F1"/>
+                <w:sz w:val="17"/>
               </w:rPr>
               <w:t xml:space="preserve">• </w:t>
             </w:r>
@@ -5051,16 +4986,16 @@
               <w:rPr>
                 <w:rFonts w:ascii="Arial" w:hAnsi="Arial"/>
                 <w:b/>
-                <w:color w:val="0F172A"/>
-                <w:sz w:val="18"/>
+                <w:color w:val="111827"/>
+                <w:sz w:val="17"/>
               </w:rPr>
               <w:t xml:space="preserve">recharge daily energy: </w:t>
             </w:r>
             <w:r>
               <w:rPr>
                 <w:rFonts w:ascii="Arial" w:hAnsi="Arial"/>
-                <w:color w:val="475569"/>
-                <w:sz w:val="18"/>
+                <w:color w:val="4B5563"/>
+                <w:sz w:val="17"/>
               </w:rPr>
               <w:t>nạp lại năng lượng sau giờ làm</w:t>
             </w:r>
@@ -5073,52 +5008,52 @@
         </w:trPr>
         <w:tc>
           <w:tcPr>
-            <w:tcW w:type="dxa" w:w="5035"/>
+            <w:tcW w:type="dxa" w:w="3600"/>
             <w:vMerge/>
           </w:tcPr>
           <w:p/>
         </w:tc>
         <w:tc>
           <w:tcPr>
-            <w:tcW w:type="dxa" w:w="5035"/>
+            <w:tcW w:type="dxa" w:w="3600"/>
             <w:vMerge/>
           </w:tcPr>
           <w:p/>
         </w:tc>
         <w:tc>
           <w:tcPr>
-            <w:tcW w:type="dxa" w:w="9562"/>
+            <w:tcW w:type="dxa" w:w="6336"/>
             <w:tcMar>
-              <w:top w:w="140" w:type="dxa"/>
-              <w:bottom w:w="140" w:type="dxa"/>
-              <w:left w:w="160" w:type="dxa"/>
-              <w:right w:w="160" w:type="dxa"/>
+              <w:top w:w="120" w:type="dxa"/>
+              <w:bottom w:w="120" w:type="dxa"/>
+              <w:left w:w="140" w:type="dxa"/>
+              <w:right w:w="140" w:type="dxa"/>
             </w:tcMar>
             <w:vAlign w:val="top"/>
           </w:tcPr>
           <w:p>
             <w:pPr>
-              <w:spacing w:before="40" w:after="80" w:line="276" w:lineRule="auto"/>
+              <w:spacing w:before="20" w:after="60" w:line="276" w:lineRule="auto"/>
             </w:pPr>
             <w:r>
               <w:rPr>
                 <w:rFonts w:ascii="Arial" w:hAnsi="Arial"/>
                 <w:b/>
-                <w:color w:val="111827"/>
+                <w:color w:val="000000"/>
                 <w:sz w:val="20"/>
               </w:rPr>
-              <w:t>Opinion: Why It Is Hard to Achieve (Vì sao khó đạt được - Vật giá đắt đỏ và điện thoại làm phiền)</w:t>
+              <w:t>Opinion: Reasons Why It Is Hard to Achieve (Những lý do khó đạt được)</w:t>
             </w:r>
           </w:p>
           <w:p>
             <w:pPr>
-              <w:spacing w:before="60" w:after="40" w:line="276" w:lineRule="auto"/>
+              <w:spacing w:before="40" w:after="20" w:line="276" w:lineRule="auto"/>
             </w:pPr>
             <w:r>
               <w:rPr>
                 <w:rFonts w:ascii="Arial" w:hAnsi="Arial"/>
                 <w:b/>
-                <w:color w:val="0F172A"/>
+                <w:color w:val="000000"/>
                 <w:sz w:val="19"/>
               </w:rPr>
               <w:t xml:space="preserve">Point 1: </w:t>
@@ -5126,8 +5061,7 @@
             <w:r>
               <w:rPr>
                 <w:rFonts w:ascii="Arial" w:hAnsi="Arial"/>
-                <w:b/>
-                <w:color w:val="1E293B"/>
+                <w:color w:val="111827"/>
                 <w:sz w:val="19"/>
               </w:rPr>
               <w:t>High living costs force people to work extra hours (Vật giá đắt đỏ buộc mọi người phải làm thêm giờ để kiếm tiền)</w:t>
@@ -5135,8 +5069,8 @@
           </w:p>
           <w:p>
             <w:pPr>
-              <w:spacing w:before="20" w:after="40" w:line="276" w:lineRule="auto"/>
-              <w:ind w:left="259"/>
+              <w:spacing w:before="0" w:after="20" w:line="276" w:lineRule="auto"/>
+              <w:ind w:left="216"/>
             </w:pPr>
             <w:r>
               <w:rPr>
@@ -5150,7 +5084,7 @@
             <w:r>
               <w:rPr>
                 <w:rFonts w:ascii="Arial" w:hAnsi="Arial"/>
-                <w:color w:val="1E293B"/>
+                <w:color w:val="1F2937"/>
                 <w:sz w:val="18"/>
               </w:rPr>
               <w:t>House rents, food, and school fees for children are rising fast, so parents must work overtime or do a second job just to pay the monthly bills.</w:t>
@@ -5158,8 +5092,8 @@
           </w:p>
           <w:p>
             <w:pPr>
-              <w:spacing w:before="20" w:after="60" w:line="276" w:lineRule="auto"/>
-              <w:ind w:left="259"/>
+              <w:spacing w:before="0" w:after="40" w:line="276" w:lineRule="auto"/>
+              <w:ind w:left="216"/>
             </w:pPr>
             <w:r>
               <w:rPr>
@@ -5173,7 +5107,7 @@
             <w:r>
               <w:rPr>
                 <w:rFonts w:ascii="Arial" w:hAnsi="Arial"/>
-                <w:color w:val="475569"/>
+                <w:color w:val="4B5563"/>
                 <w:sz w:val="18"/>
               </w:rPr>
               <w:t>Tiền thuê nhà, tiền ăn và tiền học cho con cái ngày càng đắt đỏ, nên cha mẹ phải tăng ca hoặc nhận thêm việc phụ mới đủ tiền trang trải cuộc sống.</w:t>
@@ -5181,13 +5115,13 @@
           </w:p>
           <w:p>
             <w:pPr>
-              <w:spacing w:before="60" w:after="40" w:line="276" w:lineRule="auto"/>
+              <w:spacing w:before="40" w:after="20" w:line="276" w:lineRule="auto"/>
             </w:pPr>
             <w:r>
               <w:rPr>
                 <w:rFonts w:ascii="Arial" w:hAnsi="Arial"/>
                 <w:b/>
-                <w:color w:val="0F172A"/>
+                <w:color w:val="000000"/>
                 <w:sz w:val="19"/>
               </w:rPr>
               <w:t xml:space="preserve">Point 2: </w:t>
@@ -5195,8 +5129,7 @@
             <w:r>
               <w:rPr>
                 <w:rFonts w:ascii="Arial" w:hAnsi="Arial"/>
-                <w:b/>
-                <w:color w:val="1E293B"/>
+                <w:color w:val="111827"/>
                 <w:sz w:val="19"/>
               </w:rPr>
               <w:t>Work messages on phones follow people home at night (Tin nhắn công việc trói buộc người ta ngay cả lúc ở nhà)</w:t>
@@ -5204,8 +5137,8 @@
           </w:p>
           <w:p>
             <w:pPr>
-              <w:spacing w:before="20" w:after="40" w:line="276" w:lineRule="auto"/>
-              <w:ind w:left="259"/>
+              <w:spacing w:before="0" w:after="20" w:line="276" w:lineRule="auto"/>
+              <w:ind w:left="216"/>
             </w:pPr>
             <w:r>
               <w:rPr>
@@ -5219,7 +5152,7 @@
             <w:r>
               <w:rPr>
                 <w:rFonts w:ascii="Arial" w:hAnsi="Arial"/>
-                <w:color w:val="1E293B"/>
+                <w:color w:val="1F2937"/>
                 <w:sz w:val="18"/>
               </w:rPr>
               <w:t>Because bosses and customers can send chat messages at any time, workers feel pressured to answer emails late at night and cannot truly relax.</w:t>
@@ -5227,8 +5160,8 @@
           </w:p>
           <w:p>
             <w:pPr>
-              <w:spacing w:before="20" w:after="60" w:line="276" w:lineRule="auto"/>
-              <w:ind w:left="259"/>
+              <w:spacing w:before="0" w:after="40" w:line="276" w:lineRule="auto"/>
+              <w:ind w:left="216"/>
             </w:pPr>
             <w:r>
               <w:rPr>
@@ -5242,7 +5175,7 @@
             <w:r>
               <w:rPr>
                 <w:rFonts w:ascii="Arial" w:hAnsi="Arial"/>
-                <w:color w:val="475569"/>
+                <w:color w:val="4B5563"/>
                 <w:sz w:val="18"/>
               </w:rPr>
               <w:t>Vì sếp và khách hàng có thể nhắn tin bất kỳ lúc nào, người lao động luôn phải canh điện thoại để trả lời công việc lúc tối muộn, không thể thảnh thơi nghỉ ngơi.</w:t>
@@ -5250,29 +5183,29 @@
           </w:p>
           <w:p>
             <w:pPr>
-              <w:spacing w:before="80" w:after="40" w:line="276" w:lineRule="auto"/>
+              <w:spacing w:before="60" w:after="20" w:line="276" w:lineRule="auto"/>
             </w:pPr>
             <w:r>
               <w:rPr>
                 <w:rFonts w:ascii="Arial" w:hAnsi="Arial"/>
                 <w:b/>
-                <w:color w:val="4338CA"/>
-                <w:sz w:val="19"/>
-              </w:rPr>
-              <w:t>Key Vocabulary / Useful Phrases (Từ vựng &amp; Cụm từ gợi ý):</w:t>
+                <w:color w:val="4F46E5"/>
+                <w:sz w:val="18"/>
+              </w:rPr>
+              <w:t>Suggested Vocabulary (Từ vựng gợi ý):</w:t>
             </w:r>
           </w:p>
           <w:p>
             <w:pPr>
-              <w:spacing w:before="20" w:after="20" w:line="276" w:lineRule="auto"/>
-              <w:ind w:left="259"/>
+              <w:spacing w:before="0" w:after="20" w:line="269" w:lineRule="auto"/>
+              <w:ind w:left="216"/>
             </w:pPr>
             <w:r>
               <w:rPr>
                 <w:rFonts w:ascii="Arial" w:hAnsi="Arial"/>
                 <w:b/>
-                <w:color w:val="4F46E5"/>
-                <w:sz w:val="18"/>
+                <w:color w:val="6366F1"/>
+                <w:sz w:val="17"/>
               </w:rPr>
               <w:t xml:space="preserve">• </w:t>
             </w:r>
@@ -5280,31 +5213,31 @@
               <w:rPr>
                 <w:rFonts w:ascii="Arial" w:hAnsi="Arial"/>
                 <w:b/>
-                <w:color w:val="0F172A"/>
-                <w:sz w:val="18"/>
+                <w:color w:val="111827"/>
+                <w:sz w:val="17"/>
               </w:rPr>
               <w:t xml:space="preserve">rising cost of living: </w:t>
             </w:r>
             <w:r>
               <w:rPr>
                 <w:rFonts w:ascii="Arial" w:hAnsi="Arial"/>
-                <w:color w:val="475569"/>
-                <w:sz w:val="18"/>
+                <w:color w:val="4B5563"/>
+                <w:sz w:val="17"/>
               </w:rPr>
               <w:t>chi phí sinh hoạt ngày càng đắt đỏ</w:t>
             </w:r>
           </w:p>
           <w:p>
             <w:pPr>
-              <w:spacing w:before="20" w:after="20" w:line="276" w:lineRule="auto"/>
-              <w:ind w:left="259"/>
+              <w:spacing w:before="0" w:after="20" w:line="269" w:lineRule="auto"/>
+              <w:ind w:left="216"/>
             </w:pPr>
             <w:r>
               <w:rPr>
                 <w:rFonts w:ascii="Arial" w:hAnsi="Arial"/>
                 <w:b/>
-                <w:color w:val="4F46E5"/>
-                <w:sz w:val="18"/>
+                <w:color w:val="6366F1"/>
+                <w:sz w:val="17"/>
               </w:rPr>
               <w:t xml:space="preserve">• </w:t>
             </w:r>
@@ -5312,31 +5245,31 @@
               <w:rPr>
                 <w:rFonts w:ascii="Arial" w:hAnsi="Arial"/>
                 <w:b/>
-                <w:color w:val="0F172A"/>
-                <w:sz w:val="18"/>
+                <w:color w:val="111827"/>
+                <w:sz w:val="17"/>
               </w:rPr>
               <w:t xml:space="preserve">work overtime / extra hours: </w:t>
             </w:r>
             <w:r>
               <w:rPr>
                 <w:rFonts w:ascii="Arial" w:hAnsi="Arial"/>
-                <w:color w:val="475569"/>
-                <w:sz w:val="18"/>
+                <w:color w:val="4B5563"/>
+                <w:sz w:val="17"/>
               </w:rPr>
               <w:t>làm thêm giờ / tăng ca</w:t>
             </w:r>
           </w:p>
           <w:p>
             <w:pPr>
-              <w:spacing w:before="20" w:after="20" w:line="276" w:lineRule="auto"/>
-              <w:ind w:left="259"/>
+              <w:spacing w:before="0" w:after="20" w:line="269" w:lineRule="auto"/>
+              <w:ind w:left="216"/>
             </w:pPr>
             <w:r>
               <w:rPr>
                 <w:rFonts w:ascii="Arial" w:hAnsi="Arial"/>
                 <w:b/>
-                <w:color w:val="4F46E5"/>
-                <w:sz w:val="18"/>
+                <w:color w:val="6366F1"/>
+                <w:sz w:val="17"/>
               </w:rPr>
               <w:t xml:space="preserve">• </w:t>
             </w:r>
@@ -5344,31 +5277,31 @@
               <w:rPr>
                 <w:rFonts w:ascii="Arial" w:hAnsi="Arial"/>
                 <w:b/>
-                <w:color w:val="0F172A"/>
-                <w:sz w:val="18"/>
+                <w:color w:val="111827"/>
+                <w:sz w:val="17"/>
               </w:rPr>
               <w:t xml:space="preserve">pay monthly bills and rent: </w:t>
             </w:r>
             <w:r>
               <w:rPr>
                 <w:rFonts w:ascii="Arial" w:hAnsi="Arial"/>
-                <w:color w:val="475569"/>
-                <w:sz w:val="18"/>
+                <w:color w:val="4B5563"/>
+                <w:sz w:val="17"/>
               </w:rPr>
               <w:t>trả tiền hóa đơn và tiền thuê nhà hàng tháng</w:t>
             </w:r>
           </w:p>
           <w:p>
             <w:pPr>
-              <w:spacing w:before="20" w:after="20" w:line="276" w:lineRule="auto"/>
-              <w:ind w:left="259"/>
+              <w:spacing w:before="0" w:after="20" w:line="269" w:lineRule="auto"/>
+              <w:ind w:left="216"/>
             </w:pPr>
             <w:r>
               <w:rPr>
                 <w:rFonts w:ascii="Arial" w:hAnsi="Arial"/>
                 <w:b/>
-                <w:color w:val="4F46E5"/>
-                <w:sz w:val="18"/>
+                <w:color w:val="6366F1"/>
+                <w:sz w:val="17"/>
               </w:rPr>
               <w:t xml:space="preserve">• </w:t>
             </w:r>
@@ -5376,31 +5309,31 @@
               <w:rPr>
                 <w:rFonts w:ascii="Arial" w:hAnsi="Arial"/>
                 <w:b/>
-                <w:color w:val="0F172A"/>
-                <w:sz w:val="18"/>
+                <w:color w:val="111827"/>
+                <w:sz w:val="17"/>
               </w:rPr>
               <w:t xml:space="preserve">late-night work messages: </w:t>
             </w:r>
             <w:r>
               <w:rPr>
                 <w:rFonts w:ascii="Arial" w:hAnsi="Arial"/>
-                <w:color w:val="475569"/>
-                <w:sz w:val="18"/>
+                <w:color w:val="4B5563"/>
+                <w:sz w:val="17"/>
               </w:rPr>
               <w:t>tin nhắn công việc lúc tối muộn</w:t>
             </w:r>
           </w:p>
           <w:p>
             <w:pPr>
-              <w:spacing w:before="20" w:after="20" w:line="276" w:lineRule="auto"/>
-              <w:ind w:left="259"/>
+              <w:spacing w:before="0" w:after="20" w:line="269" w:lineRule="auto"/>
+              <w:ind w:left="216"/>
             </w:pPr>
             <w:r>
               <w:rPr>
                 <w:rFonts w:ascii="Arial" w:hAnsi="Arial"/>
                 <w:b/>
-                <w:color w:val="4F46E5"/>
-                <w:sz w:val="18"/>
+                <w:color w:val="6366F1"/>
+                <w:sz w:val="17"/>
               </w:rPr>
               <w:t xml:space="preserve">• </w:t>
             </w:r>
@@ -5408,16 +5341,16 @@
               <w:rPr>
                 <w:rFonts w:ascii="Arial" w:hAnsi="Arial"/>
                 <w:b/>
-                <w:color w:val="0F172A"/>
-                <w:sz w:val="18"/>
+                <w:color w:val="111827"/>
+                <w:sz w:val="17"/>
               </w:rPr>
               <w:t xml:space="preserve">fear of losing one's job: </w:t>
             </w:r>
             <w:r>
               <w:rPr>
                 <w:rFonts w:ascii="Arial" w:hAnsi="Arial"/>
-                <w:color w:val="475569"/>
-                <w:sz w:val="18"/>
+                <w:color w:val="4B5563"/>
+                <w:sz w:val="17"/>
               </w:rPr>
               <w:t>nỗi sợ bị mất việc làm / sa thải</w:t>
             </w:r>
@@ -5430,93 +5363,92 @@
         </w:trPr>
         <w:tc>
           <w:tcPr>
-            <w:tcW w:type="dxa" w:w="936"/>
+            <w:tcW w:type="dxa" w:w="648"/>
             <w:vMerge w:val="restart"/>
             <w:tcMar>
-              <w:top w:w="140" w:type="dxa"/>
-              <w:bottom w:w="140" w:type="dxa"/>
-              <w:left w:w="100" w:type="dxa"/>
-              <w:right w:w="100" w:type="dxa"/>
-            </w:tcMar>
-            <w:vAlign w:val="center"/>
-          </w:tcPr>
-          <w:p>
-            <w:pPr>
-              <w:spacing w:before="80" w:after="80"/>
-              <w:jc w:val="center"/>
-            </w:pPr>
-            <w:r>
-              <w:rPr>
-                <w:rFonts w:ascii="Arial" w:hAnsi="Arial"/>
-                <w:b/>
-                <w:color w:val="0F172A"/>
-                <w:sz w:val="22"/>
-              </w:rPr>
-              <w:t>43</w:t>
-            </w:r>
-          </w:p>
-        </w:tc>
-        <w:tc>
-          <w:tcPr>
-            <w:tcW w:type="dxa" w:w="4608"/>
-            <w:vMerge w:val="restart"/>
-            <w:tcMar>
-              <w:top w:w="140" w:type="dxa"/>
-              <w:bottom w:w="140" w:type="dxa"/>
-              <w:left w:w="140" w:type="dxa"/>
-              <w:right w:w="140" w:type="dxa"/>
-            </w:tcMar>
-            <w:vAlign w:val="center"/>
-          </w:tcPr>
-          <w:p>
-            <w:pPr>
-              <w:spacing w:before="80" w:after="80" w:line="276" w:lineRule="auto"/>
-              <w:jc w:val="left"/>
-            </w:pPr>
-            <w:r>
-              <w:rPr>
-                <w:rFonts w:ascii="Arial" w:hAnsi="Arial"/>
-                <w:color w:val="1E293B"/>
-                <w:sz w:val="19"/>
-              </w:rPr>
-              <w:t>Should parents be held legally responsible for the actions of their children? Support your opinion from your study, observations or experiences.</w:t>
-            </w:r>
-          </w:p>
-        </w:tc>
-        <w:tc>
-          <w:tcPr>
-            <w:tcW w:type="dxa" w:w="9562"/>
-            <w:tcMar>
-              <w:top w:w="140" w:type="dxa"/>
-              <w:bottom w:w="140" w:type="dxa"/>
-              <w:left w:w="160" w:type="dxa"/>
-              <w:right w:w="160" w:type="dxa"/>
+              <w:top w:w="120" w:type="dxa"/>
+              <w:bottom w:w="120" w:type="dxa"/>
+              <w:left w:w="80" w:type="dxa"/>
+              <w:right w:w="80" w:type="dxa"/>
             </w:tcMar>
             <w:vAlign w:val="top"/>
           </w:tcPr>
           <w:p>
             <w:pPr>
-              <w:spacing w:before="40" w:after="80" w:line="276" w:lineRule="auto"/>
+              <w:spacing w:before="40" w:after="40"/>
+              <w:jc w:val="center"/>
             </w:pPr>
             <w:r>
               <w:rPr>
                 <w:rFonts w:ascii="Arial" w:hAnsi="Arial"/>
-                <w:b/>
-                <w:color w:val="111827"/>
+                <w:color w:val="000000"/>
                 <w:sz w:val="20"/>
               </w:rPr>
-              <w:t>Opinion: Agree / Yes (Đồng ý - Cha mẹ nên chịu trách nhiệm tiền bạc và quản lý con)</w:t>
+              <w:t>43</w:t>
+            </w:r>
+          </w:p>
+        </w:tc>
+        <w:tc>
+          <w:tcPr>
+            <w:tcW w:type="dxa" w:w="3816"/>
+            <w:vMerge w:val="restart"/>
+            <w:tcMar>
+              <w:top w:w="120" w:type="dxa"/>
+              <w:bottom w:w="120" w:type="dxa"/>
+              <w:left w:w="120" w:type="dxa"/>
+              <w:right w:w="120" w:type="dxa"/>
+            </w:tcMar>
+            <w:vAlign w:val="top"/>
+          </w:tcPr>
+          <w:p>
+            <w:pPr>
+              <w:spacing w:before="40" w:after="40" w:line="276" w:lineRule="auto"/>
+              <w:jc w:val="left"/>
+            </w:pPr>
+            <w:r>
+              <w:rPr>
+                <w:rFonts w:ascii="Arial" w:hAnsi="Arial"/>
+                <w:color w:val="000000"/>
+                <w:sz w:val="19"/>
+              </w:rPr>
+              <w:t>Should parents be held legally responsible for the actions of their children? Support your opinion from your study, observations or experiences.</w:t>
+            </w:r>
+          </w:p>
+        </w:tc>
+        <w:tc>
+          <w:tcPr>
+            <w:tcW w:type="dxa" w:w="6336"/>
+            <w:tcMar>
+              <w:top w:w="120" w:type="dxa"/>
+              <w:bottom w:w="120" w:type="dxa"/>
+              <w:left w:w="140" w:type="dxa"/>
+              <w:right w:w="140" w:type="dxa"/>
+            </w:tcMar>
+            <w:vAlign w:val="top"/>
+          </w:tcPr>
+          <w:p>
+            <w:pPr>
+              <w:spacing w:before="20" w:after="60" w:line="276" w:lineRule="auto"/>
+            </w:pPr>
+            <w:r>
+              <w:rPr>
+                <w:rFonts w:ascii="Arial" w:hAnsi="Arial"/>
+                <w:b/>
+                <w:color w:val="000000"/>
+                <w:sz w:val="20"/>
+              </w:rPr>
+              <w:t>Opinion: Agree / Yes (Đồng ý - Cha mẹ nên chịu trách nhiệm)</w:t>
             </w:r>
           </w:p>
           <w:p>
             <w:pPr>
-              <w:spacing w:before="60" w:after="40" w:line="276" w:lineRule="auto"/>
+              <w:spacing w:before="40" w:after="20" w:line="276" w:lineRule="auto"/>
             </w:pPr>
             <w:r>
               <w:rPr>
                 <w:rFonts w:ascii="Arial" w:hAnsi="Arial"/>
                 <w:b/>
-                <w:color w:val="0F172A"/>
+                <w:color w:val="000000"/>
                 <w:sz w:val="19"/>
               </w:rPr>
               <w:t xml:space="preserve">Point 1: </w:t>
@@ -5524,8 +5456,7 @@
             <w:r>
               <w:rPr>
                 <w:rFonts w:ascii="Arial" w:hAnsi="Arial"/>
-                <w:b/>
-                <w:color w:val="1E293B"/>
+                <w:color w:val="111827"/>
                 <w:sz w:val="19"/>
               </w:rPr>
               <w:t>Parents buy the phones and motorbikes used by their kids (Cha mẹ là người cho tiền và mua xe nên phải bồi thường nếu con gây hại)</w:t>
@@ -5533,8 +5464,8 @@
           </w:p>
           <w:p>
             <w:pPr>
-              <w:spacing w:before="20" w:after="40" w:line="276" w:lineRule="auto"/>
-              <w:ind w:left="259"/>
+              <w:spacing w:before="0" w:after="20" w:line="276" w:lineRule="auto"/>
+              <w:ind w:left="216"/>
             </w:pPr>
             <w:r>
               <w:rPr>
@@ -5548,7 +5479,7 @@
             <w:r>
               <w:rPr>
                 <w:rFonts w:ascii="Arial" w:hAnsi="Arial"/>
-                <w:color w:val="1E293B"/>
+                <w:color w:val="1F2937"/>
                 <w:sz w:val="18"/>
               </w:rPr>
               <w:t>Underage kids have no money of their own, so when a teenager damages a neighbor's property or motorbike, the parents who give them money must pay for the repair.</w:t>
@@ -5556,8 +5487,8 @@
           </w:p>
           <w:p>
             <w:pPr>
-              <w:spacing w:before="20" w:after="60" w:line="276" w:lineRule="auto"/>
-              <w:ind w:left="259"/>
+              <w:spacing w:before="0" w:after="40" w:line="276" w:lineRule="auto"/>
+              <w:ind w:left="216"/>
             </w:pPr>
             <w:r>
               <w:rPr>
@@ -5571,7 +5502,7 @@
             <w:r>
               <w:rPr>
                 <w:rFonts w:ascii="Arial" w:hAnsi="Arial"/>
-                <w:color w:val="475569"/>
+                <w:color w:val="4B5563"/>
                 <w:sz w:val="18"/>
               </w:rPr>
               <w:t>Con nhỏ chưa làm ra tiền, nên khi con phá hỏng đồ đạc hay xe cộ của người khác, cha mẹ là người nuôi dưỡng và mua sắm đồ cho con thì phải đứng ra đền tiền.</w:t>
@@ -5579,13 +5510,13 @@
           </w:p>
           <w:p>
             <w:pPr>
-              <w:spacing w:before="60" w:after="40" w:line="276" w:lineRule="auto"/>
+              <w:spacing w:before="40" w:after="20" w:line="276" w:lineRule="auto"/>
             </w:pPr>
             <w:r>
               <w:rPr>
                 <w:rFonts w:ascii="Arial" w:hAnsi="Arial"/>
                 <w:b/>
-                <w:color w:val="0F172A"/>
+                <w:color w:val="000000"/>
                 <w:sz w:val="19"/>
               </w:rPr>
               <w:t xml:space="preserve">Point 2: </w:t>
@@ -5593,8 +5524,7 @@
             <w:r>
               <w:rPr>
                 <w:rFonts w:ascii="Arial" w:hAnsi="Arial"/>
-                <w:b/>
-                <w:color w:val="1E293B"/>
+                <w:color w:val="111827"/>
                 <w:sz w:val="19"/>
               </w:rPr>
               <w:t>Making parents care more and supervise their children (Buộc cha mẹ phải quan tâm và để mắt đến con cái nhiều hơn)</w:t>
@@ -5602,8 +5532,8 @@
           </w:p>
           <w:p>
             <w:pPr>
-              <w:spacing w:before="20" w:after="40" w:line="276" w:lineRule="auto"/>
-              <w:ind w:left="259"/>
+              <w:spacing w:before="0" w:after="20" w:line="276" w:lineRule="auto"/>
+              <w:ind w:left="216"/>
             </w:pPr>
             <w:r>
               <w:rPr>
@@ -5617,7 +5547,7 @@
             <w:r>
               <w:rPr>
                 <w:rFonts w:ascii="Arial" w:hAnsi="Arial"/>
-                <w:color w:val="1E293B"/>
+                <w:color w:val="1F2937"/>
                 <w:sz w:val="18"/>
               </w:rPr>
               <w:t>If parents know they can be fined by the police, they will pay closer attention to where their teenagers go after school and who they hang out with.</w:t>
@@ -5625,8 +5555,8 @@
           </w:p>
           <w:p>
             <w:pPr>
-              <w:spacing w:before="20" w:after="60" w:line="276" w:lineRule="auto"/>
-              <w:ind w:left="259"/>
+              <w:spacing w:before="0" w:after="40" w:line="276" w:lineRule="auto"/>
+              <w:ind w:left="216"/>
             </w:pPr>
             <w:r>
               <w:rPr>
@@ -5640,7 +5570,7 @@
             <w:r>
               <w:rPr>
                 <w:rFonts w:ascii="Arial" w:hAnsi="Arial"/>
-                <w:color w:val="475569"/>
+                <w:color w:val="4B5563"/>
                 <w:sz w:val="18"/>
               </w:rPr>
               <w:t>Nếu biết mình sẽ bị phạt tiền, các bậc phụ huynh lơ là sẽ phải có trách nhiệm hơn, để mắt xem con mình đi đâu và chơi với những bạn bè nào sau giờ học.</w:t>
@@ -5648,29 +5578,29 @@
           </w:p>
           <w:p>
             <w:pPr>
-              <w:spacing w:before="80" w:after="40" w:line="276" w:lineRule="auto"/>
+              <w:spacing w:before="60" w:after="20" w:line="276" w:lineRule="auto"/>
             </w:pPr>
             <w:r>
               <w:rPr>
                 <w:rFonts w:ascii="Arial" w:hAnsi="Arial"/>
                 <w:b/>
-                <w:color w:val="4338CA"/>
-                <w:sz w:val="19"/>
-              </w:rPr>
-              <w:t>Key Vocabulary / Useful Phrases (Từ vựng &amp; Cụm từ gợi ý):</w:t>
+                <w:color w:val="4F46E5"/>
+                <w:sz w:val="18"/>
+              </w:rPr>
+              <w:t>Suggested Vocabulary (Từ vựng gợi ý):</w:t>
             </w:r>
           </w:p>
           <w:p>
             <w:pPr>
-              <w:spacing w:before="20" w:after="20" w:line="276" w:lineRule="auto"/>
-              <w:ind w:left="259"/>
+              <w:spacing w:before="0" w:after="20" w:line="269" w:lineRule="auto"/>
+              <w:ind w:left="216"/>
             </w:pPr>
             <w:r>
               <w:rPr>
                 <w:rFonts w:ascii="Arial" w:hAnsi="Arial"/>
                 <w:b/>
-                <w:color w:val="4F46E5"/>
-                <w:sz w:val="18"/>
+                <w:color w:val="6366F1"/>
+                <w:sz w:val="17"/>
               </w:rPr>
               <w:t xml:space="preserve">• </w:t>
             </w:r>
@@ -5678,31 +5608,31 @@
               <w:rPr>
                 <w:rFonts w:ascii="Arial" w:hAnsi="Arial"/>
                 <w:b/>
-                <w:color w:val="0F172A"/>
-                <w:sz w:val="18"/>
+                <w:color w:val="111827"/>
+                <w:sz w:val="17"/>
               </w:rPr>
               <w:t xml:space="preserve">pay for damaged property: </w:t>
             </w:r>
             <w:r>
               <w:rPr>
                 <w:rFonts w:ascii="Arial" w:hAnsi="Arial"/>
-                <w:color w:val="475569"/>
-                <w:sz w:val="18"/>
+                <w:color w:val="4B5563"/>
+                <w:sz w:val="17"/>
               </w:rPr>
               <w:t>bồi thường tài sản bị đập phá / làm hỏng</w:t>
             </w:r>
           </w:p>
           <w:p>
             <w:pPr>
-              <w:spacing w:before="20" w:after="20" w:line="276" w:lineRule="auto"/>
-              <w:ind w:left="259"/>
+              <w:spacing w:before="0" w:after="20" w:line="269" w:lineRule="auto"/>
+              <w:ind w:left="216"/>
             </w:pPr>
             <w:r>
               <w:rPr>
                 <w:rFonts w:ascii="Arial" w:hAnsi="Arial"/>
                 <w:b/>
-                <w:color w:val="4F46E5"/>
-                <w:sz w:val="18"/>
+                <w:color w:val="6366F1"/>
+                <w:sz w:val="17"/>
               </w:rPr>
               <w:t xml:space="preserve">• </w:t>
             </w:r>
@@ -5710,31 +5640,31 @@
               <w:rPr>
                 <w:rFonts w:ascii="Arial" w:hAnsi="Arial"/>
                 <w:b/>
-                <w:color w:val="0F172A"/>
-                <w:sz w:val="18"/>
+                <w:color w:val="111827"/>
+                <w:sz w:val="17"/>
               </w:rPr>
               <w:t xml:space="preserve">give pocket money and motorbikes: </w:t>
             </w:r>
             <w:r>
               <w:rPr>
                 <w:rFonts w:ascii="Arial" w:hAnsi="Arial"/>
-                <w:color w:val="475569"/>
-                <w:sz w:val="18"/>
+                <w:color w:val="4B5563"/>
+                <w:sz w:val="17"/>
               </w:rPr>
               <w:t>cho tiền tiêu vặt và mua xe máy cho con</w:t>
             </w:r>
           </w:p>
           <w:p>
             <w:pPr>
-              <w:spacing w:before="20" w:after="20" w:line="276" w:lineRule="auto"/>
-              <w:ind w:left="259"/>
+              <w:spacing w:before="0" w:after="20" w:line="269" w:lineRule="auto"/>
+              <w:ind w:left="216"/>
             </w:pPr>
             <w:r>
               <w:rPr>
                 <w:rFonts w:ascii="Arial" w:hAnsi="Arial"/>
                 <w:b/>
-                <w:color w:val="4F46E5"/>
-                <w:sz w:val="18"/>
+                <w:color w:val="6366F1"/>
+                <w:sz w:val="17"/>
               </w:rPr>
               <w:t xml:space="preserve">• </w:t>
             </w:r>
@@ -5742,31 +5672,31 @@
               <w:rPr>
                 <w:rFonts w:ascii="Arial" w:hAnsi="Arial"/>
                 <w:b/>
-                <w:color w:val="0F172A"/>
-                <w:sz w:val="18"/>
+                <w:color w:val="111827"/>
+                <w:sz w:val="17"/>
               </w:rPr>
               <w:t xml:space="preserve">supervise teenagers closely: </w:t>
             </w:r>
             <w:r>
               <w:rPr>
                 <w:rFonts w:ascii="Arial" w:hAnsi="Arial"/>
-                <w:color w:val="475569"/>
-                <w:sz w:val="18"/>
+                <w:color w:val="4B5563"/>
+                <w:sz w:val="17"/>
               </w:rPr>
               <w:t>giám sát con cái tuổi mới lớn chặt chẽ</w:t>
             </w:r>
           </w:p>
           <w:p>
             <w:pPr>
-              <w:spacing w:before="20" w:after="20" w:line="276" w:lineRule="auto"/>
-              <w:ind w:left="259"/>
+              <w:spacing w:before="0" w:after="20" w:line="269" w:lineRule="auto"/>
+              <w:ind w:left="216"/>
             </w:pPr>
             <w:r>
               <w:rPr>
                 <w:rFonts w:ascii="Arial" w:hAnsi="Arial"/>
                 <w:b/>
-                <w:color w:val="4F46E5"/>
-                <w:sz w:val="18"/>
+                <w:color w:val="6366F1"/>
+                <w:sz w:val="17"/>
               </w:rPr>
               <w:t xml:space="preserve">• </w:t>
             </w:r>
@@ -5774,31 +5704,31 @@
               <w:rPr>
                 <w:rFonts w:ascii="Arial" w:hAnsi="Arial"/>
                 <w:b/>
-                <w:color w:val="0F172A"/>
-                <w:sz w:val="18"/>
+                <w:color w:val="111827"/>
+                <w:sz w:val="17"/>
               </w:rPr>
               <w:t xml:space="preserve">parental duty and care: </w:t>
             </w:r>
             <w:r>
               <w:rPr>
                 <w:rFonts w:ascii="Arial" w:hAnsi="Arial"/>
-                <w:color w:val="475569"/>
-                <w:sz w:val="18"/>
+                <w:color w:val="4B5563"/>
+                <w:sz w:val="17"/>
               </w:rPr>
               <w:t>trách nhiệm và sự quan tâm của cha mẹ</w:t>
             </w:r>
           </w:p>
           <w:p>
             <w:pPr>
-              <w:spacing w:before="20" w:after="20" w:line="276" w:lineRule="auto"/>
-              <w:ind w:left="259"/>
+              <w:spacing w:before="0" w:after="20" w:line="269" w:lineRule="auto"/>
+              <w:ind w:left="216"/>
             </w:pPr>
             <w:r>
               <w:rPr>
                 <w:rFonts w:ascii="Arial" w:hAnsi="Arial"/>
                 <w:b/>
-                <w:color w:val="4F46E5"/>
-                <w:sz w:val="18"/>
+                <w:color w:val="6366F1"/>
+                <w:sz w:val="17"/>
               </w:rPr>
               <w:t xml:space="preserve">• </w:t>
             </w:r>
@@ -5806,16 +5736,16 @@
               <w:rPr>
                 <w:rFonts w:ascii="Arial" w:hAnsi="Arial"/>
                 <w:b/>
-                <w:color w:val="0F172A"/>
-                <w:sz w:val="18"/>
+                <w:color w:val="111827"/>
+                <w:sz w:val="17"/>
               </w:rPr>
               <w:t xml:space="preserve">prevent bad juvenile behavior: </w:t>
             </w:r>
             <w:r>
               <w:rPr>
                 <w:rFonts w:ascii="Arial" w:hAnsi="Arial"/>
-                <w:color w:val="475569"/>
-                <w:sz w:val="18"/>
+                <w:color w:val="4B5563"/>
+                <w:sz w:val="17"/>
               </w:rPr>
               <w:t>ngăn chặn các hành vi xấu của trẻ vị thành niên</w:t>
             </w:r>
@@ -5828,52 +5758,52 @@
         </w:trPr>
         <w:tc>
           <w:tcPr>
-            <w:tcW w:type="dxa" w:w="5035"/>
+            <w:tcW w:type="dxa" w:w="3600"/>
             <w:vMerge/>
           </w:tcPr>
           <w:p/>
         </w:tc>
         <w:tc>
           <w:tcPr>
-            <w:tcW w:type="dxa" w:w="5035"/>
+            <w:tcW w:type="dxa" w:w="3600"/>
             <w:vMerge/>
           </w:tcPr>
           <w:p/>
         </w:tc>
         <w:tc>
           <w:tcPr>
-            <w:tcW w:type="dxa" w:w="9562"/>
+            <w:tcW w:type="dxa" w:w="6336"/>
             <w:tcMar>
-              <w:top w:w="140" w:type="dxa"/>
-              <w:bottom w:w="140" w:type="dxa"/>
-              <w:left w:w="160" w:type="dxa"/>
-              <w:right w:w="160" w:type="dxa"/>
+              <w:top w:w="120" w:type="dxa"/>
+              <w:bottom w:w="120" w:type="dxa"/>
+              <w:left w:w="140" w:type="dxa"/>
+              <w:right w:w="140" w:type="dxa"/>
             </w:tcMar>
             <w:vAlign w:val="top"/>
           </w:tcPr>
           <w:p>
             <w:pPr>
-              <w:spacing w:before="40" w:after="80" w:line="276" w:lineRule="auto"/>
+              <w:spacing w:before="20" w:after="60" w:line="276" w:lineRule="auto"/>
             </w:pPr>
             <w:r>
               <w:rPr>
                 <w:rFonts w:ascii="Arial" w:hAnsi="Arial"/>
                 <w:b/>
-                <w:color w:val="111827"/>
+                <w:color w:val="000000"/>
                 <w:sz w:val="20"/>
               </w:rPr>
-              <w:t>Opinion: Disagree / No (Không đồng ý - Trẻ tự làm tự chịu, phạt cha mẹ là bất công)</w:t>
+              <w:t>Opinion: Disagree / No (Không đồng ý - Trẻ tự chịu trách nhiệm)</w:t>
             </w:r>
           </w:p>
           <w:p>
             <w:pPr>
-              <w:spacing w:before="60" w:after="40" w:line="276" w:lineRule="auto"/>
+              <w:spacing w:before="40" w:after="20" w:line="276" w:lineRule="auto"/>
             </w:pPr>
             <w:r>
               <w:rPr>
                 <w:rFonts w:ascii="Arial" w:hAnsi="Arial"/>
                 <w:b/>
-                <w:color w:val="0F172A"/>
+                <w:color w:val="000000"/>
                 <w:sz w:val="19"/>
               </w:rPr>
               <w:t xml:space="preserve">Point 1: </w:t>
@@ -5881,8 +5811,7 @@
             <w:r>
               <w:rPr>
                 <w:rFonts w:ascii="Arial" w:hAnsi="Arial"/>
-                <w:b/>
-                <w:color w:val="1E293B"/>
+                <w:color w:val="111827"/>
                 <w:sz w:val="19"/>
               </w:rPr>
               <w:t>Teenagers have their own minds and follow bad friends outside (Thanh thiếu niên đã lớn, có ý thức riêng và dễ bị bạn xấu rủ rê)</w:t>
@@ -5890,8 +5819,8 @@
           </w:p>
           <w:p>
             <w:pPr>
-              <w:spacing w:before="20" w:after="40" w:line="276" w:lineRule="auto"/>
-              <w:ind w:left="259"/>
+              <w:spacing w:before="0" w:after="20" w:line="276" w:lineRule="auto"/>
+              <w:ind w:left="216"/>
             </w:pPr>
             <w:r>
               <w:rPr>
@@ -5905,7 +5834,7 @@
             <w:r>
               <w:rPr>
                 <w:rFonts w:ascii="Arial" w:hAnsi="Arial"/>
-                <w:color w:val="1E293B"/>
+                <w:color w:val="1F2937"/>
                 <w:sz w:val="18"/>
               </w:rPr>
               <w:t>Older teenagers make their own choices away from home and often do silly things because they want to show off to friends, which parents cannot foresee.</w:t>
@@ -5913,8 +5842,8 @@
           </w:p>
           <w:p>
             <w:pPr>
-              <w:spacing w:before="20" w:after="60" w:line="276" w:lineRule="auto"/>
-              <w:ind w:left="259"/>
+              <w:spacing w:before="0" w:after="40" w:line="276" w:lineRule="auto"/>
+              <w:ind w:left="216"/>
             </w:pPr>
             <w:r>
               <w:rPr>
@@ -5928,7 +5857,7 @@
             <w:r>
               <w:rPr>
                 <w:rFonts w:ascii="Arial" w:hAnsi="Arial"/>
-                <w:color w:val="475569"/>
+                <w:color w:val="4B5563"/>
                 <w:sz w:val="18"/>
               </w:rPr>
               <w:t>Các bạn tuổi mới lớn đã có suy nghĩ riêng và hay làm trò quậy phá vì muốn chứng tỏ với bạn bè ngoài đường, điều này cha mẹ ở nhà không thể lường trước được.</w:t>
@@ -5936,13 +5865,13 @@
           </w:p>
           <w:p>
             <w:pPr>
-              <w:spacing w:before="60" w:after="40" w:line="276" w:lineRule="auto"/>
+              <w:spacing w:before="40" w:after="20" w:line="276" w:lineRule="auto"/>
             </w:pPr>
             <w:r>
               <w:rPr>
                 <w:rFonts w:ascii="Arial" w:hAnsi="Arial"/>
                 <w:b/>
-                <w:color w:val="0F172A"/>
+                <w:color w:val="000000"/>
                 <w:sz w:val="19"/>
               </w:rPr>
               <w:t xml:space="preserve">Point 2: </w:t>
@@ -5950,8 +5879,7 @@
             <w:r>
               <w:rPr>
                 <w:rFonts w:ascii="Arial" w:hAnsi="Arial"/>
-                <w:b/>
-                <w:color w:val="1E293B"/>
+                <w:color w:val="111827"/>
                 <w:sz w:val="19"/>
               </w:rPr>
               <w:t>Working parents cannot watch kids 24 hours a day (Cha mẹ bận đi làm kiếm sống không thể canh chừng con cả ngày)</w:t>
@@ -5959,8 +5887,8 @@
           </w:p>
           <w:p>
             <w:pPr>
-              <w:spacing w:before="20" w:after="40" w:line="276" w:lineRule="auto"/>
-              <w:ind w:left="259"/>
+              <w:spacing w:before="0" w:after="20" w:line="276" w:lineRule="auto"/>
+              <w:ind w:left="216"/>
             </w:pPr>
             <w:r>
               <w:rPr>
@@ -5974,7 +5902,7 @@
             <w:r>
               <w:rPr>
                 <w:rFonts w:ascii="Arial" w:hAnsi="Arial"/>
-                <w:color w:val="1E293B"/>
+                <w:color w:val="1F2937"/>
                 <w:sz w:val="18"/>
               </w:rPr>
               <w:t>Many poor parents work twelve hours a day just to buy food; punishing them with heavy fines is unfair and pushes poor families into debt.</w:t>
@@ -5982,8 +5910,8 @@
           </w:p>
           <w:p>
             <w:pPr>
-              <w:spacing w:before="20" w:after="60" w:line="276" w:lineRule="auto"/>
-              <w:ind w:left="259"/>
+              <w:spacing w:before="0" w:after="40" w:line="276" w:lineRule="auto"/>
+              <w:ind w:left="216"/>
             </w:pPr>
             <w:r>
               <w:rPr>
@@ -5997,7 +5925,7 @@
             <w:r>
               <w:rPr>
                 <w:rFonts w:ascii="Arial" w:hAnsi="Arial"/>
-                <w:color w:val="475569"/>
+                <w:color w:val="4B5563"/>
                 <w:sz w:val="18"/>
               </w:rPr>
               <w:t>Nhiều phụ huynh nghèo phải đi làm quần quật cả ngày để kiếm cơm ăn; phạt tiền nặng sẽ rất bất công và đẩy những gia đình khốn khó vào cảnh nợ nần.</w:t>
@@ -6005,29 +5933,29 @@
           </w:p>
           <w:p>
             <w:pPr>
-              <w:spacing w:before="80" w:after="40" w:line="276" w:lineRule="auto"/>
+              <w:spacing w:before="60" w:after="20" w:line="276" w:lineRule="auto"/>
             </w:pPr>
             <w:r>
               <w:rPr>
                 <w:rFonts w:ascii="Arial" w:hAnsi="Arial"/>
                 <w:b/>
-                <w:color w:val="4338CA"/>
-                <w:sz w:val="19"/>
-              </w:rPr>
-              <w:t>Key Vocabulary / Useful Phrases (Từ vựng &amp; Cụm từ gợi ý):</w:t>
+                <w:color w:val="4F46E5"/>
+                <w:sz w:val="18"/>
+              </w:rPr>
+              <w:t>Suggested Vocabulary (Từ vựng gợi ý):</w:t>
             </w:r>
           </w:p>
           <w:p>
             <w:pPr>
-              <w:spacing w:before="20" w:after="20" w:line="276" w:lineRule="auto"/>
-              <w:ind w:left="259"/>
+              <w:spacing w:before="0" w:after="20" w:line="269" w:lineRule="auto"/>
+              <w:ind w:left="216"/>
             </w:pPr>
             <w:r>
               <w:rPr>
                 <w:rFonts w:ascii="Arial" w:hAnsi="Arial"/>
                 <w:b/>
-                <w:color w:val="4F46E5"/>
-                <w:sz w:val="18"/>
+                <w:color w:val="6366F1"/>
+                <w:sz w:val="17"/>
               </w:rPr>
               <w:t xml:space="preserve">• </w:t>
             </w:r>
@@ -6035,31 +5963,31 @@
               <w:rPr>
                 <w:rFonts w:ascii="Arial" w:hAnsi="Arial"/>
                 <w:b/>
-                <w:color w:val="0F172A"/>
-                <w:sz w:val="18"/>
+                <w:color w:val="111827"/>
+                <w:sz w:val="17"/>
               </w:rPr>
               <w:t xml:space="preserve">independent mind / free will: </w:t>
             </w:r>
             <w:r>
               <w:rPr>
                 <w:rFonts w:ascii="Arial" w:hAnsi="Arial"/>
-                <w:color w:val="475569"/>
-                <w:sz w:val="18"/>
+                <w:color w:val="4B5563"/>
+                <w:sz w:val="17"/>
               </w:rPr>
               <w:t>suy nghĩ độc lập / ý muốn riêng của con</w:t>
             </w:r>
           </w:p>
           <w:p>
             <w:pPr>
-              <w:spacing w:before="20" w:after="20" w:line="276" w:lineRule="auto"/>
-              <w:ind w:left="259"/>
+              <w:spacing w:before="0" w:after="20" w:line="269" w:lineRule="auto"/>
+              <w:ind w:left="216"/>
             </w:pPr>
             <w:r>
               <w:rPr>
                 <w:rFonts w:ascii="Arial" w:hAnsi="Arial"/>
                 <w:b/>
-                <w:color w:val="4F46E5"/>
-                <w:sz w:val="18"/>
+                <w:color w:val="6366F1"/>
+                <w:sz w:val="17"/>
               </w:rPr>
               <w:t xml:space="preserve">• </w:t>
             </w:r>
@@ -6067,31 +5995,31 @@
               <w:rPr>
                 <w:rFonts w:ascii="Arial" w:hAnsi="Arial"/>
                 <w:b/>
-                <w:color w:val="0F172A"/>
-                <w:sz w:val="18"/>
+                <w:color w:val="111827"/>
+                <w:sz w:val="17"/>
               </w:rPr>
               <w:t xml:space="preserve">bad peer influence outside: </w:t>
             </w:r>
             <w:r>
               <w:rPr>
                 <w:rFonts w:ascii="Arial" w:hAnsi="Arial"/>
-                <w:color w:val="475569"/>
-                <w:sz w:val="18"/>
+                <w:color w:val="4B5563"/>
+                <w:sz w:val="17"/>
               </w:rPr>
               <w:t>ảnh hưởng xấu từ bạn bè bên ngoài</w:t>
             </w:r>
           </w:p>
           <w:p>
             <w:pPr>
-              <w:spacing w:before="20" w:after="20" w:line="276" w:lineRule="auto"/>
-              <w:ind w:left="259"/>
+              <w:spacing w:before="0" w:after="20" w:line="269" w:lineRule="auto"/>
+              <w:ind w:left="216"/>
             </w:pPr>
             <w:r>
               <w:rPr>
                 <w:rFonts w:ascii="Arial" w:hAnsi="Arial"/>
                 <w:b/>
-                <w:color w:val="4F46E5"/>
-                <w:sz w:val="18"/>
+                <w:color w:val="6366F1"/>
+                <w:sz w:val="17"/>
               </w:rPr>
               <w:t xml:space="preserve">• </w:t>
             </w:r>
@@ -6099,31 +6027,31 @@
               <w:rPr>
                 <w:rFonts w:ascii="Arial" w:hAnsi="Arial"/>
                 <w:b/>
-                <w:color w:val="0F172A"/>
-                <w:sz w:val="18"/>
+                <w:color w:val="111827"/>
+                <w:sz w:val="17"/>
               </w:rPr>
               <w:t xml:space="preserve">show off to friends: </w:t>
             </w:r>
             <w:r>
               <w:rPr>
                 <w:rFonts w:ascii="Arial" w:hAnsi="Arial"/>
-                <w:color w:val="475569"/>
-                <w:sz w:val="18"/>
+                <w:color w:val="4B5563"/>
+                <w:sz w:val="17"/>
               </w:rPr>
               <w:t>thích thể hiện / khoe mẽ với bạn bè</w:t>
             </w:r>
           </w:p>
           <w:p>
             <w:pPr>
-              <w:spacing w:before="20" w:after="20" w:line="276" w:lineRule="auto"/>
-              <w:ind w:left="259"/>
+              <w:spacing w:before="0" w:after="20" w:line="269" w:lineRule="auto"/>
+              <w:ind w:left="216"/>
             </w:pPr>
             <w:r>
               <w:rPr>
                 <w:rFonts w:ascii="Arial" w:hAnsi="Arial"/>
                 <w:b/>
-                <w:color w:val="4F46E5"/>
-                <w:sz w:val="18"/>
+                <w:color w:val="6366F1"/>
+                <w:sz w:val="17"/>
               </w:rPr>
               <w:t xml:space="preserve">• </w:t>
             </w:r>
@@ -6131,31 +6059,31 @@
               <w:rPr>
                 <w:rFonts w:ascii="Arial" w:hAnsi="Arial"/>
                 <w:b/>
-                <w:color w:val="0F172A"/>
-                <w:sz w:val="18"/>
+                <w:color w:val="111827"/>
+                <w:sz w:val="17"/>
               </w:rPr>
               <w:t xml:space="preserve">work all day to earn food: </w:t>
             </w:r>
             <w:r>
               <w:rPr>
                 <w:rFonts w:ascii="Arial" w:hAnsi="Arial"/>
-                <w:color w:val="475569"/>
-                <w:sz w:val="18"/>
+                <w:color w:val="4B5563"/>
+                <w:sz w:val="17"/>
               </w:rPr>
               <w:t>đi làm quần quật cả ngày để kiếm sống</w:t>
             </w:r>
           </w:p>
           <w:p>
             <w:pPr>
-              <w:spacing w:before="20" w:after="20" w:line="276" w:lineRule="auto"/>
-              <w:ind w:left="259"/>
+              <w:spacing w:before="0" w:after="20" w:line="269" w:lineRule="auto"/>
+              <w:ind w:left="216"/>
             </w:pPr>
             <w:r>
               <w:rPr>
                 <w:rFonts w:ascii="Arial" w:hAnsi="Arial"/>
                 <w:b/>
-                <w:color w:val="4F46E5"/>
-                <w:sz w:val="18"/>
+                <w:color w:val="6366F1"/>
+                <w:sz w:val="17"/>
               </w:rPr>
               <w:t xml:space="preserve">• </w:t>
             </w:r>
@@ -6163,16 +6091,16 @@
               <w:rPr>
                 <w:rFonts w:ascii="Arial" w:hAnsi="Arial"/>
                 <w:b/>
-                <w:color w:val="0F172A"/>
-                <w:sz w:val="18"/>
+                <w:color w:val="111827"/>
+                <w:sz w:val="17"/>
               </w:rPr>
               <w:t xml:space="preserve">unfair heavy fines: </w:t>
             </w:r>
             <w:r>
               <w:rPr>
                 <w:rFonts w:ascii="Arial" w:hAnsi="Arial"/>
-                <w:color w:val="475569"/>
-                <w:sz w:val="18"/>
+                <w:color w:val="4B5563"/>
+                <w:sz w:val="17"/>
               </w:rPr>
               <w:t>các khoản tiền phạt nặng nề, bất công</w:t>
             </w:r>
@@ -6185,93 +6113,92 @@
         </w:trPr>
         <w:tc>
           <w:tcPr>
-            <w:tcW w:type="dxa" w:w="936"/>
+            <w:tcW w:type="dxa" w:w="648"/>
             <w:vMerge w:val="restart"/>
             <w:tcMar>
-              <w:top w:w="140" w:type="dxa"/>
-              <w:bottom w:w="140" w:type="dxa"/>
-              <w:left w:w="100" w:type="dxa"/>
-              <w:right w:w="100" w:type="dxa"/>
-            </w:tcMar>
-            <w:vAlign w:val="center"/>
-          </w:tcPr>
-          <w:p>
-            <w:pPr>
-              <w:spacing w:before="80" w:after="80"/>
-              <w:jc w:val="center"/>
-            </w:pPr>
-            <w:r>
-              <w:rPr>
-                <w:rFonts w:ascii="Arial" w:hAnsi="Arial"/>
-                <w:b/>
-                <w:color w:val="0F172A"/>
-                <w:sz w:val="22"/>
-              </w:rPr>
-              <w:t>46</w:t>
-            </w:r>
-          </w:p>
-        </w:tc>
-        <w:tc>
-          <w:tcPr>
-            <w:tcW w:type="dxa" w:w="4608"/>
-            <w:vMerge w:val="restart"/>
-            <w:tcMar>
-              <w:top w:w="140" w:type="dxa"/>
-              <w:bottom w:w="140" w:type="dxa"/>
-              <w:left w:w="140" w:type="dxa"/>
-              <w:right w:w="140" w:type="dxa"/>
-            </w:tcMar>
-            <w:vAlign w:val="center"/>
-          </w:tcPr>
-          <w:p>
-            <w:pPr>
-              <w:spacing w:before="80" w:after="80" w:line="276" w:lineRule="auto"/>
-              <w:jc w:val="left"/>
-            </w:pPr>
-            <w:r>
-              <w:rPr>
-                <w:rFonts w:ascii="Arial" w:hAnsi="Arial"/>
-                <w:color w:val="1E293B"/>
-                <w:sz w:val="19"/>
-              </w:rPr>
-              <w:t>In some companies, employers involve workers in the decision-making process about products and services. What are the advantages and disadvantages of such a policy?</w:t>
-            </w:r>
-          </w:p>
-        </w:tc>
-        <w:tc>
-          <w:tcPr>
-            <w:tcW w:type="dxa" w:w="9562"/>
-            <w:tcMar>
-              <w:top w:w="140" w:type="dxa"/>
-              <w:bottom w:w="140" w:type="dxa"/>
-              <w:left w:w="160" w:type="dxa"/>
-              <w:right w:w="160" w:type="dxa"/>
+              <w:top w:w="120" w:type="dxa"/>
+              <w:bottom w:w="120" w:type="dxa"/>
+              <w:left w:w="80" w:type="dxa"/>
+              <w:right w:w="80" w:type="dxa"/>
             </w:tcMar>
             <w:vAlign w:val="top"/>
           </w:tcPr>
           <w:p>
             <w:pPr>
-              <w:spacing w:before="40" w:after="80" w:line="276" w:lineRule="auto"/>
+              <w:spacing w:before="40" w:after="40"/>
+              <w:jc w:val="center"/>
             </w:pPr>
             <w:r>
               <w:rPr>
                 <w:rFonts w:ascii="Arial" w:hAnsi="Arial"/>
-                <w:b/>
-                <w:color w:val="111827"/>
+                <w:color w:val="000000"/>
                 <w:sz w:val="20"/>
               </w:rPr>
-              <w:t>Opinion: Advantages (Mặt tốt - Nhân viên hiểu khách hàng và làm việc nhiệt tình hơn)</w:t>
+              <w:t>46</w:t>
+            </w:r>
+          </w:p>
+        </w:tc>
+        <w:tc>
+          <w:tcPr>
+            <w:tcW w:type="dxa" w:w="3816"/>
+            <w:vMerge w:val="restart"/>
+            <w:tcMar>
+              <w:top w:w="120" w:type="dxa"/>
+              <w:bottom w:w="120" w:type="dxa"/>
+              <w:left w:w="120" w:type="dxa"/>
+              <w:right w:w="120" w:type="dxa"/>
+            </w:tcMar>
+            <w:vAlign w:val="top"/>
+          </w:tcPr>
+          <w:p>
+            <w:pPr>
+              <w:spacing w:before="40" w:after="40" w:line="276" w:lineRule="auto"/>
+              <w:jc w:val="left"/>
+            </w:pPr>
+            <w:r>
+              <w:rPr>
+                <w:rFonts w:ascii="Arial" w:hAnsi="Arial"/>
+                <w:color w:val="000000"/>
+                <w:sz w:val="19"/>
+              </w:rPr>
+              <w:t>In some companies, employers involve workers in the decision-making process about products and services. What are the advantages and disadvantages of such a policy?</w:t>
+            </w:r>
+          </w:p>
+        </w:tc>
+        <w:tc>
+          <w:tcPr>
+            <w:tcW w:type="dxa" w:w="6336"/>
+            <w:tcMar>
+              <w:top w:w="120" w:type="dxa"/>
+              <w:bottom w:w="120" w:type="dxa"/>
+              <w:left w:w="140" w:type="dxa"/>
+              <w:right w:w="140" w:type="dxa"/>
+            </w:tcMar>
+            <w:vAlign w:val="top"/>
+          </w:tcPr>
+          <w:p>
+            <w:pPr>
+              <w:spacing w:before="20" w:after="60" w:line="276" w:lineRule="auto"/>
+            </w:pPr>
+            <w:r>
+              <w:rPr>
+                <w:rFonts w:ascii="Arial" w:hAnsi="Arial"/>
+                <w:b/>
+                <w:color w:val="000000"/>
+                <w:sz w:val="20"/>
+              </w:rPr>
+              <w:t>Opinion: Advantages (Ưu điểm / Mặt tốt)</w:t>
             </w:r>
           </w:p>
           <w:p>
             <w:pPr>
-              <w:spacing w:before="60" w:after="40" w:line="276" w:lineRule="auto"/>
+              <w:spacing w:before="40" w:after="20" w:line="276" w:lineRule="auto"/>
             </w:pPr>
             <w:r>
               <w:rPr>
                 <w:rFonts w:ascii="Arial" w:hAnsi="Arial"/>
                 <w:b/>
-                <w:color w:val="0F172A"/>
+                <w:color w:val="000000"/>
                 <w:sz w:val="19"/>
               </w:rPr>
               <w:t xml:space="preserve">Point 1: </w:t>
@@ -6279,8 +6206,7 @@
             <w:r>
               <w:rPr>
                 <w:rFonts w:ascii="Arial" w:hAnsi="Arial"/>
-                <w:b/>
-                <w:color w:val="1E293B"/>
+                <w:color w:val="111827"/>
                 <w:sz w:val="19"/>
               </w:rPr>
               <w:t>Workers talk to customers every day and know what to fix (Nhân viên tiếp xúc với khách hàng mỗi ngày nên biết rõ cần sửa đổi gì)</w:t>
@@ -6288,8 +6214,8 @@
           </w:p>
           <w:p>
             <w:pPr>
-              <w:spacing w:before="20" w:after="40" w:line="276" w:lineRule="auto"/>
-              <w:ind w:left="259"/>
+              <w:spacing w:before="0" w:after="20" w:line="276" w:lineRule="auto"/>
+              <w:ind w:left="216"/>
             </w:pPr>
             <w:r>
               <w:rPr>
@@ -6303,7 +6229,7 @@
             <w:r>
               <w:rPr>
                 <w:rFonts w:ascii="Arial" w:hAnsi="Arial"/>
-                <w:color w:val="1E293B"/>
+                <w:color w:val="1F2937"/>
                 <w:sz w:val="18"/>
               </w:rPr>
               <w:t>Sales staff and waiters hear direct complaints from customers every day, so they have great practical ideas to improve products that the manager does not know.</w:t>
@@ -6311,8 +6237,8 @@
           </w:p>
           <w:p>
             <w:pPr>
-              <w:spacing w:before="20" w:after="60" w:line="276" w:lineRule="auto"/>
-              <w:ind w:left="259"/>
+              <w:spacing w:before="0" w:after="40" w:line="276" w:lineRule="auto"/>
+              <w:ind w:left="216"/>
             </w:pPr>
             <w:r>
               <w:rPr>
@@ -6326,7 +6252,7 @@
             <w:r>
               <w:rPr>
                 <w:rFonts w:ascii="Arial" w:hAnsi="Arial"/>
-                <w:color w:val="475569"/>
+                <w:color w:val="4B5563"/>
                 <w:sz w:val="18"/>
               </w:rPr>
               <w:t>Nhân viên bán hàng và phục vụ nghe khách phàn nàn trực tiếp mỗi ngày, nên họ biết chính xác món ăn hay sản phẩm cần sửa chỗ nào mà các sếp ngồi văn phòng không thấy.</w:t>
@@ -6334,13 +6260,13 @@
           </w:p>
           <w:p>
             <w:pPr>
-              <w:spacing w:before="60" w:after="40" w:line="276" w:lineRule="auto"/>
+              <w:spacing w:before="40" w:after="20" w:line="276" w:lineRule="auto"/>
             </w:pPr>
             <w:r>
               <w:rPr>
                 <w:rFonts w:ascii="Arial" w:hAnsi="Arial"/>
                 <w:b/>
-                <w:color w:val="0F172A"/>
+                <w:color w:val="000000"/>
                 <w:sz w:val="19"/>
               </w:rPr>
               <w:t xml:space="preserve">Point 2: </w:t>
@@ -6348,8 +6274,7 @@
             <w:r>
               <w:rPr>
                 <w:rFonts w:ascii="Arial" w:hAnsi="Arial"/>
-                <w:b/>
-                <w:color w:val="1E293B"/>
+                <w:color w:val="111827"/>
                 <w:sz w:val="19"/>
               </w:rPr>
               <w:t>Workers feel respected and work harder for the company (Nhân viên thấy mình được tôn trọng sẽ yêu thích công việc và gắn bó lâu hơn)</w:t>
@@ -6357,8 +6282,8 @@
           </w:p>
           <w:p>
             <w:pPr>
-              <w:spacing w:before="20" w:after="40" w:line="276" w:lineRule="auto"/>
-              <w:ind w:left="259"/>
+              <w:spacing w:before="0" w:after="20" w:line="276" w:lineRule="auto"/>
+              <w:ind w:left="216"/>
             </w:pPr>
             <w:r>
               <w:rPr>
@@ -6372,7 +6297,7 @@
             <w:r>
               <w:rPr>
                 <w:rFonts w:ascii="Arial" w:hAnsi="Arial"/>
-                <w:color w:val="1E293B"/>
+                <w:color w:val="1F2937"/>
                 <w:sz w:val="18"/>
               </w:rPr>
               <w:t>When bosses listen to their ideas, workers feel proud and happy at work, so they try their best and stay with the company longer instead of quitting.</w:t>
@@ -6380,8 +6305,8 @@
           </w:p>
           <w:p>
             <w:pPr>
-              <w:spacing w:before="20" w:after="60" w:line="276" w:lineRule="auto"/>
-              <w:ind w:left="259"/>
+              <w:spacing w:before="0" w:after="40" w:line="276" w:lineRule="auto"/>
+              <w:ind w:left="216"/>
             </w:pPr>
             <w:r>
               <w:rPr>
@@ -6395,7 +6320,7 @@
             <w:r>
               <w:rPr>
                 <w:rFonts w:ascii="Arial" w:hAnsi="Arial"/>
-                <w:color w:val="475569"/>
+                <w:color w:val="4B5563"/>
                 <w:sz w:val="18"/>
               </w:rPr>
               <w:t>Khi được sếp lắng nghe ý kiến, người lao động cảm thấy mình được coi trọng, từ đó đi làm vui vẻ hơn, nhiệt tình hơn và gắn bó lâu dài chứ không muốn nhảy việc.</w:t>
@@ -6403,29 +6328,29 @@
           </w:p>
           <w:p>
             <w:pPr>
-              <w:spacing w:before="80" w:after="40" w:line="276" w:lineRule="auto"/>
+              <w:spacing w:before="60" w:after="20" w:line="276" w:lineRule="auto"/>
             </w:pPr>
             <w:r>
               <w:rPr>
                 <w:rFonts w:ascii="Arial" w:hAnsi="Arial"/>
                 <w:b/>
-                <w:color w:val="4338CA"/>
-                <w:sz w:val="19"/>
-              </w:rPr>
-              <w:t>Key Vocabulary / Useful Phrases (Từ vựng &amp; Cụm từ gợi ý):</w:t>
+                <w:color w:val="4F46E5"/>
+                <w:sz w:val="18"/>
+              </w:rPr>
+              <w:t>Suggested Vocabulary (Từ vựng gợi ý):</w:t>
             </w:r>
           </w:p>
           <w:p>
             <w:pPr>
-              <w:spacing w:before="20" w:after="20" w:line="276" w:lineRule="auto"/>
-              <w:ind w:left="259"/>
+              <w:spacing w:before="0" w:after="20" w:line="269" w:lineRule="auto"/>
+              <w:ind w:left="216"/>
             </w:pPr>
             <w:r>
               <w:rPr>
                 <w:rFonts w:ascii="Arial" w:hAnsi="Arial"/>
                 <w:b/>
-                <w:color w:val="4F46E5"/>
-                <w:sz w:val="18"/>
+                <w:color w:val="6366F1"/>
+                <w:sz w:val="17"/>
               </w:rPr>
               <w:t xml:space="preserve">• </w:t>
             </w:r>
@@ -6433,31 +6358,31 @@
               <w:rPr>
                 <w:rFonts w:ascii="Arial" w:hAnsi="Arial"/>
                 <w:b/>
-                <w:color w:val="0F172A"/>
-                <w:sz w:val="18"/>
+                <w:color w:val="111827"/>
+                <w:sz w:val="17"/>
               </w:rPr>
               <w:t xml:space="preserve">frontline workers: </w:t>
             </w:r>
             <w:r>
               <w:rPr>
                 <w:rFonts w:ascii="Arial" w:hAnsi="Arial"/>
-                <w:color w:val="475569"/>
-                <w:sz w:val="18"/>
+                <w:color w:val="4B5563"/>
+                <w:sz w:val="17"/>
               </w:rPr>
               <w:t>nhân viên trực tiếp bán hàng / phục vụ</w:t>
             </w:r>
           </w:p>
           <w:p>
             <w:pPr>
-              <w:spacing w:before="20" w:after="20" w:line="276" w:lineRule="auto"/>
-              <w:ind w:left="259"/>
+              <w:spacing w:before="0" w:after="20" w:line="269" w:lineRule="auto"/>
+              <w:ind w:left="216"/>
             </w:pPr>
             <w:r>
               <w:rPr>
                 <w:rFonts w:ascii="Arial" w:hAnsi="Arial"/>
                 <w:b/>
-                <w:color w:val="4F46E5"/>
-                <w:sz w:val="18"/>
+                <w:color w:val="6366F1"/>
+                <w:sz w:val="17"/>
               </w:rPr>
               <w:t xml:space="preserve">• </w:t>
             </w:r>
@@ -6465,31 +6390,31 @@
               <w:rPr>
                 <w:rFonts w:ascii="Arial" w:hAnsi="Arial"/>
                 <w:b/>
-                <w:color w:val="0F172A"/>
-                <w:sz w:val="18"/>
+                <w:color w:val="111827"/>
+                <w:sz w:val="17"/>
               </w:rPr>
               <w:t xml:space="preserve">listen to customer complaints: </w:t>
             </w:r>
             <w:r>
               <w:rPr>
                 <w:rFonts w:ascii="Arial" w:hAnsi="Arial"/>
-                <w:color w:val="475569"/>
-                <w:sz w:val="18"/>
+                <w:color w:val="4B5563"/>
+                <w:sz w:val="17"/>
               </w:rPr>
               <w:t>lắng nghe lời phàn nàn của khách hàng</w:t>
             </w:r>
           </w:p>
           <w:p>
             <w:pPr>
-              <w:spacing w:before="20" w:after="20" w:line="276" w:lineRule="auto"/>
-              <w:ind w:left="259"/>
+              <w:spacing w:before="0" w:after="20" w:line="269" w:lineRule="auto"/>
+              <w:ind w:left="216"/>
             </w:pPr>
             <w:r>
               <w:rPr>
                 <w:rFonts w:ascii="Arial" w:hAnsi="Arial"/>
                 <w:b/>
-                <w:color w:val="4F46E5"/>
-                <w:sz w:val="18"/>
+                <w:color w:val="6366F1"/>
+                <w:sz w:val="17"/>
               </w:rPr>
               <w:t xml:space="preserve">• </w:t>
             </w:r>
@@ -6497,31 +6422,31 @@
               <w:rPr>
                 <w:rFonts w:ascii="Arial" w:hAnsi="Arial"/>
                 <w:b/>
-                <w:color w:val="0F172A"/>
-                <w:sz w:val="18"/>
+                <w:color w:val="111827"/>
+                <w:sz w:val="17"/>
               </w:rPr>
               <w:t xml:space="preserve">practical improvement ideas: </w:t>
             </w:r>
             <w:r>
               <w:rPr>
                 <w:rFonts w:ascii="Arial" w:hAnsi="Arial"/>
-                <w:color w:val="475569"/>
-                <w:sz w:val="18"/>
+                <w:color w:val="4B5563"/>
+                <w:sz w:val="17"/>
               </w:rPr>
               <w:t>những ý tưởng cải tiến thực tế</w:t>
             </w:r>
           </w:p>
           <w:p>
             <w:pPr>
-              <w:spacing w:before="20" w:after="20" w:line="276" w:lineRule="auto"/>
-              <w:ind w:left="259"/>
+              <w:spacing w:before="0" w:after="20" w:line="269" w:lineRule="auto"/>
+              <w:ind w:left="216"/>
             </w:pPr>
             <w:r>
               <w:rPr>
                 <w:rFonts w:ascii="Arial" w:hAnsi="Arial"/>
                 <w:b/>
-                <w:color w:val="4F46E5"/>
-                <w:sz w:val="18"/>
+                <w:color w:val="6366F1"/>
+                <w:sz w:val="17"/>
               </w:rPr>
               <w:t xml:space="preserve">• </w:t>
             </w:r>
@@ -6529,31 +6454,31 @@
               <w:rPr>
                 <w:rFonts w:ascii="Arial" w:hAnsi="Arial"/>
                 <w:b/>
-                <w:color w:val="0F172A"/>
-                <w:sz w:val="18"/>
+                <w:color w:val="111827"/>
+                <w:sz w:val="17"/>
               </w:rPr>
               <w:t xml:space="preserve">feel respected and valued: </w:t>
             </w:r>
             <w:r>
               <w:rPr>
                 <w:rFonts w:ascii="Arial" w:hAnsi="Arial"/>
-                <w:color w:val="475569"/>
-                <w:sz w:val="18"/>
+                <w:color w:val="4B5563"/>
+                <w:sz w:val="17"/>
               </w:rPr>
               <w:t>cảm thấy mình được tôn trọng và coi trọng</w:t>
             </w:r>
           </w:p>
           <w:p>
             <w:pPr>
-              <w:spacing w:before="20" w:after="20" w:line="276" w:lineRule="auto"/>
-              <w:ind w:left="259"/>
+              <w:spacing w:before="0" w:after="20" w:line="269" w:lineRule="auto"/>
+              <w:ind w:left="216"/>
             </w:pPr>
             <w:r>
               <w:rPr>
                 <w:rFonts w:ascii="Arial" w:hAnsi="Arial"/>
                 <w:b/>
-                <w:color w:val="4F46E5"/>
-                <w:sz w:val="18"/>
+                <w:color w:val="6366F1"/>
+                <w:sz w:val="17"/>
               </w:rPr>
               <w:t xml:space="preserve">• </w:t>
             </w:r>
@@ -6561,16 +6486,16 @@
               <w:rPr>
                 <w:rFonts w:ascii="Arial" w:hAnsi="Arial"/>
                 <w:b/>
-                <w:color w:val="0F172A"/>
-                <w:sz w:val="18"/>
+                <w:color w:val="111827"/>
+                <w:sz w:val="17"/>
               </w:rPr>
               <w:t xml:space="preserve">stay loyal to the company: </w:t>
             </w:r>
             <w:r>
               <w:rPr>
                 <w:rFonts w:ascii="Arial" w:hAnsi="Arial"/>
-                <w:color w:val="475569"/>
-                <w:sz w:val="18"/>
+                <w:color w:val="4B5563"/>
+                <w:sz w:val="17"/>
               </w:rPr>
               <w:t>gắn bó trung thành, không muốn nhảy việc</w:t>
             </w:r>
@@ -6583,52 +6508,52 @@
         </w:trPr>
         <w:tc>
           <w:tcPr>
-            <w:tcW w:type="dxa" w:w="5035"/>
+            <w:tcW w:type="dxa" w:w="3600"/>
             <w:vMerge/>
           </w:tcPr>
           <w:p/>
         </w:tc>
         <w:tc>
           <w:tcPr>
-            <w:tcW w:type="dxa" w:w="5035"/>
+            <w:tcW w:type="dxa" w:w="3600"/>
             <w:vMerge/>
           </w:tcPr>
           <w:p/>
         </w:tc>
         <w:tc>
           <w:tcPr>
-            <w:tcW w:type="dxa" w:w="9562"/>
+            <w:tcW w:type="dxa" w:w="6336"/>
             <w:tcMar>
-              <w:top w:w="140" w:type="dxa"/>
-              <w:bottom w:w="140" w:type="dxa"/>
-              <w:left w:w="160" w:type="dxa"/>
-              <w:right w:w="160" w:type="dxa"/>
+              <w:top w:w="120" w:type="dxa"/>
+              <w:bottom w:w="120" w:type="dxa"/>
+              <w:left w:w="140" w:type="dxa"/>
+              <w:right w:w="140" w:type="dxa"/>
             </w:tcMar>
             <w:vAlign w:val="top"/>
           </w:tcPr>
           <w:p>
             <w:pPr>
-              <w:spacing w:before="40" w:after="80" w:line="276" w:lineRule="auto"/>
+              <w:spacing w:before="20" w:after="60" w:line="276" w:lineRule="auto"/>
             </w:pPr>
             <w:r>
               <w:rPr>
                 <w:rFonts w:ascii="Arial" w:hAnsi="Arial"/>
                 <w:b/>
-                <w:color w:val="111827"/>
+                <w:color w:val="000000"/>
                 <w:sz w:val="20"/>
               </w:rPr>
-              <w:t>Opinion: Disadvantages (Mặt xấu - Họp hành mất thời gian và dễ gây tị nạnh nội bộ)</w:t>
+              <w:t>Opinion: Disadvantages (Nhược điểm / Mặt xấu)</w:t>
             </w:r>
           </w:p>
           <w:p>
             <w:pPr>
-              <w:spacing w:before="60" w:after="40" w:line="276" w:lineRule="auto"/>
+              <w:spacing w:before="40" w:after="20" w:line="276" w:lineRule="auto"/>
             </w:pPr>
             <w:r>
               <w:rPr>
                 <w:rFonts w:ascii="Arial" w:hAnsi="Arial"/>
                 <w:b/>
-                <w:color w:val="0F172A"/>
+                <w:color w:val="000000"/>
                 <w:sz w:val="19"/>
               </w:rPr>
               <w:t xml:space="preserve">Point 1: </w:t>
@@ -6636,8 +6561,7 @@
             <w:r>
               <w:rPr>
                 <w:rFonts w:ascii="Arial" w:hAnsi="Arial"/>
-                <w:b/>
-                <w:color w:val="1E293B"/>
+                <w:color w:val="111827"/>
                 <w:sz w:val="19"/>
               </w:rPr>
               <w:t>Too many meetings waste time and slow down decisions (Họp hành quá nhiều làm mất thời gian và chậm trễ công việc)</w:t>
@@ -6645,8 +6569,8 @@
           </w:p>
           <w:p>
             <w:pPr>
-              <w:spacing w:before="20" w:after="40" w:line="276" w:lineRule="auto"/>
-              <w:ind w:left="259"/>
+              <w:spacing w:before="0" w:after="20" w:line="276" w:lineRule="auto"/>
+              <w:ind w:left="216"/>
             </w:pPr>
             <w:r>
               <w:rPr>
@@ -6660,7 +6584,7 @@
             <w:r>
               <w:rPr>
                 <w:rFonts w:ascii="Arial" w:hAnsi="Arial"/>
-                <w:color w:val="1E293B"/>
+                <w:color w:val="1F2937"/>
                 <w:sz w:val="18"/>
               </w:rPr>
               <w:t>Asking everyone for opinions takes a lot of time and leads to long meetings, which slows down urgent store decisions and takes time away from serving customers.</w:t>
@@ -6668,8 +6592,8 @@
           </w:p>
           <w:p>
             <w:pPr>
-              <w:spacing w:before="20" w:after="60" w:line="276" w:lineRule="auto"/>
-              <w:ind w:left="259"/>
+              <w:spacing w:before="0" w:after="40" w:line="276" w:lineRule="auto"/>
+              <w:ind w:left="216"/>
             </w:pPr>
             <w:r>
               <w:rPr>
@@ -6683,7 +6607,7 @@
             <w:r>
               <w:rPr>
                 <w:rFonts w:ascii="Arial" w:hAnsi="Arial"/>
-                <w:color w:val="475569"/>
+                <w:color w:val="4B5563"/>
                 <w:sz w:val="18"/>
               </w:rPr>
               <w:t>Hỏi ý kiến của từng người sẽ làm các cuộc họp kéo dài lê thê, làm chậm trễ các quyết định bán hàng gấp và mất thời gian phục vụ khách.</w:t>
@@ -6691,13 +6615,13 @@
           </w:p>
           <w:p>
             <w:pPr>
-              <w:spacing w:before="60" w:after="40" w:line="276" w:lineRule="auto"/>
+              <w:spacing w:before="40" w:after="20" w:line="276" w:lineRule="auto"/>
             </w:pPr>
             <w:r>
               <w:rPr>
                 <w:rFonts w:ascii="Arial" w:hAnsi="Arial"/>
                 <w:b/>
-                <w:color w:val="0F172A"/>
+                <w:color w:val="000000"/>
                 <w:sz w:val="19"/>
               </w:rPr>
               <w:t xml:space="preserve">Point 2: </w:t>
@@ -6705,8 +6629,7 @@
             <w:r>
               <w:rPr>
                 <w:rFonts w:ascii="Arial" w:hAnsi="Arial"/>
-                <w:b/>
-                <w:color w:val="1E293B"/>
+                <w:color w:val="111827"/>
                 <w:sz w:val="19"/>
               </w:rPr>
               <w:t>Disagreements and hurt feelings when an idea is rejected (Dễ cãi cọ và bất hòa khi ý kiến của người này được chọn còn người kia bị từ chối)</w:t>
@@ -6714,8 +6637,8 @@
           </w:p>
           <w:p>
             <w:pPr>
-              <w:spacing w:before="20" w:after="40" w:line="276" w:lineRule="auto"/>
-              <w:ind w:left="259"/>
+              <w:spacing w:before="0" w:after="20" w:line="276" w:lineRule="auto"/>
+              <w:ind w:left="216"/>
             </w:pPr>
             <w:r>
               <w:rPr>
@@ -6729,7 +6652,7 @@
             <w:r>
               <w:rPr>
                 <w:rFonts w:ascii="Arial" w:hAnsi="Arial"/>
-                <w:color w:val="1E293B"/>
+                <w:color w:val="1F2937"/>
                 <w:sz w:val="18"/>
               </w:rPr>
               <w:t>If the boss chooses one worker's suggestion and says no to others, some employees might feel jealous or hurt, which can cause bad feelings in the team.</w:t>
@@ -6737,8 +6660,8 @@
           </w:p>
           <w:p>
             <w:pPr>
-              <w:spacing w:before="20" w:after="60" w:line="276" w:lineRule="auto"/>
-              <w:ind w:left="259"/>
+              <w:spacing w:before="0" w:after="40" w:line="276" w:lineRule="auto"/>
+              <w:ind w:left="216"/>
             </w:pPr>
             <w:r>
               <w:rPr>
@@ -6752,7 +6675,7 @@
             <w:r>
               <w:rPr>
                 <w:rFonts w:ascii="Arial" w:hAnsi="Arial"/>
-                <w:color w:val="475569"/>
+                <w:color w:val="4B5563"/>
                 <w:sz w:val="18"/>
               </w:rPr>
               <w:t>Nếu người chủ chọn ý kiến của một bạn mà bác bỏ ý kiến của các bạn khác, nhân viên dễ sinh ra tị nạnh, giận dỗi và làm việc nhóm mất vui.</w:t>
@@ -6760,29 +6683,29 @@
           </w:p>
           <w:p>
             <w:pPr>
-              <w:spacing w:before="80" w:after="40" w:line="276" w:lineRule="auto"/>
+              <w:spacing w:before="60" w:after="20" w:line="276" w:lineRule="auto"/>
             </w:pPr>
             <w:r>
               <w:rPr>
                 <w:rFonts w:ascii="Arial" w:hAnsi="Arial"/>
                 <w:b/>
-                <w:color w:val="4338CA"/>
-                <w:sz w:val="19"/>
-              </w:rPr>
-              <w:t>Key Vocabulary / Useful Phrases (Từ vựng &amp; Cụm từ gợi ý):</w:t>
+                <w:color w:val="4F46E5"/>
+                <w:sz w:val="18"/>
+              </w:rPr>
+              <w:t>Suggested Vocabulary (Từ vựng gợi ý):</w:t>
             </w:r>
           </w:p>
           <w:p>
             <w:pPr>
-              <w:spacing w:before="20" w:after="20" w:line="276" w:lineRule="auto"/>
-              <w:ind w:left="259"/>
+              <w:spacing w:before="0" w:after="20" w:line="269" w:lineRule="auto"/>
+              <w:ind w:left="216"/>
             </w:pPr>
             <w:r>
               <w:rPr>
                 <w:rFonts w:ascii="Arial" w:hAnsi="Arial"/>
                 <w:b/>
-                <w:color w:val="4F46E5"/>
-                <w:sz w:val="18"/>
+                <w:color w:val="6366F1"/>
+                <w:sz w:val="17"/>
               </w:rPr>
               <w:t xml:space="preserve">• </w:t>
             </w:r>
@@ -6790,31 +6713,31 @@
               <w:rPr>
                 <w:rFonts w:ascii="Arial" w:hAnsi="Arial"/>
                 <w:b/>
-                <w:color w:val="0F172A"/>
-                <w:sz w:val="18"/>
+                <w:color w:val="111827"/>
+                <w:sz w:val="17"/>
               </w:rPr>
               <w:t xml:space="preserve">long, time-wasting meetings: </w:t>
             </w:r>
             <w:r>
               <w:rPr>
                 <w:rFonts w:ascii="Arial" w:hAnsi="Arial"/>
-                <w:color w:val="475569"/>
-                <w:sz w:val="18"/>
+                <w:color w:val="4B5563"/>
+                <w:sz w:val="17"/>
               </w:rPr>
               <w:t>các cuộc họp dài lê thê làm mất thời gian</w:t>
             </w:r>
           </w:p>
           <w:p>
             <w:pPr>
-              <w:spacing w:before="20" w:after="20" w:line="276" w:lineRule="auto"/>
-              <w:ind w:left="259"/>
+              <w:spacing w:before="0" w:after="20" w:line="269" w:lineRule="auto"/>
+              <w:ind w:left="216"/>
             </w:pPr>
             <w:r>
               <w:rPr>
                 <w:rFonts w:ascii="Arial" w:hAnsi="Arial"/>
                 <w:b/>
-                <w:color w:val="4F46E5"/>
-                <w:sz w:val="18"/>
+                <w:color w:val="6366F1"/>
+                <w:sz w:val="17"/>
               </w:rPr>
               <w:t xml:space="preserve">• </w:t>
             </w:r>
@@ -6822,31 +6745,31 @@
               <w:rPr>
                 <w:rFonts w:ascii="Arial" w:hAnsi="Arial"/>
                 <w:b/>
-                <w:color w:val="0F172A"/>
-                <w:sz w:val="18"/>
+                <w:color w:val="111827"/>
+                <w:sz w:val="17"/>
               </w:rPr>
               <w:t xml:space="preserve">slow down urgent decisions: </w:t>
             </w:r>
             <w:r>
               <w:rPr>
                 <w:rFonts w:ascii="Arial" w:hAnsi="Arial"/>
-                <w:color w:val="475569"/>
-                <w:sz w:val="18"/>
+                <w:color w:val="4B5563"/>
+                <w:sz w:val="17"/>
               </w:rPr>
               <w:t>làm chậm trễ các quyết định khẩn cấp</w:t>
             </w:r>
           </w:p>
           <w:p>
             <w:pPr>
-              <w:spacing w:before="20" w:after="20" w:line="276" w:lineRule="auto"/>
-              <w:ind w:left="259"/>
+              <w:spacing w:before="0" w:after="20" w:line="269" w:lineRule="auto"/>
+              <w:ind w:left="216"/>
             </w:pPr>
             <w:r>
               <w:rPr>
                 <w:rFonts w:ascii="Arial" w:hAnsi="Arial"/>
                 <w:b/>
-                <w:color w:val="4F46E5"/>
-                <w:sz w:val="18"/>
+                <w:color w:val="6366F1"/>
+                <w:sz w:val="17"/>
               </w:rPr>
               <w:t xml:space="preserve">• </w:t>
             </w:r>
@@ -6854,31 +6777,31 @@
               <w:rPr>
                 <w:rFonts w:ascii="Arial" w:hAnsi="Arial"/>
                 <w:b/>
-                <w:color w:val="0F172A"/>
-                <w:sz w:val="18"/>
+                <w:color w:val="111827"/>
+                <w:sz w:val="17"/>
               </w:rPr>
               <w:t xml:space="preserve">unrealistic budget ideas: </w:t>
             </w:r>
             <w:r>
               <w:rPr>
                 <w:rFonts w:ascii="Arial" w:hAnsi="Arial"/>
-                <w:color w:val="475569"/>
-                <w:sz w:val="18"/>
+                <w:color w:val="4B5563"/>
+                <w:sz w:val="17"/>
               </w:rPr>
               <w:t>ý tưởng tốn kém vượt quá ngân sách cửa hàng</w:t>
             </w:r>
           </w:p>
           <w:p>
             <w:pPr>
-              <w:spacing w:before="20" w:after="20" w:line="276" w:lineRule="auto"/>
-              <w:ind w:left="259"/>
+              <w:spacing w:before="0" w:after="20" w:line="269" w:lineRule="auto"/>
+              <w:ind w:left="216"/>
             </w:pPr>
             <w:r>
               <w:rPr>
                 <w:rFonts w:ascii="Arial" w:hAnsi="Arial"/>
                 <w:b/>
-                <w:color w:val="4F46E5"/>
-                <w:sz w:val="18"/>
+                <w:color w:val="6366F1"/>
+                <w:sz w:val="17"/>
               </w:rPr>
               <w:t xml:space="preserve">• </w:t>
             </w:r>
@@ -6886,31 +6809,31 @@
               <w:rPr>
                 <w:rFonts w:ascii="Arial" w:hAnsi="Arial"/>
                 <w:b/>
-                <w:color w:val="0F172A"/>
-                <w:sz w:val="18"/>
+                <w:color w:val="111827"/>
+                <w:sz w:val="17"/>
               </w:rPr>
               <w:t xml:space="preserve">interpersonal jealousy: </w:t>
             </w:r>
             <w:r>
               <w:rPr>
                 <w:rFonts w:ascii="Arial" w:hAnsi="Arial"/>
-                <w:color w:val="475569"/>
-                <w:sz w:val="18"/>
+                <w:color w:val="4B5563"/>
+                <w:sz w:val="17"/>
               </w:rPr>
               <w:t>sự tị nạnh / ghen tị giữa các nhân viên</w:t>
             </w:r>
           </w:p>
           <w:p>
             <w:pPr>
-              <w:spacing w:before="20" w:after="20" w:line="276" w:lineRule="auto"/>
-              <w:ind w:left="259"/>
+              <w:spacing w:before="0" w:after="20" w:line="269" w:lineRule="auto"/>
+              <w:ind w:left="216"/>
             </w:pPr>
             <w:r>
               <w:rPr>
                 <w:rFonts w:ascii="Arial" w:hAnsi="Arial"/>
                 <w:b/>
-                <w:color w:val="4F46E5"/>
-                <w:sz w:val="18"/>
+                <w:color w:val="6366F1"/>
+                <w:sz w:val="17"/>
               </w:rPr>
               <w:t xml:space="preserve">• </w:t>
             </w:r>
@@ -6918,16 +6841,16 @@
               <w:rPr>
                 <w:rFonts w:ascii="Arial" w:hAnsi="Arial"/>
                 <w:b/>
-                <w:color w:val="0F172A"/>
-                <w:sz w:val="18"/>
+                <w:color w:val="111827"/>
+                <w:sz w:val="17"/>
               </w:rPr>
               <w:t xml:space="preserve">hurt feelings and team division: </w:t>
             </w:r>
             <w:r>
               <w:rPr>
                 <w:rFonts w:ascii="Arial" w:hAnsi="Arial"/>
-                <w:color w:val="475569"/>
-                <w:sz w:val="18"/>
+                <w:color w:val="4B5563"/>
+                <w:sz w:val="17"/>
               </w:rPr>
               <w:t>tổn thương lòng tự ái và chia rẽ nội bộ</w:t>
             </w:r>
@@ -6936,8 +6859,8 @@
       </w:tr>
     </w:tbl>
     <w:sectPr>
-      <w:pgSz w:w="16834" w:h="11909" w:orient="landscape"/>
-      <w:pgMar w:top="864" w:right="864" w:bottom="864" w:left="864" w:header="720" w:footer="720" w:gutter="0"/>
+      <w:pgSz w:w="12240" w:h="15840"/>
+      <w:pgMar w:top="720" w:right="720" w:bottom="720" w:left="720" w:header="720" w:footer="720" w:gutter="0"/>
       <w:cols w:space="720"/>
       <w:docGrid w:linePitch="360"/>
     </w:sectPr>
